--- a/exports/brans_raporlari/8B_TURKCE_Brans_Raporu.docx
+++ b/exports/brans_raporlari/8B_TURKCE_Brans_Raporu.docx
@@ -4,14 +4,14 @@
   <w:body>
     <w:p>
       <w:pPr>
-        <w:spacing w:before="0" w:after="40"/>
+        <w:spacing w:before="0" w:after="20"/>
         <w:jc w:val="center"/>
       </w:pPr>
       <w:r>
         <w:rPr>
           <w:b/>
           <w:color w:val="1F497D"/>
-          <w:sz w:val="32"/>
+          <w:sz w:val="29"/>
         </w:rPr>
         <w:t>8/B SINIFI TÜRKÇE BRANŞI AKADEMİK TEŞHİS VE ÖĞRENCİ ANALİZ RAPORU</w:t>
         <w:br/>
@@ -20,9 +20,9 @@
         <w:rPr>
           <w:i/>
           <w:color w:val="5A5A5A"/>
-          <w:sz w:val="22"/>
+          <w:sz w:val="20"/>
         </w:rPr>
-        <w:t>Deneme Sınavı: 2026-2027  PARAF LGS 1 | Branş: Türkçe (20 Soru - Katsayı: 4.0x) | Örneklem: 27 Öğrenci</w:t>
+        <w:t>Deneme Sınavı: 2026-2027  NARTEST LGS 1 | Branş: Türkçe (20 Soru - Katsayı: 4.0x) | Örneklem: 28 Öğrenci</w:t>
       </w:r>
     </w:p>
     <w:tbl>
@@ -63,10 +63,10 @@
             <w:tcW w:w="2148" w:type="dxa"/>
             <w:shd w:fill="F2F5F8"/>
             <w:tcMar>
-              <w:top w:w="30" w:type="dxa"/>
-              <w:bottom w:w="30" w:type="dxa"/>
-              <w:left w:w="50" w:type="dxa"/>
-              <w:right w:w="50" w:type="dxa"/>
+              <w:top w:w="15" w:type="dxa"/>
+              <w:bottom w:w="15" w:type="dxa"/>
+              <w:left w:w="40" w:type="dxa"/>
+              <w:right w:w="40" w:type="dxa"/>
             </w:tcMar>
           </w:tcPr>
           <w:p>
@@ -76,7 +76,7 @@
             <w:r>
               <w:rPr>
                 <w:color w:val="5A5A5A"/>
-                <w:sz w:val="22"/>
+                <w:sz w:val="20"/>
               </w:rPr>
               <w:t>Sınıf Net Ort.</w:t>
               <w:br/>
@@ -85,21 +85,21 @@
               <w:rPr>
                 <w:b/>
                 <w:color w:val="1F497D"/>
-                <w:sz w:val="24"/>
+                <w:sz w:val="22"/>
               </w:rPr>
-              <w:t>7.89 / 20</w:t>
+              <w:t>12.37 / 20</w:t>
             </w:r>
           </w:p>
         </w:tc>
         <w:tc>
           <w:tcPr>
             <w:tcW w:w="2148" w:type="dxa"/>
-            <w:shd w:fill="FDEDEC"/>
+            <w:shd w:fill="E8F8F5"/>
             <w:tcMar>
-              <w:top w:w="30" w:type="dxa"/>
-              <w:bottom w:w="30" w:type="dxa"/>
-              <w:left w:w="50" w:type="dxa"/>
-              <w:right w:w="50" w:type="dxa"/>
+              <w:top w:w="15" w:type="dxa"/>
+              <w:bottom w:w="15" w:type="dxa"/>
+              <w:left w:w="40" w:type="dxa"/>
+              <w:right w:w="40" w:type="dxa"/>
             </w:tcMar>
           </w:tcPr>
           <w:p>
@@ -109,7 +109,7 @@
             <w:r>
               <w:rPr>
                 <w:color w:val="5A5A5A"/>
-                <w:sz w:val="22"/>
+                <w:sz w:val="20"/>
               </w:rPr>
               <w:t>Okul Ort. / Fark</w:t>
               <w:br/>
@@ -118,9 +118,9 @@
               <w:rPr>
                 <w:b/>
                 <w:color w:val="1F497D"/>
-                <w:sz w:val="24"/>
+                <w:sz w:val="22"/>
               </w:rPr>
-              <w:t>8.17 (-0.28)</w:t>
+              <w:t>11.95 (+0.42)</w:t>
             </w:r>
           </w:p>
         </w:tc>
@@ -129,10 +129,10 @@
             <w:tcW w:w="2148" w:type="dxa"/>
             <w:shd w:fill="E8F8F5"/>
             <w:tcMar>
-              <w:top w:w="30" w:type="dxa"/>
-              <w:bottom w:w="30" w:type="dxa"/>
-              <w:left w:w="50" w:type="dxa"/>
-              <w:right w:w="50" w:type="dxa"/>
+              <w:top w:w="15" w:type="dxa"/>
+              <w:bottom w:w="15" w:type="dxa"/>
+              <w:left w:w="40" w:type="dxa"/>
+              <w:right w:w="40" w:type="dxa"/>
             </w:tcMar>
           </w:tcPr>
           <w:p>
@@ -142,7 +142,7 @@
             <w:r>
               <w:rPr>
                 <w:color w:val="5A5A5A"/>
-                <w:sz w:val="22"/>
+                <w:sz w:val="20"/>
               </w:rPr>
               <w:t>Toplam Doğru</w:t>
               <w:br/>
@@ -151,9 +151,9 @@
               <w:rPr>
                 <w:b/>
                 <w:color w:val="1F497D"/>
-                <w:sz w:val="24"/>
+                <w:sz w:val="22"/>
               </w:rPr>
-              <w:t>287 (%53.1)</w:t>
+              <w:t>395 (%70.5)</w:t>
             </w:r>
           </w:p>
         </w:tc>
@@ -162,10 +162,10 @@
             <w:tcW w:w="2148" w:type="dxa"/>
             <w:shd w:fill="FDEDEC"/>
             <w:tcMar>
-              <w:top w:w="30" w:type="dxa"/>
-              <w:bottom w:w="30" w:type="dxa"/>
-              <w:left w:w="50" w:type="dxa"/>
-              <w:right w:w="50" w:type="dxa"/>
+              <w:top w:w="15" w:type="dxa"/>
+              <w:bottom w:w="15" w:type="dxa"/>
+              <w:left w:w="40" w:type="dxa"/>
+              <w:right w:w="40" w:type="dxa"/>
             </w:tcMar>
           </w:tcPr>
           <w:p>
@@ -175,7 +175,7 @@
             <w:r>
               <w:rPr>
                 <w:color w:val="5A5A5A"/>
-                <w:sz w:val="22"/>
+                <w:sz w:val="20"/>
               </w:rPr>
               <w:t>Toplam Yanlış</w:t>
               <w:br/>
@@ -184,9 +184,9 @@
               <w:rPr>
                 <w:b/>
                 <w:color w:val="1F497D"/>
-                <w:sz w:val="24"/>
+                <w:sz w:val="22"/>
               </w:rPr>
-              <w:t>222 (%41.1)</w:t>
+              <w:t>146 (%26.1)</w:t>
             </w:r>
           </w:p>
         </w:tc>
@@ -195,10 +195,10 @@
             <w:tcW w:w="2148" w:type="dxa"/>
             <w:shd w:fill="FEF9E7"/>
             <w:tcMar>
-              <w:top w:w="30" w:type="dxa"/>
-              <w:bottom w:w="30" w:type="dxa"/>
-              <w:left w:w="50" w:type="dxa"/>
-              <w:right w:w="50" w:type="dxa"/>
+              <w:top w:w="15" w:type="dxa"/>
+              <w:bottom w:w="15" w:type="dxa"/>
+              <w:left w:w="40" w:type="dxa"/>
+              <w:right w:w="40" w:type="dxa"/>
             </w:tcMar>
           </w:tcPr>
           <w:p>
@@ -208,7 +208,7 @@
             <w:r>
               <w:rPr>
                 <w:color w:val="5A5A5A"/>
-                <w:sz w:val="22"/>
+                <w:sz w:val="20"/>
               </w:rPr>
               <w:t>Toplam Boş</w:t>
               <w:br/>
@@ -217,9 +217,9 @@
               <w:rPr>
                 <w:b/>
                 <w:color w:val="1F497D"/>
-                <w:sz w:val="24"/>
+                <w:sz w:val="22"/>
               </w:rPr>
-              <w:t>31 (%5.7)</w:t>
+              <w:t>19 (%3.4)</w:t>
             </w:r>
           </w:p>
         </w:tc>
@@ -228,10 +228,10 @@
             <w:tcW w:w="2148" w:type="dxa"/>
             <w:shd w:fill="F2F5F8"/>
             <w:tcMar>
-              <w:top w:w="30" w:type="dxa"/>
-              <w:bottom w:w="30" w:type="dxa"/>
-              <w:left w:w="50" w:type="dxa"/>
-              <w:right w:w="50" w:type="dxa"/>
+              <w:top w:w="15" w:type="dxa"/>
+              <w:bottom w:w="15" w:type="dxa"/>
+              <w:left w:w="40" w:type="dxa"/>
+              <w:right w:w="40" w:type="dxa"/>
             </w:tcMar>
           </w:tcPr>
           <w:p>
@@ -241,7 +241,7 @@
             <w:r>
               <w:rPr>
                 <w:color w:val="5A5A5A"/>
-                <w:sz w:val="22"/>
+                <w:sz w:val="20"/>
               </w:rPr>
               <w:t>Zirve / Taban</w:t>
               <w:br/>
@@ -250,9 +250,9 @@
               <w:rPr>
                 <w:b/>
                 <w:color w:val="1F497D"/>
-                <w:sz w:val="24"/>
+                <w:sz w:val="22"/>
               </w:rPr>
-              <w:t>14.7 / -2.3</w:t>
+              <w:t>17.7 / 0.0</w:t>
             </w:r>
           </w:p>
         </w:tc>
@@ -261,10 +261,10 @@
             <w:tcW w:w="2148" w:type="dxa"/>
             <w:shd w:fill="F2F5F8"/>
             <w:tcMar>
-              <w:top w:w="30" w:type="dxa"/>
-              <w:bottom w:w="30" w:type="dxa"/>
-              <w:left w:w="50" w:type="dxa"/>
-              <w:right w:w="50" w:type="dxa"/>
+              <w:top w:w="15" w:type="dxa"/>
+              <w:bottom w:w="15" w:type="dxa"/>
+              <w:left w:w="40" w:type="dxa"/>
+              <w:right w:w="40" w:type="dxa"/>
             </w:tcMar>
           </w:tcPr>
           <w:p>
@@ -274,7 +274,7 @@
             <w:r>
               <w:rPr>
                 <w:color w:val="5A5A5A"/>
-                <w:sz w:val="22"/>
+                <w:sz w:val="20"/>
               </w:rPr>
               <w:t>Medyan Net</w:t>
               <w:br/>
@@ -283,9 +283,9 @@
               <w:rPr>
                 <w:b/>
                 <w:color w:val="1F497D"/>
-                <w:sz w:val="24"/>
+                <w:sz w:val="22"/>
               </w:rPr>
-              <w:t>8.33</w:t>
+              <w:t>13.84</w:t>
             </w:r>
           </w:p>
         </w:tc>
@@ -297,10 +297,10 @@
             <w:tcW w:w="8592" w:type="dxa"/>
             <w:shd w:fill="FDEDEC"/>
             <w:tcMar>
-              <w:top w:w="25" w:type="dxa"/>
-              <w:bottom w:w="25" w:type="dxa"/>
-              <w:left w:w="60" w:type="dxa"/>
-              <w:right w:w="60" w:type="dxa"/>
+              <w:top w:w="12" w:type="dxa"/>
+              <w:bottom w:w="12" w:type="dxa"/>
+              <w:left w:w="40" w:type="dxa"/>
+              <w:right w:w="40" w:type="dxa"/>
             </w:tcMar>
           </w:tcPr>
           <w:p>
@@ -308,16 +308,16 @@
               <w:rPr>
                 <w:b/>
                 <w:color w:val="900C3F"/>
-                <w:sz w:val="22"/>
+                <w:sz w:val="20"/>
               </w:rPr>
               <w:t>🔴 Negatif Net Kaybı Yaşayanlar (Aşırı Yanlış):</w:t>
               <w:br/>
             </w:r>
             <w:r>
               <w:rPr>
-                <w:sz w:val="22"/>
+                <w:sz w:val="20"/>
               </w:rPr>
-              <w:t>Meryem Bozdemi̇r (7Y), Tuna Koç (7Y), İpek Nur Usta (7Y), Kerem Araci (7Y), Kuzey Can (8Y), Kuzey Yusuf Uruklu (9Y), Kenan Emi̇r Yaman (9Y), Muzaffer Aki̇f Oçar (9Y), Zehra Şenel (8Y), Ahmet Nevfel Özkaya (10Y), Ilgin Kara (8Y), Nesri̇n Doğa Berber (11Y)</w:t>
+              <w:t>Ahmet Nevfel Özkaya (8Y), Uğur Kaan Yildiz (9Y), Cengi̇zhan Yilmaz (9Y), Deri̇n Yilmaz (10Y), Çinar Efe Gi̇rgi̇n (14Y), Mustafa Gülseven (15Y), Egehan Hardal (15Y)</w:t>
             </w:r>
           </w:p>
         </w:tc>
@@ -327,10 +327,10 @@
             <w:tcW w:w="6444" w:type="dxa"/>
             <w:shd w:fill="FEF9E7"/>
             <w:tcMar>
-              <w:top w:w="25" w:type="dxa"/>
-              <w:bottom w:w="25" w:type="dxa"/>
-              <w:left w:w="60" w:type="dxa"/>
-              <w:right w:w="60" w:type="dxa"/>
+              <w:top w:w="12" w:type="dxa"/>
+              <w:bottom w:w="12" w:type="dxa"/>
+              <w:left w:w="40" w:type="dxa"/>
+              <w:right w:w="40" w:type="dxa"/>
             </w:tcMar>
           </w:tcPr>
           <w:p>
@@ -338,14 +338,14 @@
               <w:rPr>
                 <w:b/>
                 <w:color w:val="7D6608"/>
-                <w:sz w:val="22"/>
+                <w:sz w:val="20"/>
               </w:rPr>
               <w:t>🟡 Süre / Çekinme Yaşayanlar (Aşırı Boş):</w:t>
               <w:br/>
             </w:r>
             <w:r>
               <w:rPr>
-                <w:sz w:val="22"/>
+                <w:sz w:val="20"/>
               </w:rPr>
               <w:t>Aşırı boş bırakan öğrenci bulunmuyor.</w:t>
             </w:r>
@@ -355,13 +355,13 @@
     </w:tbl>
     <w:p>
       <w:pPr>
-        <w:spacing w:before="80" w:after="20"/>
+        <w:spacing w:before="40" w:after="0"/>
       </w:pPr>
       <w:r>
         <w:rPr>
           <w:b/>
           <w:color w:val="1F497D"/>
-          <w:sz w:val="24"/>
+          <w:sz w:val="22"/>
         </w:rPr>
         <w:t>📌 TÜRKÇE KAZANIM BAŞARI ORANLARI VE KRİTİK AÇIĞI OLAN ÖĞRENCİLER</w:t>
       </w:r>
@@ -398,10 +398,10 @@
             <w:tcW w:w="3194" w:type="dxa"/>
             <w:shd w:fill="1F497D"/>
             <w:tcMar>
-              <w:top w:w="22" w:type="dxa"/>
-              <w:bottom w:w="22" w:type="dxa"/>
-              <w:left w:w="40" w:type="dxa"/>
-              <w:right w:w="40" w:type="dxa"/>
+              <w:top w:w="12" w:type="dxa"/>
+              <w:bottom w:w="12" w:type="dxa"/>
+              <w:left w:w="35" w:type="dxa"/>
+              <w:right w:w="35" w:type="dxa"/>
             </w:tcMar>
           </w:tcPr>
           <w:p>
@@ -420,10 +420,10 @@
             <w:tcW w:w="1134" w:type="dxa"/>
             <w:shd w:fill="1F497D"/>
             <w:tcMar>
-              <w:top w:w="22" w:type="dxa"/>
-              <w:bottom w:w="22" w:type="dxa"/>
-              <w:left w:w="40" w:type="dxa"/>
-              <w:right w:w="40" w:type="dxa"/>
+              <w:top w:w="12" w:type="dxa"/>
+              <w:bottom w:w="12" w:type="dxa"/>
+              <w:left w:w="35" w:type="dxa"/>
+              <w:right w:w="35" w:type="dxa"/>
             </w:tcMar>
           </w:tcPr>
           <w:p>
@@ -445,10 +445,10 @@
             <w:tcW w:w="2126" w:type="dxa"/>
             <w:shd w:fill="1F497D"/>
             <w:tcMar>
-              <w:top w:w="22" w:type="dxa"/>
-              <w:bottom w:w="22" w:type="dxa"/>
-              <w:left w:w="40" w:type="dxa"/>
-              <w:right w:w="40" w:type="dxa"/>
+              <w:top w:w="12" w:type="dxa"/>
+              <w:bottom w:w="12" w:type="dxa"/>
+              <w:left w:w="35" w:type="dxa"/>
+              <w:right w:w="35" w:type="dxa"/>
             </w:tcMar>
           </w:tcPr>
           <w:p>
@@ -470,10 +470,10 @@
             <w:tcW w:w="7796" w:type="dxa"/>
             <w:shd w:fill="1F497D"/>
             <w:tcMar>
-              <w:top w:w="22" w:type="dxa"/>
-              <w:bottom w:w="22" w:type="dxa"/>
-              <w:left w:w="40" w:type="dxa"/>
-              <w:right w:w="40" w:type="dxa"/>
+              <w:top w:w="12" w:type="dxa"/>
+              <w:bottom w:w="12" w:type="dxa"/>
+              <w:left w:w="35" w:type="dxa"/>
+              <w:right w:w="35" w:type="dxa"/>
             </w:tcMar>
           </w:tcPr>
           <w:p>
@@ -492,12 +492,12 @@
         <w:tc>
           <w:tcPr>
             <w:tcW w:w="3194" w:type="dxa"/>
-            <w:shd w:fill="FDEDEC"/>
+            <w:shd w:fill="FEF9E7"/>
             <w:tcMar>
-              <w:top w:w="18" w:type="dxa"/>
-              <w:bottom w:w="18" w:type="dxa"/>
-              <w:left w:w="30" w:type="dxa"/>
-              <w:right w:w="30" w:type="dxa"/>
+              <w:top w:w="4" w:type="dxa"/>
+              <w:bottom w:w="4" w:type="dxa"/>
+              <w:left w:w="20" w:type="dxa"/>
+              <w:right w:w="20" w:type="dxa"/>
             </w:tcMar>
           </w:tcPr>
           <w:p>
@@ -505,19 +505,19 @@
               <w:rPr>
                 <w:sz w:val="20"/>
               </w:rPr>
-              <w:t>Öznel ve Nesnel Anlatımlı Cümleler</w:t>
+              <w:t>Fiilimsilerin İşlevi</w:t>
             </w:r>
           </w:p>
         </w:tc>
         <w:tc>
           <w:tcPr>
             <w:tcW w:w="1134" w:type="dxa"/>
-            <w:shd w:fill="FDEDEC"/>
+            <w:shd w:fill="FEF9E7"/>
             <w:tcMar>
-              <w:top w:w="18" w:type="dxa"/>
-              <w:bottom w:w="18" w:type="dxa"/>
-              <w:left w:w="30" w:type="dxa"/>
-              <w:right w:w="30" w:type="dxa"/>
+              <w:top w:w="4" w:type="dxa"/>
+              <w:bottom w:w="4" w:type="dxa"/>
+              <w:left w:w="20" w:type="dxa"/>
+              <w:right w:w="20" w:type="dxa"/>
             </w:tcMar>
           </w:tcPr>
           <w:p>
@@ -529,462 +529,7 @@
                 <w:b/>
                 <w:sz w:val="20"/>
               </w:rPr>
-              <w:t>%22.2</w:t>
-            </w:r>
-          </w:p>
-        </w:tc>
-        <w:tc>
-          <w:tcPr>
-            <w:tcW w:w="2126" w:type="dxa"/>
-            <w:shd w:fill="FDEDEC"/>
-            <w:tcMar>
-              <w:top w:w="18" w:type="dxa"/>
-              <w:bottom w:w="18" w:type="dxa"/>
-              <w:left w:w="30" w:type="dxa"/>
-              <w:right w:w="30" w:type="dxa"/>
-            </w:tcMar>
-          </w:tcPr>
-          <w:p>
-            <w:pPr>
-              <w:jc w:val="center"/>
-            </w:pPr>
-            <w:r>
-              <w:rPr>
-                <w:b/>
-                <w:color w:val="900C3F"/>
-                <w:sz w:val="20"/>
-              </w:rPr>
-              <w:t>Acil Müdahale</w:t>
-            </w:r>
-          </w:p>
-        </w:tc>
-        <w:tc>
-          <w:tcPr>
-            <w:tcW w:w="7796" w:type="dxa"/>
-            <w:shd w:fill="FDEDEC"/>
-            <w:tcMar>
-              <w:top w:w="18" w:type="dxa"/>
-              <w:bottom w:w="18" w:type="dxa"/>
-              <w:left w:w="30" w:type="dxa"/>
-              <w:right w:w="30" w:type="dxa"/>
-            </w:tcMar>
-          </w:tcPr>
-          <w:p>
-            <w:r>
-              <w:rPr>
-                <w:sz w:val="25"/>
-              </w:rPr>
-              <w:t>(21 Öğr.): Erdem Yarar, Hali̇t Eren Hatunoğlu, Kuzey Yusuf Uruklu, Tuna Koç, Nesri̇n Doğa Berber, Meryem Bozdemi̇r, Kerem Araci, Ilgin Kara, Sümeyye Taşkin, Zahi̇de Gölükcü, Ahmet Nevfel Özkaya, Kenan Emi̇r Yaman, Ni̇sanur Kayabeyoğlu, Uğur Kaan Yildiz, İpek Nur Usta, Muzaffer Aki̇f Oçar, Çinar Efe Gi̇rgi̇n, Yusuf Eymen Yilmaz, Deri̇n Yilmaz, Mustafa Gülseven, Cengi̇zhan Yilmaz</w:t>
-            </w:r>
-          </w:p>
-        </w:tc>
-      </w:tr>
-      <w:tr>
-        <w:tc>
-          <w:tcPr>
-            <w:tcW w:w="3194" w:type="dxa"/>
-            <w:shd w:fill="FDEDEC"/>
-            <w:tcMar>
-              <w:top w:w="18" w:type="dxa"/>
-              <w:bottom w:w="18" w:type="dxa"/>
-              <w:left w:w="30" w:type="dxa"/>
-              <w:right w:w="30" w:type="dxa"/>
-            </w:tcMar>
-          </w:tcPr>
-          <w:p>
-            <w:r>
-              <w:rPr>
-                <w:sz w:val="20"/>
-              </w:rPr>
-              <w:t>Sebep-Sonuç, Amaç-Sonuç Cümleleri</w:t>
-            </w:r>
-          </w:p>
-        </w:tc>
-        <w:tc>
-          <w:tcPr>
-            <w:tcW w:w="1134" w:type="dxa"/>
-            <w:shd w:fill="FDEDEC"/>
-            <w:tcMar>
-              <w:top w:w="18" w:type="dxa"/>
-              <w:bottom w:w="18" w:type="dxa"/>
-              <w:left w:w="30" w:type="dxa"/>
-              <w:right w:w="30" w:type="dxa"/>
-            </w:tcMar>
-          </w:tcPr>
-          <w:p>
-            <w:pPr>
-              <w:jc w:val="center"/>
-            </w:pPr>
-            <w:r>
-              <w:rPr>
-                <w:b/>
-                <w:sz w:val="20"/>
-              </w:rPr>
-              <w:t>%25.9</w:t>
-            </w:r>
-          </w:p>
-        </w:tc>
-        <w:tc>
-          <w:tcPr>
-            <w:tcW w:w="2126" w:type="dxa"/>
-            <w:shd w:fill="FDEDEC"/>
-            <w:tcMar>
-              <w:top w:w="18" w:type="dxa"/>
-              <w:bottom w:w="18" w:type="dxa"/>
-              <w:left w:w="30" w:type="dxa"/>
-              <w:right w:w="30" w:type="dxa"/>
-            </w:tcMar>
-          </w:tcPr>
-          <w:p>
-            <w:pPr>
-              <w:jc w:val="center"/>
-            </w:pPr>
-            <w:r>
-              <w:rPr>
-                <w:b/>
-                <w:color w:val="900C3F"/>
-                <w:sz w:val="20"/>
-              </w:rPr>
-              <w:t>Acil Müdahale</w:t>
-            </w:r>
-          </w:p>
-        </w:tc>
-        <w:tc>
-          <w:tcPr>
-            <w:tcW w:w="7796" w:type="dxa"/>
-            <w:shd w:fill="FDEDEC"/>
-            <w:tcMar>
-              <w:top w:w="18" w:type="dxa"/>
-              <w:bottom w:w="18" w:type="dxa"/>
-              <w:left w:w="30" w:type="dxa"/>
-              <w:right w:w="30" w:type="dxa"/>
-            </w:tcMar>
-          </w:tcPr>
-          <w:p>
-            <w:r>
-              <w:rPr>
-                <w:sz w:val="25"/>
-              </w:rPr>
-              <w:t>(20 Öğr.): Erdem Yarar, Hali̇t Eren Hatunoğlu, Beren Koç, Kuzey Yusuf Uruklu, Tuna Koç, Nesri̇n Doğa Berber, Meryem Bozdemi̇r, Kerem Araci, Ilgin Kara, Sümeyye Taşkin, Zahi̇de Gölükcü, Kenan Emi̇r Yaman, Ni̇sanur Kayabeyoğlu, Uğur Kaan Yildiz, İpek Nur Usta, Muzaffer Aki̇f Oçar, Çinar Efe Gi̇rgi̇n, Yusuf Eymen Yilmaz, Deri̇n Yilmaz, Mustafa Gülseven</w:t>
-            </w:r>
-          </w:p>
-        </w:tc>
-      </w:tr>
-      <w:tr>
-        <w:tc>
-          <w:tcPr>
-            <w:tcW w:w="3194" w:type="dxa"/>
-            <w:shd w:fill="FDEDEC"/>
-            <w:tcMar>
-              <w:top w:w="18" w:type="dxa"/>
-              <w:bottom w:w="18" w:type="dxa"/>
-              <w:left w:w="30" w:type="dxa"/>
-              <w:right w:w="30" w:type="dxa"/>
-            </w:tcMar>
-          </w:tcPr>
-          <w:p>
-            <w:r>
-              <w:rPr>
-                <w:sz w:val="20"/>
-              </w:rPr>
-              <w:t>Soru-Cevap</w:t>
-            </w:r>
-          </w:p>
-        </w:tc>
-        <w:tc>
-          <w:tcPr>
-            <w:tcW w:w="1134" w:type="dxa"/>
-            <w:shd w:fill="FDEDEC"/>
-            <w:tcMar>
-              <w:top w:w="18" w:type="dxa"/>
-              <w:bottom w:w="18" w:type="dxa"/>
-              <w:left w:w="30" w:type="dxa"/>
-              <w:right w:w="30" w:type="dxa"/>
-            </w:tcMar>
-          </w:tcPr>
-          <w:p>
-            <w:pPr>
-              <w:jc w:val="center"/>
-            </w:pPr>
-            <w:r>
-              <w:rPr>
-                <w:b/>
-                <w:sz w:val="20"/>
-              </w:rPr>
-              <w:t>%25.9</w:t>
-            </w:r>
-          </w:p>
-        </w:tc>
-        <w:tc>
-          <w:tcPr>
-            <w:tcW w:w="2126" w:type="dxa"/>
-            <w:shd w:fill="FDEDEC"/>
-            <w:tcMar>
-              <w:top w:w="18" w:type="dxa"/>
-              <w:bottom w:w="18" w:type="dxa"/>
-              <w:left w:w="30" w:type="dxa"/>
-              <w:right w:w="30" w:type="dxa"/>
-            </w:tcMar>
-          </w:tcPr>
-          <w:p>
-            <w:pPr>
-              <w:jc w:val="center"/>
-            </w:pPr>
-            <w:r>
-              <w:rPr>
-                <w:b/>
-                <w:color w:val="900C3F"/>
-                <w:sz w:val="20"/>
-              </w:rPr>
-              <w:t>Acil Müdahale</w:t>
-            </w:r>
-          </w:p>
-        </w:tc>
-        <w:tc>
-          <w:tcPr>
-            <w:tcW w:w="7796" w:type="dxa"/>
-            <w:shd w:fill="FDEDEC"/>
-            <w:tcMar>
-              <w:top w:w="18" w:type="dxa"/>
-              <w:bottom w:w="18" w:type="dxa"/>
-              <w:left w:w="30" w:type="dxa"/>
-              <w:right w:w="30" w:type="dxa"/>
-            </w:tcMar>
-          </w:tcPr>
-          <w:p>
-            <w:r>
-              <w:rPr>
-                <w:sz w:val="25"/>
-              </w:rPr>
-              <w:t>(20 Öğr.): Orhan Efe Çeli̇kdemi̇r, Zeynep Ece Çeli̇kdemi̇r, Beren Koç, Tuna Koç, Kuzey Can, Çağrihan Bengül, Nesri̇n Doğa Berber, Meryem Bozdemi̇r, Kerem Araci, Ilgin Kara, Sümeyye Taşkin, Ahmet Nevfel Özkaya, Kenan Emi̇r Yaman, Ni̇sanur Kayabeyoğlu, Uğur Kaan Yildiz, İpek Nur Usta, Muzaffer Aki̇f Oçar, Yusuf Eymen Yilmaz, Deri̇n Yilmaz, Mustafa Gülseven</w:t>
-            </w:r>
-          </w:p>
-        </w:tc>
-      </w:tr>
-      <w:tr>
-        <w:tc>
-          <w:tcPr>
-            <w:tcW w:w="3194" w:type="dxa"/>
-            <w:shd w:fill="FDEDEC"/>
-            <w:tcMar>
-              <w:top w:w="18" w:type="dxa"/>
-              <w:bottom w:w="18" w:type="dxa"/>
-              <w:left w:w="30" w:type="dxa"/>
-              <w:right w:w="30" w:type="dxa"/>
-            </w:tcMar>
-          </w:tcPr>
-          <w:p>
-            <w:r>
-              <w:rPr>
-                <w:sz w:val="20"/>
-              </w:rPr>
-              <w:t>Büyük Harflerin Kullanıldığı Yerler</w:t>
-            </w:r>
-          </w:p>
-        </w:tc>
-        <w:tc>
-          <w:tcPr>
-            <w:tcW w:w="1134" w:type="dxa"/>
-            <w:shd w:fill="FDEDEC"/>
-            <w:tcMar>
-              <w:top w:w="18" w:type="dxa"/>
-              <w:bottom w:w="18" w:type="dxa"/>
-              <w:left w:w="30" w:type="dxa"/>
-              <w:right w:w="30" w:type="dxa"/>
-            </w:tcMar>
-          </w:tcPr>
-          <w:p>
-            <w:pPr>
-              <w:jc w:val="center"/>
-            </w:pPr>
-            <w:r>
-              <w:rPr>
-                <w:b/>
-                <w:sz w:val="20"/>
-              </w:rPr>
-              <w:t>%29.6</w:t>
-            </w:r>
-          </w:p>
-        </w:tc>
-        <w:tc>
-          <w:tcPr>
-            <w:tcW w:w="2126" w:type="dxa"/>
-            <w:shd w:fill="FDEDEC"/>
-            <w:tcMar>
-              <w:top w:w="18" w:type="dxa"/>
-              <w:bottom w:w="18" w:type="dxa"/>
-              <w:left w:w="30" w:type="dxa"/>
-              <w:right w:w="30" w:type="dxa"/>
-            </w:tcMar>
-          </w:tcPr>
-          <w:p>
-            <w:pPr>
-              <w:jc w:val="center"/>
-            </w:pPr>
-            <w:r>
-              <w:rPr>
-                <w:b/>
-                <w:color w:val="900C3F"/>
-                <w:sz w:val="20"/>
-              </w:rPr>
-              <w:t>Acil Müdahale</w:t>
-            </w:r>
-          </w:p>
-        </w:tc>
-        <w:tc>
-          <w:tcPr>
-            <w:tcW w:w="7796" w:type="dxa"/>
-            <w:shd w:fill="FDEDEC"/>
-            <w:tcMar>
-              <w:top w:w="18" w:type="dxa"/>
-              <w:bottom w:w="18" w:type="dxa"/>
-              <w:left w:w="30" w:type="dxa"/>
-              <w:right w:w="30" w:type="dxa"/>
-            </w:tcMar>
-          </w:tcPr>
-          <w:p>
-            <w:r>
-              <w:rPr>
-                <w:sz w:val="25"/>
-              </w:rPr>
-              <w:t>(19 Öğr.): Orhan Efe Çeli̇kdemi̇r, Zeynep Ece Çeli̇kdemi̇r, Erdem Yarar, Beren Koç, Kuzey Yusuf Uruklu, Kuzey Can, Çağrihan Bengül, Nesri̇n Doğa Berber, Kerem Araci, Sümeyye Taşkin, Ahmet Nevfel Özkaya, Zehra Şenel, Kenan Emi̇r Yaman, Ni̇sanur Kayabeyoğlu, Uğur Kaan Yildiz, Yusuf Eymen Yilmaz, Deri̇n Yilmaz, Mustafa Gülseven, Cengi̇zhan Yilmaz</w:t>
-            </w:r>
-          </w:p>
-        </w:tc>
-      </w:tr>
-      <w:tr>
-        <w:tc>
-          <w:tcPr>
-            <w:tcW w:w="3194" w:type="dxa"/>
-            <w:shd w:fill="FDEDEC"/>
-            <w:tcMar>
-              <w:top w:w="18" w:type="dxa"/>
-              <w:bottom w:w="18" w:type="dxa"/>
-              <w:left w:w="30" w:type="dxa"/>
-              <w:right w:w="30" w:type="dxa"/>
-            </w:tcMar>
-          </w:tcPr>
-          <w:p>
-            <w:r>
-              <w:rPr>
-                <w:sz w:val="20"/>
-              </w:rPr>
-              <w:t>FİİLİMSİLER</w:t>
-            </w:r>
-          </w:p>
-        </w:tc>
-        <w:tc>
-          <w:tcPr>
-            <w:tcW w:w="1134" w:type="dxa"/>
-            <w:shd w:fill="FDEDEC"/>
-            <w:tcMar>
-              <w:top w:w="18" w:type="dxa"/>
-              <w:bottom w:w="18" w:type="dxa"/>
-              <w:left w:w="30" w:type="dxa"/>
-              <w:right w:w="30" w:type="dxa"/>
-            </w:tcMar>
-          </w:tcPr>
-          <w:p>
-            <w:pPr>
-              <w:jc w:val="center"/>
-            </w:pPr>
-            <w:r>
-              <w:rPr>
-                <w:b/>
-                <w:sz w:val="20"/>
-              </w:rPr>
-              <w:t>%33.3</w:t>
-            </w:r>
-          </w:p>
-        </w:tc>
-        <w:tc>
-          <w:tcPr>
-            <w:tcW w:w="2126" w:type="dxa"/>
-            <w:shd w:fill="FDEDEC"/>
-            <w:tcMar>
-              <w:top w:w="18" w:type="dxa"/>
-              <w:bottom w:w="18" w:type="dxa"/>
-              <w:left w:w="30" w:type="dxa"/>
-              <w:right w:w="30" w:type="dxa"/>
-            </w:tcMar>
-          </w:tcPr>
-          <w:p>
-            <w:pPr>
-              <w:jc w:val="center"/>
-            </w:pPr>
-            <w:r>
-              <w:rPr>
-                <w:b/>
-                <w:color w:val="900C3F"/>
-                <w:sz w:val="20"/>
-              </w:rPr>
-              <w:t>Acil Müdahale</w:t>
-            </w:r>
-          </w:p>
-        </w:tc>
-        <w:tc>
-          <w:tcPr>
-            <w:tcW w:w="7796" w:type="dxa"/>
-            <w:shd w:fill="FDEDEC"/>
-            <w:tcMar>
-              <w:top w:w="18" w:type="dxa"/>
-              <w:bottom w:w="18" w:type="dxa"/>
-              <w:left w:w="30" w:type="dxa"/>
-              <w:right w:w="30" w:type="dxa"/>
-            </w:tcMar>
-          </w:tcPr>
-          <w:p>
-            <w:r>
-              <w:rPr>
-                <w:sz w:val="25"/>
-              </w:rPr>
-              <w:t>(14 Öğr.): Beren Koç, Kuzey Yusuf Uruklu, Tuna Koç, Kuzey Can, Nesri̇n Doğa Berber, Kerem Araci, Sümeyye Taşkin, Ahmet Nevfel Özkaya, Kenan Emi̇r Yaman, Ni̇sanur Kayabeyoğlu, Uğur Kaan Yildiz, Yusuf Eymen Yilmaz, Deri̇n Yilmaz, Cengi̇zhan Yilmaz</w:t>
-            </w:r>
-          </w:p>
-        </w:tc>
-      </w:tr>
-      <w:tr>
-        <w:tc>
-          <w:tcPr>
-            <w:tcW w:w="3194" w:type="dxa"/>
-            <w:shd w:fill="FEF9E7"/>
-            <w:tcMar>
-              <w:top w:w="18" w:type="dxa"/>
-              <w:bottom w:w="18" w:type="dxa"/>
-              <w:left w:w="30" w:type="dxa"/>
-              <w:right w:w="30" w:type="dxa"/>
-            </w:tcMar>
-          </w:tcPr>
-          <w:p>
-            <w:r>
-              <w:rPr>
-                <w:sz w:val="20"/>
-              </w:rPr>
-              <w:t>Sözcük ve Sözcük Gruplarında Anlam</w:t>
-            </w:r>
-          </w:p>
-        </w:tc>
-        <w:tc>
-          <w:tcPr>
-            <w:tcW w:w="1134" w:type="dxa"/>
-            <w:shd w:fill="FEF9E7"/>
-            <w:tcMar>
-              <w:top w:w="18" w:type="dxa"/>
-              <w:bottom w:w="18" w:type="dxa"/>
-              <w:left w:w="30" w:type="dxa"/>
-              <w:right w:w="30" w:type="dxa"/>
-            </w:tcMar>
-          </w:tcPr>
-          <w:p>
-            <w:pPr>
-              <w:jc w:val="center"/>
-            </w:pPr>
-            <w:r>
-              <w:rPr>
-                <w:b/>
-                <w:sz w:val="20"/>
-              </w:rPr>
-              <w:t>%46.3</w:t>
+              <w:t>%54.8</w:t>
             </w:r>
           </w:p>
         </w:tc>
@@ -993,10 +538,10 @@
             <w:tcW w:w="2126" w:type="dxa"/>
             <w:shd w:fill="FEF9E7"/>
             <w:tcMar>
-              <w:top w:w="18" w:type="dxa"/>
-              <w:bottom w:w="18" w:type="dxa"/>
-              <w:left w:w="30" w:type="dxa"/>
-              <w:right w:w="30" w:type="dxa"/>
+              <w:top w:w="4" w:type="dxa"/>
+              <w:bottom w:w="4" w:type="dxa"/>
+              <w:left w:w="20" w:type="dxa"/>
+              <w:right w:w="20" w:type="dxa"/>
             </w:tcMar>
           </w:tcPr>
           <w:p>
@@ -1018,10 +563,10 @@
             <w:tcW w:w="7796" w:type="dxa"/>
             <w:shd w:fill="FEF9E7"/>
             <w:tcMar>
-              <w:top w:w="18" w:type="dxa"/>
-              <w:bottom w:w="18" w:type="dxa"/>
-              <w:left w:w="30" w:type="dxa"/>
-              <w:right w:w="30" w:type="dxa"/>
+              <w:top w:w="4" w:type="dxa"/>
+              <w:bottom w:w="4" w:type="dxa"/>
+              <w:left w:w="20" w:type="dxa"/>
+              <w:right w:w="20" w:type="dxa"/>
             </w:tcMar>
           </w:tcPr>
           <w:p>
@@ -1029,189 +574,7 @@
               <w:rPr>
                 <w:sz w:val="25"/>
               </w:rPr>
-              <w:t>(8 Öğr.): Orhan Efe Çeli̇kdemi̇r, Kuzey Yusuf Uruklu, Nesri̇n Doğa Berber, Kerem Araci, Zahi̇de Gölükcü, Çinar Efe Gi̇rgi̇n, Yusuf Eymen Yilmaz, Mustafa Gülseven</w:t>
-            </w:r>
-          </w:p>
-        </w:tc>
-      </w:tr>
-      <w:tr>
-        <w:tc>
-          <w:tcPr>
-            <w:tcW w:w="3194" w:type="dxa"/>
-            <w:shd w:fill="FEF9E7"/>
-            <w:tcMar>
-              <w:top w:w="18" w:type="dxa"/>
-              <w:bottom w:w="18" w:type="dxa"/>
-              <w:left w:w="30" w:type="dxa"/>
-              <w:right w:w="30" w:type="dxa"/>
-            </w:tcMar>
-          </w:tcPr>
-          <w:p>
-            <w:r>
-              <w:rPr>
-                <w:sz w:val="20"/>
-              </w:rPr>
-              <w:t>Tablo ve Grafik Yorumlama</w:t>
-            </w:r>
-          </w:p>
-        </w:tc>
-        <w:tc>
-          <w:tcPr>
-            <w:tcW w:w="1134" w:type="dxa"/>
-            <w:shd w:fill="FEF9E7"/>
-            <w:tcMar>
-              <w:top w:w="18" w:type="dxa"/>
-              <w:bottom w:w="18" w:type="dxa"/>
-              <w:left w:w="30" w:type="dxa"/>
-              <w:right w:w="30" w:type="dxa"/>
-            </w:tcMar>
-          </w:tcPr>
-          <w:p>
-            <w:pPr>
-              <w:jc w:val="center"/>
-            </w:pPr>
-            <w:r>
-              <w:rPr>
-                <w:b/>
-                <w:sz w:val="20"/>
-              </w:rPr>
-              <w:t>%46.3</w:t>
-            </w:r>
-          </w:p>
-        </w:tc>
-        <w:tc>
-          <w:tcPr>
-            <w:tcW w:w="2126" w:type="dxa"/>
-            <w:shd w:fill="FEF9E7"/>
-            <w:tcMar>
-              <w:top w:w="18" w:type="dxa"/>
-              <w:bottom w:w="18" w:type="dxa"/>
-              <w:left w:w="30" w:type="dxa"/>
-              <w:right w:w="30" w:type="dxa"/>
-            </w:tcMar>
-          </w:tcPr>
-          <w:p>
-            <w:pPr>
-              <w:jc w:val="center"/>
-            </w:pPr>
-            <w:r>
-              <w:rPr>
-                <w:b/>
-                <w:color w:val="7D6608"/>
-                <w:sz w:val="20"/>
-              </w:rPr>
-              <w:t>Yüksek Risk</w:t>
-            </w:r>
-          </w:p>
-        </w:tc>
-        <w:tc>
-          <w:tcPr>
-            <w:tcW w:w="7796" w:type="dxa"/>
-            <w:shd w:fill="FEF9E7"/>
-            <w:tcMar>
-              <w:top w:w="18" w:type="dxa"/>
-              <w:bottom w:w="18" w:type="dxa"/>
-              <w:left w:w="30" w:type="dxa"/>
-              <w:right w:w="30" w:type="dxa"/>
-            </w:tcMar>
-          </w:tcPr>
-          <w:p>
-            <w:r>
-              <w:rPr>
-                <w:sz w:val="25"/>
-              </w:rPr>
-              <w:t>(9 Öğr.): Çağrihan Bengül, Meryem Bozdemi̇r, Ilgin Kara, Zahi̇de Gölükcü, Ni̇sanur Kayabeyoğlu, Yusuf Eymen Yilmaz, Deri̇n Yilmaz, Mustafa Gülseven, Cengi̇zhan Yilmaz</w:t>
-            </w:r>
-          </w:p>
-        </w:tc>
-      </w:tr>
-      <w:tr>
-        <w:tc>
-          <w:tcPr>
-            <w:tcW w:w="3194" w:type="dxa"/>
-            <w:shd w:fill="FEF9E7"/>
-            <w:tcMar>
-              <w:top w:w="18" w:type="dxa"/>
-              <w:bottom w:w="18" w:type="dxa"/>
-              <w:left w:w="30" w:type="dxa"/>
-              <w:right w:w="30" w:type="dxa"/>
-            </w:tcMar>
-          </w:tcPr>
-          <w:p>
-            <w:r>
-              <w:rPr>
-                <w:sz w:val="20"/>
-              </w:rPr>
-              <w:t>Metin Tamamlama-Metin Oluşturma</w:t>
-            </w:r>
-          </w:p>
-        </w:tc>
-        <w:tc>
-          <w:tcPr>
-            <w:tcW w:w="1134" w:type="dxa"/>
-            <w:shd w:fill="FEF9E7"/>
-            <w:tcMar>
-              <w:top w:w="18" w:type="dxa"/>
-              <w:bottom w:w="18" w:type="dxa"/>
-              <w:left w:w="30" w:type="dxa"/>
-              <w:right w:w="30" w:type="dxa"/>
-            </w:tcMar>
-          </w:tcPr>
-          <w:p>
-            <w:pPr>
-              <w:jc w:val="center"/>
-            </w:pPr>
-            <w:r>
-              <w:rPr>
-                <w:b/>
-                <w:sz w:val="20"/>
-              </w:rPr>
-              <w:t>%55.6</w:t>
-            </w:r>
-          </w:p>
-        </w:tc>
-        <w:tc>
-          <w:tcPr>
-            <w:tcW w:w="2126" w:type="dxa"/>
-            <w:shd w:fill="FEF9E7"/>
-            <w:tcMar>
-              <w:top w:w="18" w:type="dxa"/>
-              <w:bottom w:w="18" w:type="dxa"/>
-              <w:left w:w="30" w:type="dxa"/>
-              <w:right w:w="30" w:type="dxa"/>
-            </w:tcMar>
-          </w:tcPr>
-          <w:p>
-            <w:pPr>
-              <w:jc w:val="center"/>
-            </w:pPr>
-            <w:r>
-              <w:rPr>
-                <w:b/>
-                <w:color w:val="7D6608"/>
-                <w:sz w:val="20"/>
-              </w:rPr>
-              <w:t>Yüksek Risk</w:t>
-            </w:r>
-          </w:p>
-        </w:tc>
-        <w:tc>
-          <w:tcPr>
-            <w:tcW w:w="7796" w:type="dxa"/>
-            <w:shd w:fill="FEF9E7"/>
-            <w:tcMar>
-              <w:top w:w="18" w:type="dxa"/>
-              <w:bottom w:w="18" w:type="dxa"/>
-              <w:left w:w="30" w:type="dxa"/>
-              <w:right w:w="30" w:type="dxa"/>
-            </w:tcMar>
-          </w:tcPr>
-          <w:p>
-            <w:r>
-              <w:rPr>
-                <w:sz w:val="25"/>
-              </w:rPr>
-              <w:t>(12 Öğr.): Tuna Koç, Kuzey Can, Çağrihan Bengül, Sümeyye Taşkin, Zahi̇de Gölükcü, Ahmet Nevfel Özkaya, Ni̇sanur Kayabeyoğlu, Uğur Kaan Yildiz, İpek Nur Usta, Muzaffer Aki̇f Oçar, Yusuf Eymen Yilmaz, Mustafa Gülseven</w:t>
+              <w:t>(10 Öğr.): Kuzey Can, Kerem Araci, Kenan Emi̇r Yaman, Uğur Kaan Yildiz, Sümeyye Taşkin, Cengi̇zhan Yilmaz, Mustafa Gülseven, Deri̇n Yilmaz, Çinar Efe Gi̇rgi̇n, Egehan Hardal</w:t>
             </w:r>
           </w:p>
         </w:tc>
@@ -1222,10 +585,10 @@
             <w:tcW w:w="3194" w:type="dxa"/>
             <w:shd w:fill="E8F8F5"/>
             <w:tcMar>
-              <w:top w:w="18" w:type="dxa"/>
-              <w:bottom w:w="18" w:type="dxa"/>
-              <w:left w:w="30" w:type="dxa"/>
-              <w:right w:w="30" w:type="dxa"/>
+              <w:top w:w="4" w:type="dxa"/>
+              <w:bottom w:w="4" w:type="dxa"/>
+              <w:left w:w="20" w:type="dxa"/>
+              <w:right w:w="20" w:type="dxa"/>
             </w:tcMar>
           </w:tcPr>
           <w:p>
@@ -1244,10 +607,10 @@
             <w:tcW w:w="1134" w:type="dxa"/>
             <w:shd w:fill="E8F8F5"/>
             <w:tcMar>
-              <w:top w:w="18" w:type="dxa"/>
-              <w:bottom w:w="18" w:type="dxa"/>
-              <w:left w:w="30" w:type="dxa"/>
-              <w:right w:w="30" w:type="dxa"/>
+              <w:top w:w="4" w:type="dxa"/>
+              <w:bottom w:w="4" w:type="dxa"/>
+              <w:left w:w="20" w:type="dxa"/>
+              <w:right w:w="20" w:type="dxa"/>
             </w:tcMar>
           </w:tcPr>
           <w:p>
@@ -1268,10 +631,10 @@
             <w:tcW w:w="2126" w:type="dxa"/>
             <w:shd w:fill="E8F8F5"/>
             <w:tcMar>
-              <w:top w:w="18" w:type="dxa"/>
-              <w:bottom w:w="18" w:type="dxa"/>
-              <w:left w:w="30" w:type="dxa"/>
-              <w:right w:w="30" w:type="dxa"/>
+              <w:top w:w="4" w:type="dxa"/>
+              <w:bottom w:w="4" w:type="dxa"/>
+              <w:left w:w="20" w:type="dxa"/>
+              <w:right w:w="20" w:type="dxa"/>
             </w:tcMar>
           </w:tcPr>
           <w:p>
@@ -1284,7 +647,7 @@
                 <w:color w:val="0E6655"/>
                 <w:sz w:val="20"/>
               </w:rPr>
-              <w:t>8 Konu</w:t>
+              <w:t>10 Konu</w:t>
             </w:r>
           </w:p>
         </w:tc>
@@ -1293,10 +656,10 @@
             <w:tcW w:w="7796" w:type="dxa"/>
             <w:shd w:fill="E8F8F5"/>
             <w:tcMar>
-              <w:top w:w="18" w:type="dxa"/>
-              <w:bottom w:w="18" w:type="dxa"/>
-              <w:left w:w="30" w:type="dxa"/>
-              <w:right w:w="30" w:type="dxa"/>
+              <w:top w:w="4" w:type="dxa"/>
+              <w:bottom w:w="4" w:type="dxa"/>
+              <w:left w:w="20" w:type="dxa"/>
+              <w:right w:w="20" w:type="dxa"/>
             </w:tcMar>
           </w:tcPr>
           <w:p>
@@ -1304,7 +667,7 @@
               <w:rPr>
                 <w:sz w:val="24"/>
               </w:rPr>
-              <w:t>Yüksek başarılı konular: Nokta, Virgül, Noktalı Virgül (%63), Cümle Yorumlama-Örtülü Anlam (%67), Deyimler (%67), Görsel Yorumlama (%67), Konu-Başlık (%67), Hikâyenin Unsurları - 5N 1K (%74), Söz Sanatları (%85), Yardımcı Fikir (%96)</w:t>
+              <w:t>Yüksek başarılı konular: Sözcükte Anlam (%62), Söz Sanatları (%64), Grafik ve Tablo Okuma (%68), Düşünceyi Geliştirme Yolları (%75), Paragrafta Anlam ve Yapı (%75), Yazım Kuralları (%77), Deyimler ve Atasözleri (%79), Paragrafta Konu ve Başlık (%79), Cümlede Anlam (%83), Paragrafta Ana Düşünce (%86)</w:t>
             </w:r>
           </w:p>
         </w:tc>
@@ -1312,15 +675,20 @@
     </w:tbl>
     <w:p>
       <w:pPr>
-        <w:spacing w:before="80" w:after="20"/>
+        <w:spacing w:before="0" w:after="0" w:line="20" w:lineRule="exact"/>
       </w:pPr>
       <w:r>
         <w:rPr>
           <w:b/>
           <w:color w:val="1F497D"/>
-          <w:sz w:val="24"/>
+          <w:sz w:val="22"/>
         </w:rPr>
-        <w:t>👥 8/B SINIFI TÜM ÖĞRENCİLERİN BRANŞ PERFORMANS VE DAVRANIŞ SIRALAMASI (27 ÖĞRENCİ)</w:t>
+        <w:t>👥 8/B SINIFI TÜM ÖĞRENCİLERİN BRANŞ PERFORMANS VE DAVRANIŞ SIRALAMASI (28 ÖĞRENCİ)</w:t>
+      </w:r>
+      <w:r>
+        <w:rPr>
+          <w:sz w:val="2"/>
+        </w:rPr>
       </w:r>
     </w:p>
     <w:tbl>
@@ -1367,10 +735,10 @@
             <w:tcW w:w="1503" w:type="dxa"/>
             <w:shd w:fill="4A4A4A"/>
             <w:tcMar>
-              <w:top w:w="25" w:type="dxa"/>
-              <w:bottom w:w="25" w:type="dxa"/>
-              <w:left w:w="35" w:type="dxa"/>
-              <w:right w:w="35" w:type="dxa"/>
+              <w:top w:w="12" w:type="dxa"/>
+              <w:bottom w:w="12" w:type="dxa"/>
+              <w:left w:w="25" w:type="dxa"/>
+              <w:right w:w="25" w:type="dxa"/>
             </w:tcMar>
           </w:tcPr>
           <w:p>
@@ -1381,7 +749,7 @@
               <w:rPr>
                 <w:b/>
                 <w:color w:val="FFFFFF"/>
-                <w:sz w:val="20"/>
+                <w:sz w:val="19"/>
               </w:rPr>
               <w:t>Sıra</w:t>
             </w:r>
@@ -1392,10 +760,10 @@
             <w:tcW w:w="1503" w:type="dxa"/>
             <w:shd w:fill="4A4A4A"/>
             <w:tcMar>
-              <w:top w:w="25" w:type="dxa"/>
-              <w:bottom w:w="25" w:type="dxa"/>
-              <w:left w:w="35" w:type="dxa"/>
-              <w:right w:w="35" w:type="dxa"/>
+              <w:top w:w="12" w:type="dxa"/>
+              <w:bottom w:w="12" w:type="dxa"/>
+              <w:left w:w="25" w:type="dxa"/>
+              <w:right w:w="25" w:type="dxa"/>
             </w:tcMar>
           </w:tcPr>
           <w:p>
@@ -1406,7 +774,7 @@
               <w:rPr>
                 <w:b/>
                 <w:color w:val="FFFFFF"/>
-                <w:sz w:val="20"/>
+                <w:sz w:val="19"/>
               </w:rPr>
               <w:t>No</w:t>
             </w:r>
@@ -1417,10 +785,10 @@
             <w:tcW w:w="1503" w:type="dxa"/>
             <w:shd w:fill="4A4A4A"/>
             <w:tcMar>
-              <w:top w:w="25" w:type="dxa"/>
-              <w:bottom w:w="25" w:type="dxa"/>
-              <w:left w:w="35" w:type="dxa"/>
-              <w:right w:w="35" w:type="dxa"/>
+              <w:top w:w="12" w:type="dxa"/>
+              <w:bottom w:w="12" w:type="dxa"/>
+              <w:left w:w="25" w:type="dxa"/>
+              <w:right w:w="25" w:type="dxa"/>
             </w:tcMar>
           </w:tcPr>
           <w:p>
@@ -1428,7 +796,7 @@
               <w:rPr>
                 <w:b/>
                 <w:color w:val="FFFFFF"/>
-                <w:sz w:val="20"/>
+                <w:sz w:val="19"/>
               </w:rPr>
               <w:t>Öğrenci</w:t>
             </w:r>
@@ -1439,10 +807,10 @@
             <w:tcW w:w="1503" w:type="dxa"/>
             <w:shd w:fill="4A4A4A"/>
             <w:tcMar>
-              <w:top w:w="25" w:type="dxa"/>
-              <w:bottom w:w="25" w:type="dxa"/>
-              <w:left w:w="35" w:type="dxa"/>
-              <w:right w:w="35" w:type="dxa"/>
+              <w:top w:w="12" w:type="dxa"/>
+              <w:bottom w:w="12" w:type="dxa"/>
+              <w:left w:w="25" w:type="dxa"/>
+              <w:right w:w="25" w:type="dxa"/>
             </w:tcMar>
           </w:tcPr>
           <w:p>
@@ -1453,7 +821,7 @@
               <w:rPr>
                 <w:b/>
                 <w:color w:val="FFFFFF"/>
-                <w:sz w:val="20"/>
+                <w:sz w:val="19"/>
               </w:rPr>
               <w:t>D/Y/B</w:t>
             </w:r>
@@ -1464,10 +832,10 @@
             <w:tcW w:w="1503" w:type="dxa"/>
             <w:shd w:fill="4A4A4A"/>
             <w:tcMar>
-              <w:top w:w="25" w:type="dxa"/>
-              <w:bottom w:w="25" w:type="dxa"/>
-              <w:left w:w="35" w:type="dxa"/>
-              <w:right w:w="35" w:type="dxa"/>
+              <w:top w:w="12" w:type="dxa"/>
+              <w:bottom w:w="12" w:type="dxa"/>
+              <w:left w:w="25" w:type="dxa"/>
+              <w:right w:w="25" w:type="dxa"/>
             </w:tcMar>
           </w:tcPr>
           <w:p>
@@ -1478,7 +846,7 @@
               <w:rPr>
                 <w:b/>
                 <w:color w:val="FFFFFF"/>
-                <w:sz w:val="20"/>
+                <w:sz w:val="19"/>
               </w:rPr>
               <w:t>Net</w:t>
             </w:r>
@@ -1489,10 +857,10 @@
             <w:tcW w:w="1503" w:type="dxa"/>
             <w:shd w:fill="595959"/>
             <w:tcMar>
-              <w:top w:w="25" w:type="dxa"/>
-              <w:bottom w:w="25" w:type="dxa"/>
-              <w:left w:w="35" w:type="dxa"/>
-              <w:right w:w="35" w:type="dxa"/>
+              <w:top w:w="12" w:type="dxa"/>
+              <w:bottom w:w="12" w:type="dxa"/>
+              <w:left w:w="25" w:type="dxa"/>
+              <w:right w:w="25" w:type="dxa"/>
             </w:tcMar>
           </w:tcPr>
           <w:p>
@@ -1503,7 +871,7 @@
               <w:rPr>
                 <w:b/>
                 <w:color w:val="FFFFFF"/>
-                <w:sz w:val="20"/>
+                <w:sz w:val="19"/>
               </w:rPr>
               <w:t>Sıra</w:t>
             </w:r>
@@ -1514,10 +882,10 @@
             <w:tcW w:w="1503" w:type="dxa"/>
             <w:shd w:fill="595959"/>
             <w:tcMar>
-              <w:top w:w="25" w:type="dxa"/>
-              <w:bottom w:w="25" w:type="dxa"/>
-              <w:left w:w="35" w:type="dxa"/>
-              <w:right w:w="35" w:type="dxa"/>
+              <w:top w:w="12" w:type="dxa"/>
+              <w:bottom w:w="12" w:type="dxa"/>
+              <w:left w:w="25" w:type="dxa"/>
+              <w:right w:w="25" w:type="dxa"/>
             </w:tcMar>
           </w:tcPr>
           <w:p>
@@ -1528,7 +896,7 @@
               <w:rPr>
                 <w:b/>
                 <w:color w:val="FFFFFF"/>
-                <w:sz w:val="20"/>
+                <w:sz w:val="19"/>
               </w:rPr>
               <w:t>No</w:t>
             </w:r>
@@ -1539,10 +907,10 @@
             <w:tcW w:w="1503" w:type="dxa"/>
             <w:shd w:fill="595959"/>
             <w:tcMar>
-              <w:top w:w="25" w:type="dxa"/>
-              <w:bottom w:w="25" w:type="dxa"/>
-              <w:left w:w="35" w:type="dxa"/>
-              <w:right w:w="35" w:type="dxa"/>
+              <w:top w:w="12" w:type="dxa"/>
+              <w:bottom w:w="12" w:type="dxa"/>
+              <w:left w:w="25" w:type="dxa"/>
+              <w:right w:w="25" w:type="dxa"/>
             </w:tcMar>
           </w:tcPr>
           <w:p>
@@ -1550,7 +918,7 @@
               <w:rPr>
                 <w:b/>
                 <w:color w:val="FFFFFF"/>
-                <w:sz w:val="20"/>
+                <w:sz w:val="19"/>
               </w:rPr>
               <w:t>Öğrenci</w:t>
             </w:r>
@@ -1561,10 +929,10 @@
             <w:tcW w:w="1503" w:type="dxa"/>
             <w:shd w:fill="595959"/>
             <w:tcMar>
-              <w:top w:w="25" w:type="dxa"/>
-              <w:bottom w:w="25" w:type="dxa"/>
-              <w:left w:w="35" w:type="dxa"/>
-              <w:right w:w="35" w:type="dxa"/>
+              <w:top w:w="12" w:type="dxa"/>
+              <w:bottom w:w="12" w:type="dxa"/>
+              <w:left w:w="25" w:type="dxa"/>
+              <w:right w:w="25" w:type="dxa"/>
             </w:tcMar>
           </w:tcPr>
           <w:p>
@@ -1575,7 +943,7 @@
               <w:rPr>
                 <w:b/>
                 <w:color w:val="FFFFFF"/>
-                <w:sz w:val="20"/>
+                <w:sz w:val="19"/>
               </w:rPr>
               <w:t>D/Y/B</w:t>
             </w:r>
@@ -1586,10 +954,10 @@
             <w:tcW w:w="1503" w:type="dxa"/>
             <w:shd w:fill="595959"/>
             <w:tcMar>
-              <w:top w:w="25" w:type="dxa"/>
-              <w:bottom w:w="25" w:type="dxa"/>
-              <w:left w:w="35" w:type="dxa"/>
-              <w:right w:w="35" w:type="dxa"/>
+              <w:top w:w="12" w:type="dxa"/>
+              <w:bottom w:w="12" w:type="dxa"/>
+              <w:left w:w="25" w:type="dxa"/>
+              <w:right w:w="25" w:type="dxa"/>
             </w:tcMar>
           </w:tcPr>
           <w:p>
@@ -1600,7 +968,7 @@
               <w:rPr>
                 <w:b/>
                 <w:color w:val="FFFFFF"/>
-                <w:sz w:val="20"/>
+                <w:sz w:val="19"/>
               </w:rPr>
               <w:t>Net</w:t>
             </w:r>
@@ -1611,12 +979,12 @@
         <w:tc>
           <w:tcPr>
             <w:tcW w:w="1503" w:type="dxa"/>
-            <w:shd w:fill="FFFFFF"/>
+            <w:shd w:fill="E8F8F5"/>
             <w:tcMar>
-              <w:top w:w="22" w:type="dxa"/>
-              <w:bottom w:w="22" w:type="dxa"/>
-              <w:left w:w="30" w:type="dxa"/>
-              <w:right w:w="30" w:type="dxa"/>
+              <w:top w:w="4" w:type="dxa"/>
+              <w:bottom w:w="4" w:type="dxa"/>
+              <w:left w:w="20" w:type="dxa"/>
+              <w:right w:w="20" w:type="dxa"/>
             </w:tcMar>
           </w:tcPr>
           <w:p>
@@ -1625,7 +993,7 @@
             </w:pPr>
             <w:r>
               <w:rPr>
-                <w:sz w:val="20"/>
+                <w:sz w:val="18"/>
               </w:rPr>
               <w:t>1</w:t>
             </w:r>
@@ -1634,12 +1002,12 @@
         <w:tc>
           <w:tcPr>
             <w:tcW w:w="1503" w:type="dxa"/>
-            <w:shd w:fill="FFFFFF"/>
+            <w:shd w:fill="E8F8F5"/>
             <w:tcMar>
-              <w:top w:w="22" w:type="dxa"/>
-              <w:bottom w:w="22" w:type="dxa"/>
-              <w:left w:w="30" w:type="dxa"/>
-              <w:right w:w="30" w:type="dxa"/>
+              <w:top w:w="4" w:type="dxa"/>
+              <w:bottom w:w="4" w:type="dxa"/>
+              <w:left w:w="20" w:type="dxa"/>
+              <w:right w:w="20" w:type="dxa"/>
             </w:tcMar>
           </w:tcPr>
           <w:p>
@@ -1648,41 +1016,41 @@
             </w:pPr>
             <w:r>
               <w:rPr>
-                <w:sz w:val="20"/>
+                <w:sz w:val="18"/>
               </w:rPr>
-              <w:t>305</w:t>
+              <w:t>327</w:t>
             </w:r>
           </w:p>
         </w:tc>
         <w:tc>
           <w:tcPr>
             <w:tcW w:w="1503" w:type="dxa"/>
-            <w:shd w:fill="FFFFFF"/>
+            <w:shd w:fill="E8F8F5"/>
             <w:tcMar>
-              <w:top w:w="22" w:type="dxa"/>
-              <w:bottom w:w="22" w:type="dxa"/>
-              <w:left w:w="30" w:type="dxa"/>
-              <w:right w:w="30" w:type="dxa"/>
+              <w:top w:w="4" w:type="dxa"/>
+              <w:bottom w:w="4" w:type="dxa"/>
+              <w:left w:w="20" w:type="dxa"/>
+              <w:right w:w="20" w:type="dxa"/>
             </w:tcMar>
           </w:tcPr>
           <w:p>
             <w:r>
               <w:rPr>
-                <w:sz w:val="20"/>
+                <w:sz w:val="18"/>
               </w:rPr>
-              <w:t>Orhan Efe Çeli̇k</w:t>
+              <w:t>Melek Rana Kesi̇</w:t>
             </w:r>
           </w:p>
         </w:tc>
         <w:tc>
           <w:tcPr>
             <w:tcW w:w="1503" w:type="dxa"/>
-            <w:shd w:fill="FFFFFF"/>
+            <w:shd w:fill="E8F8F5"/>
             <w:tcMar>
-              <w:top w:w="22" w:type="dxa"/>
-              <w:bottom w:w="22" w:type="dxa"/>
-              <w:left w:w="30" w:type="dxa"/>
-              <w:right w:w="30" w:type="dxa"/>
+              <w:top w:w="4" w:type="dxa"/>
+              <w:bottom w:w="4" w:type="dxa"/>
+              <w:left w:w="20" w:type="dxa"/>
+              <w:right w:w="20" w:type="dxa"/>
             </w:tcMar>
           </w:tcPr>
           <w:p>
@@ -1691,21 +1059,21 @@
             </w:pPr>
             <w:r>
               <w:rPr>
-                <w:sz w:val="20"/>
+                <w:sz w:val="18"/>
               </w:rPr>
-              <w:t>16/4/0</w:t>
+              <w:t>18/1/1</w:t>
             </w:r>
           </w:p>
         </w:tc>
         <w:tc>
           <w:tcPr>
             <w:tcW w:w="1503" w:type="dxa"/>
-            <w:shd w:fill="FFFFFF"/>
+            <w:shd w:fill="E8F8F5"/>
             <w:tcMar>
-              <w:top w:w="22" w:type="dxa"/>
-              <w:bottom w:w="22" w:type="dxa"/>
-              <w:left w:w="30" w:type="dxa"/>
-              <w:right w:w="30" w:type="dxa"/>
+              <w:top w:w="4" w:type="dxa"/>
+              <w:bottom w:w="4" w:type="dxa"/>
+              <w:left w:w="20" w:type="dxa"/>
+              <w:right w:w="20" w:type="dxa"/>
             </w:tcMar>
           </w:tcPr>
           <w:p>
@@ -1715,9 +1083,9 @@
             <w:r>
               <w:rPr>
                 <w:b/>
-                <w:sz w:val="20"/>
+                <w:sz w:val="18"/>
               </w:rPr>
-              <w:t>14.67</w:t>
+              <w:t>17.67</w:t>
             </w:r>
           </w:p>
         </w:tc>
@@ -1726,10 +1094,10 @@
             <w:tcW w:w="1503" w:type="dxa"/>
             <w:shd w:fill="FFFFFF"/>
             <w:tcMar>
-              <w:top w:w="22" w:type="dxa"/>
-              <w:bottom w:w="22" w:type="dxa"/>
-              <w:left w:w="30" w:type="dxa"/>
-              <w:right w:w="30" w:type="dxa"/>
+              <w:top w:w="4" w:type="dxa"/>
+              <w:bottom w:w="4" w:type="dxa"/>
+              <w:left w:w="20" w:type="dxa"/>
+              <w:right w:w="20" w:type="dxa"/>
             </w:tcMar>
           </w:tcPr>
           <w:p>
@@ -1738,7 +1106,7 @@
             </w:pPr>
             <w:r>
               <w:rPr>
-                <w:sz w:val="20"/>
+                <w:sz w:val="18"/>
               </w:rPr>
               <w:t>15</w:t>
             </w:r>
@@ -1749,10 +1117,10 @@
             <w:tcW w:w="1503" w:type="dxa"/>
             <w:shd w:fill="FFFFFF"/>
             <w:tcMar>
-              <w:top w:w="22" w:type="dxa"/>
-              <w:bottom w:w="22" w:type="dxa"/>
-              <w:left w:w="30" w:type="dxa"/>
-              <w:right w:w="30" w:type="dxa"/>
+              <w:top w:w="4" w:type="dxa"/>
+              <w:bottom w:w="4" w:type="dxa"/>
+              <w:left w:w="20" w:type="dxa"/>
+              <w:right w:w="20" w:type="dxa"/>
             </w:tcMar>
           </w:tcPr>
           <w:p>
@@ -1761,7 +1129,1718 @@
             </w:pPr>
             <w:r>
               <w:rPr>
-                <w:sz w:val="20"/>
+                <w:sz w:val="18"/>
+              </w:rPr>
+              <w:t>386</w:t>
+            </w:r>
+          </w:p>
+        </w:tc>
+        <w:tc>
+          <w:tcPr>
+            <w:tcW w:w="1503" w:type="dxa"/>
+            <w:shd w:fill="FFFFFF"/>
+            <w:tcMar>
+              <w:top w:w="4" w:type="dxa"/>
+              <w:bottom w:w="4" w:type="dxa"/>
+              <w:left w:w="20" w:type="dxa"/>
+              <w:right w:w="20" w:type="dxa"/>
+            </w:tcMar>
+          </w:tcPr>
+          <w:p>
+            <w:r>
+              <w:rPr>
+                <w:sz w:val="18"/>
+              </w:rPr>
+              <w:t>Kuzey Can</w:t>
+            </w:r>
+          </w:p>
+        </w:tc>
+        <w:tc>
+          <w:tcPr>
+            <w:tcW w:w="1503" w:type="dxa"/>
+            <w:shd w:fill="FFFFFF"/>
+            <w:tcMar>
+              <w:top w:w="4" w:type="dxa"/>
+              <w:bottom w:w="4" w:type="dxa"/>
+              <w:left w:w="20" w:type="dxa"/>
+              <w:right w:w="20" w:type="dxa"/>
+            </w:tcMar>
+          </w:tcPr>
+          <w:p>
+            <w:pPr>
+              <w:jc w:val="center"/>
+            </w:pPr>
+            <w:r>
+              <w:rPr>
+                <w:sz w:val="18"/>
+              </w:rPr>
+              <w:t>15/4/1</w:t>
+            </w:r>
+          </w:p>
+        </w:tc>
+        <w:tc>
+          <w:tcPr>
+            <w:tcW w:w="1503" w:type="dxa"/>
+            <w:shd w:fill="FFFFFF"/>
+            <w:tcMar>
+              <w:top w:w="4" w:type="dxa"/>
+              <w:bottom w:w="4" w:type="dxa"/>
+              <w:left w:w="20" w:type="dxa"/>
+              <w:right w:w="20" w:type="dxa"/>
+            </w:tcMar>
+          </w:tcPr>
+          <w:p>
+            <w:pPr>
+              <w:jc w:val="center"/>
+            </w:pPr>
+            <w:r>
+              <w:rPr>
+                <w:b/>
+                <w:sz w:val="18"/>
+              </w:rPr>
+              <w:t>13.67</w:t>
+            </w:r>
+          </w:p>
+        </w:tc>
+      </w:tr>
+      <w:tr>
+        <w:tc>
+          <w:tcPr>
+            <w:tcW w:w="1503" w:type="dxa"/>
+            <w:shd w:fill="E8F8F5"/>
+            <w:tcMar>
+              <w:top w:w="4" w:type="dxa"/>
+              <w:bottom w:w="4" w:type="dxa"/>
+              <w:left w:w="20" w:type="dxa"/>
+              <w:right w:w="20" w:type="dxa"/>
+            </w:tcMar>
+          </w:tcPr>
+          <w:p>
+            <w:pPr>
+              <w:jc w:val="center"/>
+            </w:pPr>
+            <w:r>
+              <w:rPr>
+                <w:sz w:val="18"/>
+              </w:rPr>
+              <w:t>2</w:t>
+            </w:r>
+          </w:p>
+        </w:tc>
+        <w:tc>
+          <w:tcPr>
+            <w:tcW w:w="1503" w:type="dxa"/>
+            <w:shd w:fill="E8F8F5"/>
+            <w:tcMar>
+              <w:top w:w="4" w:type="dxa"/>
+              <w:bottom w:w="4" w:type="dxa"/>
+              <w:left w:w="20" w:type="dxa"/>
+              <w:right w:w="20" w:type="dxa"/>
+            </w:tcMar>
+          </w:tcPr>
+          <w:p>
+            <w:pPr>
+              <w:jc w:val="center"/>
+            </w:pPr>
+            <w:r>
+              <w:rPr>
+                <w:sz w:val="18"/>
+              </w:rPr>
+              <w:t>305</w:t>
+            </w:r>
+          </w:p>
+        </w:tc>
+        <w:tc>
+          <w:tcPr>
+            <w:tcW w:w="1503" w:type="dxa"/>
+            <w:shd w:fill="E8F8F5"/>
+            <w:tcMar>
+              <w:top w:w="4" w:type="dxa"/>
+              <w:bottom w:w="4" w:type="dxa"/>
+              <w:left w:w="20" w:type="dxa"/>
+              <w:right w:w="20" w:type="dxa"/>
+            </w:tcMar>
+          </w:tcPr>
+          <w:p>
+            <w:r>
+              <w:rPr>
+                <w:sz w:val="18"/>
+              </w:rPr>
+              <w:t>Orhan Efe Çeli̇k</w:t>
+            </w:r>
+          </w:p>
+        </w:tc>
+        <w:tc>
+          <w:tcPr>
+            <w:tcW w:w="1503" w:type="dxa"/>
+            <w:shd w:fill="E8F8F5"/>
+            <w:tcMar>
+              <w:top w:w="4" w:type="dxa"/>
+              <w:bottom w:w="4" w:type="dxa"/>
+              <w:left w:w="20" w:type="dxa"/>
+              <w:right w:w="20" w:type="dxa"/>
+            </w:tcMar>
+          </w:tcPr>
+          <w:p>
+            <w:pPr>
+              <w:jc w:val="center"/>
+            </w:pPr>
+            <w:r>
+              <w:rPr>
+                <w:sz w:val="18"/>
+              </w:rPr>
+              <w:t>18/2/0</w:t>
+            </w:r>
+          </w:p>
+        </w:tc>
+        <w:tc>
+          <w:tcPr>
+            <w:tcW w:w="1503" w:type="dxa"/>
+            <w:shd w:fill="E8F8F5"/>
+            <w:tcMar>
+              <w:top w:w="4" w:type="dxa"/>
+              <w:bottom w:w="4" w:type="dxa"/>
+              <w:left w:w="20" w:type="dxa"/>
+              <w:right w:w="20" w:type="dxa"/>
+            </w:tcMar>
+          </w:tcPr>
+          <w:p>
+            <w:pPr>
+              <w:jc w:val="center"/>
+            </w:pPr>
+            <w:r>
+              <w:rPr>
+                <w:b/>
+                <w:sz w:val="18"/>
+              </w:rPr>
+              <w:t>17.33</w:t>
+            </w:r>
+          </w:p>
+        </w:tc>
+        <w:tc>
+          <w:tcPr>
+            <w:tcW w:w="1503" w:type="dxa"/>
+            <w:shd w:fill="F9F9F9"/>
+            <w:tcMar>
+              <w:top w:w="4" w:type="dxa"/>
+              <w:bottom w:w="4" w:type="dxa"/>
+              <w:left w:w="20" w:type="dxa"/>
+              <w:right w:w="20" w:type="dxa"/>
+            </w:tcMar>
+          </w:tcPr>
+          <w:p>
+            <w:pPr>
+              <w:jc w:val="center"/>
+            </w:pPr>
+            <w:r>
+              <w:rPr>
+                <w:sz w:val="18"/>
+              </w:rPr>
+              <w:t>16</w:t>
+            </w:r>
+          </w:p>
+        </w:tc>
+        <w:tc>
+          <w:tcPr>
+            <w:tcW w:w="1503" w:type="dxa"/>
+            <w:shd w:fill="F9F9F9"/>
+            <w:tcMar>
+              <w:top w:w="4" w:type="dxa"/>
+              <w:bottom w:w="4" w:type="dxa"/>
+              <w:left w:w="20" w:type="dxa"/>
+              <w:right w:w="20" w:type="dxa"/>
+            </w:tcMar>
+          </w:tcPr>
+          <w:p>
+            <w:pPr>
+              <w:jc w:val="center"/>
+            </w:pPr>
+            <w:r>
+              <w:rPr>
+                <w:sz w:val="18"/>
+              </w:rPr>
+              <w:t>247</w:t>
+            </w:r>
+          </w:p>
+        </w:tc>
+        <w:tc>
+          <w:tcPr>
+            <w:tcW w:w="1503" w:type="dxa"/>
+            <w:shd w:fill="F9F9F9"/>
+            <w:tcMar>
+              <w:top w:w="4" w:type="dxa"/>
+              <w:bottom w:w="4" w:type="dxa"/>
+              <w:left w:w="20" w:type="dxa"/>
+              <w:right w:w="20" w:type="dxa"/>
+            </w:tcMar>
+          </w:tcPr>
+          <w:p>
+            <w:r>
+              <w:rPr>
+                <w:sz w:val="18"/>
+              </w:rPr>
+              <w:t>Zehra Şenel</w:t>
+            </w:r>
+          </w:p>
+        </w:tc>
+        <w:tc>
+          <w:tcPr>
+            <w:tcW w:w="1503" w:type="dxa"/>
+            <w:shd w:fill="F9F9F9"/>
+            <w:tcMar>
+              <w:top w:w="4" w:type="dxa"/>
+              <w:bottom w:w="4" w:type="dxa"/>
+              <w:left w:w="20" w:type="dxa"/>
+              <w:right w:w="20" w:type="dxa"/>
+            </w:tcMar>
+          </w:tcPr>
+          <w:p>
+            <w:pPr>
+              <w:jc w:val="center"/>
+            </w:pPr>
+            <w:r>
+              <w:rPr>
+                <w:sz w:val="18"/>
+              </w:rPr>
+              <w:t>15/4/1</w:t>
+            </w:r>
+          </w:p>
+        </w:tc>
+        <w:tc>
+          <w:tcPr>
+            <w:tcW w:w="1503" w:type="dxa"/>
+            <w:shd w:fill="F9F9F9"/>
+            <w:tcMar>
+              <w:top w:w="4" w:type="dxa"/>
+              <w:bottom w:w="4" w:type="dxa"/>
+              <w:left w:w="20" w:type="dxa"/>
+              <w:right w:w="20" w:type="dxa"/>
+            </w:tcMar>
+          </w:tcPr>
+          <w:p>
+            <w:pPr>
+              <w:jc w:val="center"/>
+            </w:pPr>
+            <w:r>
+              <w:rPr>
+                <w:b/>
+                <w:sz w:val="18"/>
+              </w:rPr>
+              <w:t>13.67</w:t>
+            </w:r>
+          </w:p>
+        </w:tc>
+      </w:tr>
+      <w:tr>
+        <w:tc>
+          <w:tcPr>
+            <w:tcW w:w="1503" w:type="dxa"/>
+            <w:shd w:fill="E8F8F5"/>
+            <w:tcMar>
+              <w:top w:w="4" w:type="dxa"/>
+              <w:bottom w:w="4" w:type="dxa"/>
+              <w:left w:w="20" w:type="dxa"/>
+              <w:right w:w="20" w:type="dxa"/>
+            </w:tcMar>
+          </w:tcPr>
+          <w:p>
+            <w:pPr>
+              <w:jc w:val="center"/>
+            </w:pPr>
+            <w:r>
+              <w:rPr>
+                <w:sz w:val="18"/>
+              </w:rPr>
+              <w:t>3</w:t>
+            </w:r>
+          </w:p>
+        </w:tc>
+        <w:tc>
+          <w:tcPr>
+            <w:tcW w:w="1503" w:type="dxa"/>
+            <w:shd w:fill="E8F8F5"/>
+            <w:tcMar>
+              <w:top w:w="4" w:type="dxa"/>
+              <w:bottom w:w="4" w:type="dxa"/>
+              <w:left w:w="20" w:type="dxa"/>
+              <w:right w:w="20" w:type="dxa"/>
+            </w:tcMar>
+          </w:tcPr>
+          <w:p>
+            <w:pPr>
+              <w:jc w:val="center"/>
+            </w:pPr>
+            <w:r>
+              <w:rPr>
+                <w:sz w:val="18"/>
+              </w:rPr>
+              <w:t>306</w:t>
+            </w:r>
+          </w:p>
+        </w:tc>
+        <w:tc>
+          <w:tcPr>
+            <w:tcW w:w="1503" w:type="dxa"/>
+            <w:shd w:fill="E8F8F5"/>
+            <w:tcMar>
+              <w:top w:w="4" w:type="dxa"/>
+              <w:bottom w:w="4" w:type="dxa"/>
+              <w:left w:w="20" w:type="dxa"/>
+              <w:right w:w="20" w:type="dxa"/>
+            </w:tcMar>
+          </w:tcPr>
+          <w:p>
+            <w:r>
+              <w:rPr>
+                <w:sz w:val="18"/>
+              </w:rPr>
+              <w:t>Zeynep Ece Çeli̇</w:t>
+            </w:r>
+          </w:p>
+        </w:tc>
+        <w:tc>
+          <w:tcPr>
+            <w:tcW w:w="1503" w:type="dxa"/>
+            <w:shd w:fill="E8F8F5"/>
+            <w:tcMar>
+              <w:top w:w="4" w:type="dxa"/>
+              <w:bottom w:w="4" w:type="dxa"/>
+              <w:left w:w="20" w:type="dxa"/>
+              <w:right w:w="20" w:type="dxa"/>
+            </w:tcMar>
+          </w:tcPr>
+          <w:p>
+            <w:pPr>
+              <w:jc w:val="center"/>
+            </w:pPr>
+            <w:r>
+              <w:rPr>
+                <w:sz w:val="18"/>
+              </w:rPr>
+              <w:t>18/2/0</w:t>
+            </w:r>
+          </w:p>
+        </w:tc>
+        <w:tc>
+          <w:tcPr>
+            <w:tcW w:w="1503" w:type="dxa"/>
+            <w:shd w:fill="E8F8F5"/>
+            <w:tcMar>
+              <w:top w:w="4" w:type="dxa"/>
+              <w:bottom w:w="4" w:type="dxa"/>
+              <w:left w:w="20" w:type="dxa"/>
+              <w:right w:w="20" w:type="dxa"/>
+            </w:tcMar>
+          </w:tcPr>
+          <w:p>
+            <w:pPr>
+              <w:jc w:val="center"/>
+            </w:pPr>
+            <w:r>
+              <w:rPr>
+                <w:b/>
+                <w:sz w:val="18"/>
+              </w:rPr>
+              <w:t>17.33</w:t>
+            </w:r>
+          </w:p>
+        </w:tc>
+        <w:tc>
+          <w:tcPr>
+            <w:tcW w:w="1503" w:type="dxa"/>
+            <w:shd w:fill="FFFFFF"/>
+            <w:tcMar>
+              <w:top w:w="4" w:type="dxa"/>
+              <w:bottom w:w="4" w:type="dxa"/>
+              <w:left w:w="20" w:type="dxa"/>
+              <w:right w:w="20" w:type="dxa"/>
+            </w:tcMar>
+          </w:tcPr>
+          <w:p>
+            <w:pPr>
+              <w:jc w:val="center"/>
+            </w:pPr>
+            <w:r>
+              <w:rPr>
+                <w:sz w:val="18"/>
+              </w:rPr>
+              <w:t>17</w:t>
+            </w:r>
+          </w:p>
+        </w:tc>
+        <w:tc>
+          <w:tcPr>
+            <w:tcW w:w="1503" w:type="dxa"/>
+            <w:shd w:fill="FFFFFF"/>
+            <w:tcMar>
+              <w:top w:w="4" w:type="dxa"/>
+              <w:bottom w:w="4" w:type="dxa"/>
+              <w:left w:w="20" w:type="dxa"/>
+              <w:right w:w="20" w:type="dxa"/>
+            </w:tcMar>
+          </w:tcPr>
+          <w:p>
+            <w:pPr>
+              <w:jc w:val="center"/>
+            </w:pPr>
+            <w:r>
+              <w:rPr>
+                <w:sz w:val="18"/>
+              </w:rPr>
+              <w:t>254</w:t>
+            </w:r>
+          </w:p>
+        </w:tc>
+        <w:tc>
+          <w:tcPr>
+            <w:tcW w:w="1503" w:type="dxa"/>
+            <w:shd w:fill="FFFFFF"/>
+            <w:tcMar>
+              <w:top w:w="4" w:type="dxa"/>
+              <w:bottom w:w="4" w:type="dxa"/>
+              <w:left w:w="20" w:type="dxa"/>
+              <w:right w:w="20" w:type="dxa"/>
+            </w:tcMar>
+          </w:tcPr>
+          <w:p>
+            <w:r>
+              <w:rPr>
+                <w:sz w:val="18"/>
+              </w:rPr>
+              <w:t>Yusuf Eymen Yilm</w:t>
+            </w:r>
+          </w:p>
+        </w:tc>
+        <w:tc>
+          <w:tcPr>
+            <w:tcW w:w="1503" w:type="dxa"/>
+            <w:shd w:fill="FFFFFF"/>
+            <w:tcMar>
+              <w:top w:w="4" w:type="dxa"/>
+              <w:bottom w:w="4" w:type="dxa"/>
+              <w:left w:w="20" w:type="dxa"/>
+              <w:right w:w="20" w:type="dxa"/>
+            </w:tcMar>
+          </w:tcPr>
+          <w:p>
+            <w:pPr>
+              <w:jc w:val="center"/>
+            </w:pPr>
+            <w:r>
+              <w:rPr>
+                <w:sz w:val="18"/>
+              </w:rPr>
+              <w:t>15/5/0</w:t>
+            </w:r>
+          </w:p>
+        </w:tc>
+        <w:tc>
+          <w:tcPr>
+            <w:tcW w:w="1503" w:type="dxa"/>
+            <w:shd w:fill="FFFFFF"/>
+            <w:tcMar>
+              <w:top w:w="4" w:type="dxa"/>
+              <w:bottom w:w="4" w:type="dxa"/>
+              <w:left w:w="20" w:type="dxa"/>
+              <w:right w:w="20" w:type="dxa"/>
+            </w:tcMar>
+          </w:tcPr>
+          <w:p>
+            <w:pPr>
+              <w:jc w:val="center"/>
+            </w:pPr>
+            <w:r>
+              <w:rPr>
+                <w:b/>
+                <w:sz w:val="18"/>
+              </w:rPr>
+              <w:t>13.33</w:t>
+            </w:r>
+          </w:p>
+        </w:tc>
+      </w:tr>
+      <w:tr>
+        <w:tc>
+          <w:tcPr>
+            <w:tcW w:w="1503" w:type="dxa"/>
+            <w:shd w:fill="E8F8F5"/>
+            <w:tcMar>
+              <w:top w:w="4" w:type="dxa"/>
+              <w:bottom w:w="4" w:type="dxa"/>
+              <w:left w:w="20" w:type="dxa"/>
+              <w:right w:w="20" w:type="dxa"/>
+            </w:tcMar>
+          </w:tcPr>
+          <w:p>
+            <w:pPr>
+              <w:jc w:val="center"/>
+            </w:pPr>
+            <w:r>
+              <w:rPr>
+                <w:sz w:val="18"/>
+              </w:rPr>
+              <w:t>4</w:t>
+            </w:r>
+          </w:p>
+        </w:tc>
+        <w:tc>
+          <w:tcPr>
+            <w:tcW w:w="1503" w:type="dxa"/>
+            <w:shd w:fill="E8F8F5"/>
+            <w:tcMar>
+              <w:top w:w="4" w:type="dxa"/>
+              <w:bottom w:w="4" w:type="dxa"/>
+              <w:left w:w="20" w:type="dxa"/>
+              <w:right w:w="20" w:type="dxa"/>
+            </w:tcMar>
+          </w:tcPr>
+          <w:p>
+            <w:pPr>
+              <w:jc w:val="center"/>
+            </w:pPr>
+            <w:r>
+              <w:rPr>
+                <w:sz w:val="18"/>
+              </w:rPr>
+              <w:t>182</w:t>
+            </w:r>
+          </w:p>
+        </w:tc>
+        <w:tc>
+          <w:tcPr>
+            <w:tcW w:w="1503" w:type="dxa"/>
+            <w:shd w:fill="E8F8F5"/>
+            <w:tcMar>
+              <w:top w:w="4" w:type="dxa"/>
+              <w:bottom w:w="4" w:type="dxa"/>
+              <w:left w:w="20" w:type="dxa"/>
+              <w:right w:w="20" w:type="dxa"/>
+            </w:tcMar>
+          </w:tcPr>
+          <w:p>
+            <w:r>
+              <w:rPr>
+                <w:sz w:val="18"/>
+              </w:rPr>
+              <w:t>Erdem Yarar</w:t>
+            </w:r>
+          </w:p>
+        </w:tc>
+        <w:tc>
+          <w:tcPr>
+            <w:tcW w:w="1503" w:type="dxa"/>
+            <w:shd w:fill="E8F8F5"/>
+            <w:tcMar>
+              <w:top w:w="4" w:type="dxa"/>
+              <w:bottom w:w="4" w:type="dxa"/>
+              <w:left w:w="20" w:type="dxa"/>
+              <w:right w:w="20" w:type="dxa"/>
+            </w:tcMar>
+          </w:tcPr>
+          <w:p>
+            <w:pPr>
+              <w:jc w:val="center"/>
+            </w:pPr>
+            <w:r>
+              <w:rPr>
+                <w:sz w:val="18"/>
+              </w:rPr>
+              <w:t>18/2/0</w:t>
+            </w:r>
+          </w:p>
+        </w:tc>
+        <w:tc>
+          <w:tcPr>
+            <w:tcW w:w="1503" w:type="dxa"/>
+            <w:shd w:fill="E8F8F5"/>
+            <w:tcMar>
+              <w:top w:w="4" w:type="dxa"/>
+              <w:bottom w:w="4" w:type="dxa"/>
+              <w:left w:w="20" w:type="dxa"/>
+              <w:right w:w="20" w:type="dxa"/>
+            </w:tcMar>
+          </w:tcPr>
+          <w:p>
+            <w:pPr>
+              <w:jc w:val="center"/>
+            </w:pPr>
+            <w:r>
+              <w:rPr>
+                <w:b/>
+                <w:sz w:val="18"/>
+              </w:rPr>
+              <w:t>17.33</w:t>
+            </w:r>
+          </w:p>
+        </w:tc>
+        <w:tc>
+          <w:tcPr>
+            <w:tcW w:w="1503" w:type="dxa"/>
+            <w:shd w:fill="F9F9F9"/>
+            <w:tcMar>
+              <w:top w:w="4" w:type="dxa"/>
+              <w:bottom w:w="4" w:type="dxa"/>
+              <w:left w:w="20" w:type="dxa"/>
+              <w:right w:w="20" w:type="dxa"/>
+            </w:tcMar>
+          </w:tcPr>
+          <w:p>
+            <w:pPr>
+              <w:jc w:val="center"/>
+            </w:pPr>
+            <w:r>
+              <w:rPr>
+                <w:sz w:val="18"/>
+              </w:rPr>
+              <w:t>18</w:t>
+            </w:r>
+          </w:p>
+        </w:tc>
+        <w:tc>
+          <w:tcPr>
+            <w:tcW w:w="1503" w:type="dxa"/>
+            <w:shd w:fill="F9F9F9"/>
+            <w:tcMar>
+              <w:top w:w="4" w:type="dxa"/>
+              <w:bottom w:w="4" w:type="dxa"/>
+              <w:left w:w="20" w:type="dxa"/>
+              <w:right w:w="20" w:type="dxa"/>
+            </w:tcMar>
+          </w:tcPr>
+          <w:p>
+            <w:pPr>
+              <w:jc w:val="center"/>
+            </w:pPr>
+            <w:r>
+              <w:rPr>
+                <w:sz w:val="18"/>
+              </w:rPr>
+              <w:t>245</w:t>
+            </w:r>
+          </w:p>
+        </w:tc>
+        <w:tc>
+          <w:tcPr>
+            <w:tcW w:w="1503" w:type="dxa"/>
+            <w:shd w:fill="F9F9F9"/>
+            <w:tcMar>
+              <w:top w:w="4" w:type="dxa"/>
+              <w:bottom w:w="4" w:type="dxa"/>
+              <w:left w:w="20" w:type="dxa"/>
+              <w:right w:w="20" w:type="dxa"/>
+            </w:tcMar>
+          </w:tcPr>
+          <w:p>
+            <w:r>
+              <w:rPr>
+                <w:sz w:val="18"/>
+              </w:rPr>
+              <w:t>Tuna Koç</w:t>
+            </w:r>
+          </w:p>
+        </w:tc>
+        <w:tc>
+          <w:tcPr>
+            <w:tcW w:w="1503" w:type="dxa"/>
+            <w:shd w:fill="F9F9F9"/>
+            <w:tcMar>
+              <w:top w:w="4" w:type="dxa"/>
+              <w:bottom w:w="4" w:type="dxa"/>
+              <w:left w:w="20" w:type="dxa"/>
+              <w:right w:w="20" w:type="dxa"/>
+            </w:tcMar>
+          </w:tcPr>
+          <w:p>
+            <w:pPr>
+              <w:jc w:val="center"/>
+            </w:pPr>
+            <w:r>
+              <w:rPr>
+                <w:sz w:val="18"/>
+              </w:rPr>
+              <w:t>14/5/1</w:t>
+            </w:r>
+          </w:p>
+        </w:tc>
+        <w:tc>
+          <w:tcPr>
+            <w:tcW w:w="1503" w:type="dxa"/>
+            <w:shd w:fill="F9F9F9"/>
+            <w:tcMar>
+              <w:top w:w="4" w:type="dxa"/>
+              <w:bottom w:w="4" w:type="dxa"/>
+              <w:left w:w="20" w:type="dxa"/>
+              <w:right w:w="20" w:type="dxa"/>
+            </w:tcMar>
+          </w:tcPr>
+          <w:p>
+            <w:pPr>
+              <w:jc w:val="center"/>
+            </w:pPr>
+            <w:r>
+              <w:rPr>
+                <w:b/>
+                <w:sz w:val="18"/>
+              </w:rPr>
+              <w:t>12.33</w:t>
+            </w:r>
+          </w:p>
+        </w:tc>
+      </w:tr>
+      <w:tr>
+        <w:tc>
+          <w:tcPr>
+            <w:tcW w:w="1503" w:type="dxa"/>
+            <w:shd w:fill="E8F8F5"/>
+            <w:tcMar>
+              <w:top w:w="4" w:type="dxa"/>
+              <w:bottom w:w="4" w:type="dxa"/>
+              <w:left w:w="20" w:type="dxa"/>
+              <w:right w:w="20" w:type="dxa"/>
+            </w:tcMar>
+          </w:tcPr>
+          <w:p>
+            <w:pPr>
+              <w:jc w:val="center"/>
+            </w:pPr>
+            <w:r>
+              <w:rPr>
+                <w:sz w:val="18"/>
+              </w:rPr>
+              <w:t>5</w:t>
+            </w:r>
+          </w:p>
+        </w:tc>
+        <w:tc>
+          <w:tcPr>
+            <w:tcW w:w="1503" w:type="dxa"/>
+            <w:shd w:fill="E8F8F5"/>
+            <w:tcMar>
+              <w:top w:w="4" w:type="dxa"/>
+              <w:bottom w:w="4" w:type="dxa"/>
+              <w:left w:w="20" w:type="dxa"/>
+              <w:right w:w="20" w:type="dxa"/>
+            </w:tcMar>
+          </w:tcPr>
+          <w:p>
+            <w:pPr>
+              <w:jc w:val="center"/>
+            </w:pPr>
+            <w:r>
+              <w:rPr>
+                <w:sz w:val="18"/>
+              </w:rPr>
+              <w:t>261</w:t>
+            </w:r>
+          </w:p>
+        </w:tc>
+        <w:tc>
+          <w:tcPr>
+            <w:tcW w:w="1503" w:type="dxa"/>
+            <w:shd w:fill="E8F8F5"/>
+            <w:tcMar>
+              <w:top w:w="4" w:type="dxa"/>
+              <w:bottom w:w="4" w:type="dxa"/>
+              <w:left w:w="20" w:type="dxa"/>
+              <w:right w:w="20" w:type="dxa"/>
+            </w:tcMar>
+          </w:tcPr>
+          <w:p>
+            <w:r>
+              <w:rPr>
+                <w:sz w:val="18"/>
+              </w:rPr>
+              <w:t>İpek Nur Usta</w:t>
+            </w:r>
+          </w:p>
+        </w:tc>
+        <w:tc>
+          <w:tcPr>
+            <w:tcW w:w="1503" w:type="dxa"/>
+            <w:shd w:fill="E8F8F5"/>
+            <w:tcMar>
+              <w:top w:w="4" w:type="dxa"/>
+              <w:bottom w:w="4" w:type="dxa"/>
+              <w:left w:w="20" w:type="dxa"/>
+              <w:right w:w="20" w:type="dxa"/>
+            </w:tcMar>
+          </w:tcPr>
+          <w:p>
+            <w:pPr>
+              <w:jc w:val="center"/>
+            </w:pPr>
+            <w:r>
+              <w:rPr>
+                <w:sz w:val="18"/>
+              </w:rPr>
+              <w:t>18/2/0</w:t>
+            </w:r>
+          </w:p>
+        </w:tc>
+        <w:tc>
+          <w:tcPr>
+            <w:tcW w:w="1503" w:type="dxa"/>
+            <w:shd w:fill="E8F8F5"/>
+            <w:tcMar>
+              <w:top w:w="4" w:type="dxa"/>
+              <w:bottom w:w="4" w:type="dxa"/>
+              <w:left w:w="20" w:type="dxa"/>
+              <w:right w:w="20" w:type="dxa"/>
+            </w:tcMar>
+          </w:tcPr>
+          <w:p>
+            <w:pPr>
+              <w:jc w:val="center"/>
+            </w:pPr>
+            <w:r>
+              <w:rPr>
+                <w:b/>
+                <w:sz w:val="18"/>
+              </w:rPr>
+              <w:t>17.33</w:t>
+            </w:r>
+          </w:p>
+        </w:tc>
+        <w:tc>
+          <w:tcPr>
+            <w:tcW w:w="1503" w:type="dxa"/>
+            <w:shd w:fill="FFFFFF"/>
+            <w:tcMar>
+              <w:top w:w="4" w:type="dxa"/>
+              <w:bottom w:w="4" w:type="dxa"/>
+              <w:left w:w="20" w:type="dxa"/>
+              <w:right w:w="20" w:type="dxa"/>
+            </w:tcMar>
+          </w:tcPr>
+          <w:p>
+            <w:pPr>
+              <w:jc w:val="center"/>
+            </w:pPr>
+            <w:r>
+              <w:rPr>
+                <w:sz w:val="18"/>
+              </w:rPr>
+              <w:t>19</w:t>
+            </w:r>
+          </w:p>
+        </w:tc>
+        <w:tc>
+          <w:tcPr>
+            <w:tcW w:w="1503" w:type="dxa"/>
+            <w:shd w:fill="FFFFFF"/>
+            <w:tcMar>
+              <w:top w:w="4" w:type="dxa"/>
+              <w:bottom w:w="4" w:type="dxa"/>
+              <w:left w:w="20" w:type="dxa"/>
+              <w:right w:w="20" w:type="dxa"/>
+            </w:tcMar>
+          </w:tcPr>
+          <w:p>
+            <w:pPr>
+              <w:jc w:val="center"/>
+            </w:pPr>
+            <w:r>
+              <w:rPr>
+                <w:sz w:val="18"/>
+              </w:rPr>
+              <w:t>20</w:t>
+            </w:r>
+          </w:p>
+        </w:tc>
+        <w:tc>
+          <w:tcPr>
+            <w:tcW w:w="1503" w:type="dxa"/>
+            <w:shd w:fill="FFFFFF"/>
+            <w:tcMar>
+              <w:top w:w="4" w:type="dxa"/>
+              <w:bottom w:w="4" w:type="dxa"/>
+              <w:left w:w="20" w:type="dxa"/>
+              <w:right w:w="20" w:type="dxa"/>
+            </w:tcMar>
+          </w:tcPr>
+          <w:p>
+            <w:r>
+              <w:rPr>
+                <w:sz w:val="18"/>
+              </w:rPr>
+              <w:t>Nesri̇n Doğa Ber</w:t>
+            </w:r>
+          </w:p>
+        </w:tc>
+        <w:tc>
+          <w:tcPr>
+            <w:tcW w:w="1503" w:type="dxa"/>
+            <w:shd w:fill="FFFFFF"/>
+            <w:tcMar>
+              <w:top w:w="4" w:type="dxa"/>
+              <w:bottom w:w="4" w:type="dxa"/>
+              <w:left w:w="20" w:type="dxa"/>
+              <w:right w:w="20" w:type="dxa"/>
+            </w:tcMar>
+          </w:tcPr>
+          <w:p>
+            <w:pPr>
+              <w:jc w:val="center"/>
+            </w:pPr>
+            <w:r>
+              <w:rPr>
+                <w:sz w:val="18"/>
+              </w:rPr>
+              <w:t>14/5/1</w:t>
+            </w:r>
+          </w:p>
+        </w:tc>
+        <w:tc>
+          <w:tcPr>
+            <w:tcW w:w="1503" w:type="dxa"/>
+            <w:shd w:fill="FFFFFF"/>
+            <w:tcMar>
+              <w:top w:w="4" w:type="dxa"/>
+              <w:bottom w:w="4" w:type="dxa"/>
+              <w:left w:w="20" w:type="dxa"/>
+              <w:right w:w="20" w:type="dxa"/>
+            </w:tcMar>
+          </w:tcPr>
+          <w:p>
+            <w:pPr>
+              <w:jc w:val="center"/>
+            </w:pPr>
+            <w:r>
+              <w:rPr>
+                <w:b/>
+                <w:sz w:val="18"/>
+              </w:rPr>
+              <w:t>12.33</w:t>
+            </w:r>
+          </w:p>
+        </w:tc>
+      </w:tr>
+      <w:tr>
+        <w:tc>
+          <w:tcPr>
+            <w:tcW w:w="1503" w:type="dxa"/>
+            <w:shd w:fill="E8F8F5"/>
+            <w:tcMar>
+              <w:top w:w="4" w:type="dxa"/>
+              <w:bottom w:w="4" w:type="dxa"/>
+              <w:left w:w="20" w:type="dxa"/>
+              <w:right w:w="20" w:type="dxa"/>
+            </w:tcMar>
+          </w:tcPr>
+          <w:p>
+            <w:pPr>
+              <w:jc w:val="center"/>
+            </w:pPr>
+            <w:r>
+              <w:rPr>
+                <w:sz w:val="18"/>
+              </w:rPr>
+              <w:t>6</w:t>
+            </w:r>
+          </w:p>
+        </w:tc>
+        <w:tc>
+          <w:tcPr>
+            <w:tcW w:w="1503" w:type="dxa"/>
+            <w:shd w:fill="E8F8F5"/>
+            <w:tcMar>
+              <w:top w:w="4" w:type="dxa"/>
+              <w:bottom w:w="4" w:type="dxa"/>
+              <w:left w:w="20" w:type="dxa"/>
+              <w:right w:w="20" w:type="dxa"/>
+            </w:tcMar>
+          </w:tcPr>
+          <w:p>
+            <w:pPr>
+              <w:jc w:val="center"/>
+            </w:pPr>
+            <w:r>
+              <w:rPr>
+                <w:sz w:val="18"/>
+              </w:rPr>
+              <w:t>225</w:t>
+            </w:r>
+          </w:p>
+        </w:tc>
+        <w:tc>
+          <w:tcPr>
+            <w:tcW w:w="1503" w:type="dxa"/>
+            <w:shd w:fill="E8F8F5"/>
+            <w:tcMar>
+              <w:top w:w="4" w:type="dxa"/>
+              <w:bottom w:w="4" w:type="dxa"/>
+              <w:left w:w="20" w:type="dxa"/>
+              <w:right w:w="20" w:type="dxa"/>
+            </w:tcMar>
+          </w:tcPr>
+          <w:p>
+            <w:r>
+              <w:rPr>
+                <w:sz w:val="18"/>
+              </w:rPr>
+              <w:t>Ilgin Kara</w:t>
+            </w:r>
+          </w:p>
+        </w:tc>
+        <w:tc>
+          <w:tcPr>
+            <w:tcW w:w="1503" w:type="dxa"/>
+            <w:shd w:fill="E8F8F5"/>
+            <w:tcMar>
+              <w:top w:w="4" w:type="dxa"/>
+              <w:bottom w:w="4" w:type="dxa"/>
+              <w:left w:w="20" w:type="dxa"/>
+              <w:right w:w="20" w:type="dxa"/>
+            </w:tcMar>
+          </w:tcPr>
+          <w:p>
+            <w:pPr>
+              <w:jc w:val="center"/>
+            </w:pPr>
+            <w:r>
+              <w:rPr>
+                <w:sz w:val="18"/>
+              </w:rPr>
+              <w:t>17/1/2</w:t>
+            </w:r>
+          </w:p>
+        </w:tc>
+        <w:tc>
+          <w:tcPr>
+            <w:tcW w:w="1503" w:type="dxa"/>
+            <w:shd w:fill="E8F8F5"/>
+            <w:tcMar>
+              <w:top w:w="4" w:type="dxa"/>
+              <w:bottom w:w="4" w:type="dxa"/>
+              <w:left w:w="20" w:type="dxa"/>
+              <w:right w:w="20" w:type="dxa"/>
+            </w:tcMar>
+          </w:tcPr>
+          <w:p>
+            <w:pPr>
+              <w:jc w:val="center"/>
+            </w:pPr>
+            <w:r>
+              <w:rPr>
+                <w:b/>
+                <w:sz w:val="18"/>
+              </w:rPr>
+              <w:t>16.67</w:t>
+            </w:r>
+          </w:p>
+        </w:tc>
+        <w:tc>
+          <w:tcPr>
+            <w:tcW w:w="1503" w:type="dxa"/>
+            <w:shd w:fill="F9F9F9"/>
+            <w:tcMar>
+              <w:top w:w="4" w:type="dxa"/>
+              <w:bottom w:w="4" w:type="dxa"/>
+              <w:left w:w="20" w:type="dxa"/>
+              <w:right w:w="20" w:type="dxa"/>
+            </w:tcMar>
+          </w:tcPr>
+          <w:p>
+            <w:pPr>
+              <w:jc w:val="center"/>
+            </w:pPr>
+            <w:r>
+              <w:rPr>
+                <w:sz w:val="18"/>
+              </w:rPr>
+              <w:t>20</w:t>
+            </w:r>
+          </w:p>
+        </w:tc>
+        <w:tc>
+          <w:tcPr>
+            <w:tcW w:w="1503" w:type="dxa"/>
+            <w:shd w:fill="F9F9F9"/>
+            <w:tcMar>
+              <w:top w:w="4" w:type="dxa"/>
+              <w:bottom w:w="4" w:type="dxa"/>
+              <w:left w:w="20" w:type="dxa"/>
+              <w:right w:w="20" w:type="dxa"/>
+            </w:tcMar>
+          </w:tcPr>
+          <w:p>
+            <w:pPr>
+              <w:jc w:val="center"/>
+            </w:pPr>
+            <w:r>
+              <w:rPr>
+                <w:sz w:val="18"/>
+              </w:rPr>
+              <w:t>372</w:t>
+            </w:r>
+          </w:p>
+        </w:tc>
+        <w:tc>
+          <w:tcPr>
+            <w:tcW w:w="1503" w:type="dxa"/>
+            <w:shd w:fill="F9F9F9"/>
+            <w:tcMar>
+              <w:top w:w="4" w:type="dxa"/>
+              <w:bottom w:w="4" w:type="dxa"/>
+              <w:left w:w="20" w:type="dxa"/>
+              <w:right w:w="20" w:type="dxa"/>
+            </w:tcMar>
+          </w:tcPr>
+          <w:p>
+            <w:r>
+              <w:rPr>
+                <w:sz w:val="18"/>
+              </w:rPr>
+              <w:t>Sümeyye Taşkin</w:t>
+            </w:r>
+          </w:p>
+        </w:tc>
+        <w:tc>
+          <w:tcPr>
+            <w:tcW w:w="1503" w:type="dxa"/>
+            <w:shd w:fill="F9F9F9"/>
+            <w:tcMar>
+              <w:top w:w="4" w:type="dxa"/>
+              <w:bottom w:w="4" w:type="dxa"/>
+              <w:left w:w="20" w:type="dxa"/>
+              <w:right w:w="20" w:type="dxa"/>
+            </w:tcMar>
+          </w:tcPr>
+          <w:p>
+            <w:pPr>
+              <w:jc w:val="center"/>
+            </w:pPr>
+            <w:r>
+              <w:rPr>
+                <w:sz w:val="18"/>
+              </w:rPr>
+              <w:t>14/5/1</w:t>
+            </w:r>
+          </w:p>
+        </w:tc>
+        <w:tc>
+          <w:tcPr>
+            <w:tcW w:w="1503" w:type="dxa"/>
+            <w:shd w:fill="F9F9F9"/>
+            <w:tcMar>
+              <w:top w:w="4" w:type="dxa"/>
+              <w:bottom w:w="4" w:type="dxa"/>
+              <w:left w:w="20" w:type="dxa"/>
+              <w:right w:w="20" w:type="dxa"/>
+            </w:tcMar>
+          </w:tcPr>
+          <w:p>
+            <w:pPr>
+              <w:jc w:val="center"/>
+            </w:pPr>
+            <w:r>
+              <w:rPr>
+                <w:b/>
+                <w:sz w:val="18"/>
+              </w:rPr>
+              <w:t>12.33</w:t>
+            </w:r>
+          </w:p>
+        </w:tc>
+      </w:tr>
+      <w:tr>
+        <w:tc>
+          <w:tcPr>
+            <w:tcW w:w="1503" w:type="dxa"/>
+            <w:shd w:fill="E8F8F5"/>
+            <w:tcMar>
+              <w:top w:w="4" w:type="dxa"/>
+              <w:bottom w:w="4" w:type="dxa"/>
+              <w:left w:w="20" w:type="dxa"/>
+              <w:right w:w="20" w:type="dxa"/>
+            </w:tcMar>
+          </w:tcPr>
+          <w:p>
+            <w:pPr>
+              <w:jc w:val="center"/>
+            </w:pPr>
+            <w:r>
+              <w:rPr>
+                <w:sz w:val="18"/>
+              </w:rPr>
+              <w:t>7</w:t>
+            </w:r>
+          </w:p>
+        </w:tc>
+        <w:tc>
+          <w:tcPr>
+            <w:tcW w:w="1503" w:type="dxa"/>
+            <w:shd w:fill="E8F8F5"/>
+            <w:tcMar>
+              <w:top w:w="4" w:type="dxa"/>
+              <w:bottom w:w="4" w:type="dxa"/>
+              <w:left w:w="20" w:type="dxa"/>
+              <w:right w:w="20" w:type="dxa"/>
+            </w:tcMar>
+          </w:tcPr>
+          <w:p>
+            <w:pPr>
+              <w:jc w:val="center"/>
+            </w:pPr>
+            <w:r>
+              <w:rPr>
+                <w:sz w:val="18"/>
+              </w:rPr>
+              <w:t>292</w:t>
+            </w:r>
+          </w:p>
+        </w:tc>
+        <w:tc>
+          <w:tcPr>
+            <w:tcW w:w="1503" w:type="dxa"/>
+            <w:shd w:fill="E8F8F5"/>
+            <w:tcMar>
+              <w:top w:w="4" w:type="dxa"/>
+              <w:bottom w:w="4" w:type="dxa"/>
+              <w:left w:w="20" w:type="dxa"/>
+              <w:right w:w="20" w:type="dxa"/>
+            </w:tcMar>
+          </w:tcPr>
+          <w:p>
+            <w:r>
+              <w:rPr>
+                <w:sz w:val="18"/>
+              </w:rPr>
+              <w:t>Hali̇t Eren Hatu</w:t>
+            </w:r>
+          </w:p>
+        </w:tc>
+        <w:tc>
+          <w:tcPr>
+            <w:tcW w:w="1503" w:type="dxa"/>
+            <w:shd w:fill="E8F8F5"/>
+            <w:tcMar>
+              <w:top w:w="4" w:type="dxa"/>
+              <w:bottom w:w="4" w:type="dxa"/>
+              <w:left w:w="20" w:type="dxa"/>
+              <w:right w:w="20" w:type="dxa"/>
+            </w:tcMar>
+          </w:tcPr>
+          <w:p>
+            <w:pPr>
+              <w:jc w:val="center"/>
+            </w:pPr>
+            <w:r>
+              <w:rPr>
+                <w:sz w:val="18"/>
+              </w:rPr>
+              <w:t>17/2/1</w:t>
+            </w:r>
+          </w:p>
+        </w:tc>
+        <w:tc>
+          <w:tcPr>
+            <w:tcW w:w="1503" w:type="dxa"/>
+            <w:shd w:fill="E8F8F5"/>
+            <w:tcMar>
+              <w:top w:w="4" w:type="dxa"/>
+              <w:bottom w:w="4" w:type="dxa"/>
+              <w:left w:w="20" w:type="dxa"/>
+              <w:right w:w="20" w:type="dxa"/>
+            </w:tcMar>
+          </w:tcPr>
+          <w:p>
+            <w:pPr>
+              <w:jc w:val="center"/>
+            </w:pPr>
+            <w:r>
+              <w:rPr>
+                <w:b/>
+                <w:sz w:val="18"/>
+              </w:rPr>
+              <w:t>16.33</w:t>
+            </w:r>
+          </w:p>
+        </w:tc>
+        <w:tc>
+          <w:tcPr>
+            <w:tcW w:w="1503" w:type="dxa"/>
+            <w:shd w:fill="FFFFFF"/>
+            <w:tcMar>
+              <w:top w:w="4" w:type="dxa"/>
+              <w:bottom w:w="4" w:type="dxa"/>
+              <w:left w:w="20" w:type="dxa"/>
+              <w:right w:w="20" w:type="dxa"/>
+            </w:tcMar>
+          </w:tcPr>
+          <w:p>
+            <w:pPr>
+              <w:jc w:val="center"/>
+            </w:pPr>
+            <w:r>
+              <w:rPr>
+                <w:sz w:val="18"/>
+              </w:rPr>
+              <w:t>21</w:t>
+            </w:r>
+          </w:p>
+        </w:tc>
+        <w:tc>
+          <w:tcPr>
+            <w:tcW w:w="1503" w:type="dxa"/>
+            <w:shd w:fill="FFFFFF"/>
+            <w:tcMar>
+              <w:top w:w="4" w:type="dxa"/>
+              <w:bottom w:w="4" w:type="dxa"/>
+              <w:left w:w="20" w:type="dxa"/>
+              <w:right w:w="20" w:type="dxa"/>
+            </w:tcMar>
+          </w:tcPr>
+          <w:p>
+            <w:pPr>
+              <w:jc w:val="center"/>
+            </w:pPr>
+            <w:r>
+              <w:rPr>
+                <w:sz w:val="18"/>
+              </w:rPr>
+              <w:t>376</w:t>
+            </w:r>
+          </w:p>
+        </w:tc>
+        <w:tc>
+          <w:tcPr>
+            <w:tcW w:w="1503" w:type="dxa"/>
+            <w:shd w:fill="FFFFFF"/>
+            <w:tcMar>
+              <w:top w:w="4" w:type="dxa"/>
+              <w:bottom w:w="4" w:type="dxa"/>
+              <w:left w:w="20" w:type="dxa"/>
+              <w:right w:w="20" w:type="dxa"/>
+            </w:tcMar>
+          </w:tcPr>
+          <w:p>
+            <w:r>
+              <w:rPr>
+                <w:sz w:val="18"/>
+              </w:rPr>
+              <w:t>Muzaffer Aki̇f O</w:t>
+            </w:r>
+          </w:p>
+        </w:tc>
+        <w:tc>
+          <w:tcPr>
+            <w:tcW w:w="1503" w:type="dxa"/>
+            <w:shd w:fill="FFFFFF"/>
+            <w:tcMar>
+              <w:top w:w="4" w:type="dxa"/>
+              <w:bottom w:w="4" w:type="dxa"/>
+              <w:left w:w="20" w:type="dxa"/>
+              <w:right w:w="20" w:type="dxa"/>
+            </w:tcMar>
+          </w:tcPr>
+          <w:p>
+            <w:pPr>
+              <w:jc w:val="center"/>
+            </w:pPr>
+            <w:r>
+              <w:rPr>
+                <w:sz w:val="18"/>
+              </w:rPr>
+              <w:t>12/5/3</w:t>
+            </w:r>
+          </w:p>
+        </w:tc>
+        <w:tc>
+          <w:tcPr>
+            <w:tcW w:w="1503" w:type="dxa"/>
+            <w:shd w:fill="FFFFFF"/>
+            <w:tcMar>
+              <w:top w:w="4" w:type="dxa"/>
+              <w:bottom w:w="4" w:type="dxa"/>
+              <w:left w:w="20" w:type="dxa"/>
+              <w:right w:w="20" w:type="dxa"/>
+            </w:tcMar>
+          </w:tcPr>
+          <w:p>
+            <w:pPr>
+              <w:jc w:val="center"/>
+            </w:pPr>
+            <w:r>
+              <w:rPr>
+                <w:b/>
+                <w:sz w:val="18"/>
+              </w:rPr>
+              <w:t>10.33</w:t>
+            </w:r>
+          </w:p>
+        </w:tc>
+      </w:tr>
+      <w:tr>
+        <w:tc>
+          <w:tcPr>
+            <w:tcW w:w="1503" w:type="dxa"/>
+            <w:shd w:fill="E8F8F5"/>
+            <w:tcMar>
+              <w:top w:w="4" w:type="dxa"/>
+              <w:bottom w:w="4" w:type="dxa"/>
+              <w:left w:w="20" w:type="dxa"/>
+              <w:right w:w="20" w:type="dxa"/>
+            </w:tcMar>
+          </w:tcPr>
+          <w:p>
+            <w:pPr>
+              <w:jc w:val="center"/>
+            </w:pPr>
+            <w:r>
+              <w:rPr>
+                <w:sz w:val="18"/>
+              </w:rPr>
+              <w:t>8</w:t>
+            </w:r>
+          </w:p>
+        </w:tc>
+        <w:tc>
+          <w:tcPr>
+            <w:tcW w:w="1503" w:type="dxa"/>
+            <w:shd w:fill="E8F8F5"/>
+            <w:tcMar>
+              <w:top w:w="4" w:type="dxa"/>
+              <w:bottom w:w="4" w:type="dxa"/>
+              <w:left w:w="20" w:type="dxa"/>
+              <w:right w:w="20" w:type="dxa"/>
+            </w:tcMar>
+          </w:tcPr>
+          <w:p>
+            <w:pPr>
+              <w:jc w:val="center"/>
+            </w:pPr>
+            <w:r>
+              <w:rPr>
+                <w:sz w:val="18"/>
+              </w:rPr>
+              <w:t>229</w:t>
+            </w:r>
+          </w:p>
+        </w:tc>
+        <w:tc>
+          <w:tcPr>
+            <w:tcW w:w="1503" w:type="dxa"/>
+            <w:shd w:fill="E8F8F5"/>
+            <w:tcMar>
+              <w:top w:w="4" w:type="dxa"/>
+              <w:bottom w:w="4" w:type="dxa"/>
+              <w:left w:w="20" w:type="dxa"/>
+              <w:right w:w="20" w:type="dxa"/>
+            </w:tcMar>
+          </w:tcPr>
+          <w:p>
+            <w:r>
+              <w:rPr>
+                <w:sz w:val="18"/>
+              </w:rPr>
+              <w:t>Ni̇sanur Kayabey</w:t>
+            </w:r>
+          </w:p>
+        </w:tc>
+        <w:tc>
+          <w:tcPr>
+            <w:tcW w:w="1503" w:type="dxa"/>
+            <w:shd w:fill="E8F8F5"/>
+            <w:tcMar>
+              <w:top w:w="4" w:type="dxa"/>
+              <w:bottom w:w="4" w:type="dxa"/>
+              <w:left w:w="20" w:type="dxa"/>
+              <w:right w:w="20" w:type="dxa"/>
+            </w:tcMar>
+          </w:tcPr>
+          <w:p>
+            <w:pPr>
+              <w:jc w:val="center"/>
+            </w:pPr>
+            <w:r>
+              <w:rPr>
+                <w:sz w:val="18"/>
+              </w:rPr>
+              <w:t>17/2/1</w:t>
+            </w:r>
+          </w:p>
+        </w:tc>
+        <w:tc>
+          <w:tcPr>
+            <w:tcW w:w="1503" w:type="dxa"/>
+            <w:shd w:fill="E8F8F5"/>
+            <w:tcMar>
+              <w:top w:w="4" w:type="dxa"/>
+              <w:bottom w:w="4" w:type="dxa"/>
+              <w:left w:w="20" w:type="dxa"/>
+              <w:right w:w="20" w:type="dxa"/>
+            </w:tcMar>
+          </w:tcPr>
+          <w:p>
+            <w:pPr>
+              <w:jc w:val="center"/>
+            </w:pPr>
+            <w:r>
+              <w:rPr>
+                <w:b/>
+                <w:sz w:val="18"/>
+              </w:rPr>
+              <w:t>16.33</w:t>
+            </w:r>
+          </w:p>
+        </w:tc>
+        <w:tc>
+          <w:tcPr>
+            <w:tcW w:w="1503" w:type="dxa"/>
+            <w:shd w:fill="F9F9F9"/>
+            <w:tcMar>
+              <w:top w:w="4" w:type="dxa"/>
+              <w:bottom w:w="4" w:type="dxa"/>
+              <w:left w:w="20" w:type="dxa"/>
+              <w:right w:w="20" w:type="dxa"/>
+            </w:tcMar>
+          </w:tcPr>
+          <w:p>
+            <w:pPr>
+              <w:jc w:val="center"/>
+            </w:pPr>
+            <w:r>
+              <w:rPr>
+                <w:sz w:val="18"/>
+              </w:rPr>
+              <w:t>22</w:t>
+            </w:r>
+          </w:p>
+        </w:tc>
+        <w:tc>
+          <w:tcPr>
+            <w:tcW w:w="1503" w:type="dxa"/>
+            <w:shd w:fill="F9F9F9"/>
+            <w:tcMar>
+              <w:top w:w="4" w:type="dxa"/>
+              <w:bottom w:w="4" w:type="dxa"/>
+              <w:left w:w="20" w:type="dxa"/>
+              <w:right w:w="20" w:type="dxa"/>
+            </w:tcMar>
+          </w:tcPr>
+          <w:p>
+            <w:pPr>
+              <w:jc w:val="center"/>
+            </w:pPr>
+            <w:r>
+              <w:rPr>
+                <w:sz w:val="18"/>
+              </w:rPr>
+              <w:t>432</w:t>
+            </w:r>
+          </w:p>
+        </w:tc>
+        <w:tc>
+          <w:tcPr>
+            <w:tcW w:w="1503" w:type="dxa"/>
+            <w:shd w:fill="F9F9F9"/>
+            <w:tcMar>
+              <w:top w:w="4" w:type="dxa"/>
+              <w:bottom w:w="4" w:type="dxa"/>
+              <w:left w:w="20" w:type="dxa"/>
+              <w:right w:w="20" w:type="dxa"/>
+            </w:tcMar>
+          </w:tcPr>
+          <w:p>
+            <w:r>
+              <w:rPr>
+                <w:sz w:val="18"/>
+              </w:rPr>
+              <w:t>Ahmet Nevfel Özk</w:t>
+            </w:r>
+          </w:p>
+        </w:tc>
+        <w:tc>
+          <w:tcPr>
+            <w:tcW w:w="1503" w:type="dxa"/>
+            <w:shd w:fill="F9F9F9"/>
+            <w:tcMar>
+              <w:top w:w="4" w:type="dxa"/>
+              <w:bottom w:w="4" w:type="dxa"/>
+              <w:left w:w="20" w:type="dxa"/>
+              <w:right w:w="20" w:type="dxa"/>
+            </w:tcMar>
+          </w:tcPr>
+          <w:p>
+            <w:pPr>
+              <w:jc w:val="center"/>
+            </w:pPr>
+            <w:r>
+              <w:rPr>
+                <w:sz w:val="18"/>
+              </w:rPr>
+              <w:t>12/8/0</w:t>
+            </w:r>
+          </w:p>
+        </w:tc>
+        <w:tc>
+          <w:tcPr>
+            <w:tcW w:w="1503" w:type="dxa"/>
+            <w:shd w:fill="F9F9F9"/>
+            <w:tcMar>
+              <w:top w:w="4" w:type="dxa"/>
+              <w:bottom w:w="4" w:type="dxa"/>
+              <w:left w:w="20" w:type="dxa"/>
+              <w:right w:w="20" w:type="dxa"/>
+            </w:tcMar>
+          </w:tcPr>
+          <w:p>
+            <w:pPr>
+              <w:jc w:val="center"/>
+            </w:pPr>
+            <w:r>
+              <w:rPr>
+                <w:b/>
+                <w:sz w:val="18"/>
+              </w:rPr>
+              <w:t>9.33</w:t>
+            </w:r>
+          </w:p>
+        </w:tc>
+      </w:tr>
+      <w:tr>
+        <w:tc>
+          <w:tcPr>
+            <w:tcW w:w="1503" w:type="dxa"/>
+            <w:shd w:fill="E8F8F5"/>
+            <w:tcMar>
+              <w:top w:w="4" w:type="dxa"/>
+              <w:bottom w:w="4" w:type="dxa"/>
+              <w:left w:w="20" w:type="dxa"/>
+              <w:right w:w="20" w:type="dxa"/>
+            </w:tcMar>
+          </w:tcPr>
+          <w:p>
+            <w:pPr>
+              <w:jc w:val="center"/>
+            </w:pPr>
+            <w:r>
+              <w:rPr>
+                <w:sz w:val="18"/>
+              </w:rPr>
+              <w:t>9</w:t>
+            </w:r>
+          </w:p>
+        </w:tc>
+        <w:tc>
+          <w:tcPr>
+            <w:tcW w:w="1503" w:type="dxa"/>
+            <w:shd w:fill="E8F8F5"/>
+            <w:tcMar>
+              <w:top w:w="4" w:type="dxa"/>
+              <w:bottom w:w="4" w:type="dxa"/>
+              <w:left w:w="20" w:type="dxa"/>
+              <w:right w:w="20" w:type="dxa"/>
+            </w:tcMar>
+          </w:tcPr>
+          <w:p>
+            <w:pPr>
+              <w:jc w:val="center"/>
+            </w:pPr>
+            <w:r>
+              <w:rPr>
+                <w:sz w:val="18"/>
               </w:rPr>
               <w:t>84</w:t>
             </w:r>
@@ -1770,18 +2849,18 @@
         <w:tc>
           <w:tcPr>
             <w:tcW w:w="1503" w:type="dxa"/>
-            <w:shd w:fill="FFFFFF"/>
+            <w:shd w:fill="E8F8F5"/>
             <w:tcMar>
-              <w:top w:w="22" w:type="dxa"/>
-              <w:bottom w:w="22" w:type="dxa"/>
-              <w:left w:w="30" w:type="dxa"/>
-              <w:right w:w="30" w:type="dxa"/>
+              <w:top w:w="4" w:type="dxa"/>
+              <w:bottom w:w="4" w:type="dxa"/>
+              <w:left w:w="20" w:type="dxa"/>
+              <w:right w:w="20" w:type="dxa"/>
             </w:tcMar>
           </w:tcPr>
           <w:p>
             <w:r>
               <w:rPr>
-                <w:sz w:val="20"/>
+                <w:sz w:val="18"/>
               </w:rPr>
               <w:t>Kuzey Yusuf Uruk</w:t>
             </w:r>
@@ -1790,12 +2869,12 @@
         <w:tc>
           <w:tcPr>
             <w:tcW w:w="1503" w:type="dxa"/>
-            <w:shd w:fill="FFFFFF"/>
+            <w:shd w:fill="E8F8F5"/>
             <w:tcMar>
-              <w:top w:w="22" w:type="dxa"/>
-              <w:bottom w:w="22" w:type="dxa"/>
-              <w:left w:w="30" w:type="dxa"/>
-              <w:right w:w="30" w:type="dxa"/>
+              <w:top w:w="4" w:type="dxa"/>
+              <w:bottom w:w="4" w:type="dxa"/>
+              <w:left w:w="20" w:type="dxa"/>
+              <w:right w:w="20" w:type="dxa"/>
             </w:tcMar>
           </w:tcPr>
           <w:p>
@@ -1804,7 +2883,120 @@
             </w:pPr>
             <w:r>
               <w:rPr>
-                <w:sz w:val="20"/>
+                <w:sz w:val="18"/>
+              </w:rPr>
+              <w:t>17/3/0</w:t>
+            </w:r>
+          </w:p>
+        </w:tc>
+        <w:tc>
+          <w:tcPr>
+            <w:tcW w:w="1503" w:type="dxa"/>
+            <w:shd w:fill="E8F8F5"/>
+            <w:tcMar>
+              <w:top w:w="4" w:type="dxa"/>
+              <w:bottom w:w="4" w:type="dxa"/>
+              <w:left w:w="20" w:type="dxa"/>
+              <w:right w:w="20" w:type="dxa"/>
+            </w:tcMar>
+          </w:tcPr>
+          <w:p>
+            <w:pPr>
+              <w:jc w:val="center"/>
+            </w:pPr>
+            <w:r>
+              <w:rPr>
+                <w:b/>
+                <w:sz w:val="18"/>
+              </w:rPr>
+              <w:t>16.00</w:t>
+            </w:r>
+          </w:p>
+        </w:tc>
+        <w:tc>
+          <w:tcPr>
+            <w:tcW w:w="1503" w:type="dxa"/>
+            <w:shd w:fill="FFFFFF"/>
+            <w:tcMar>
+              <w:top w:w="4" w:type="dxa"/>
+              <w:bottom w:w="4" w:type="dxa"/>
+              <w:left w:w="20" w:type="dxa"/>
+              <w:right w:w="20" w:type="dxa"/>
+            </w:tcMar>
+          </w:tcPr>
+          <w:p>
+            <w:pPr>
+              <w:jc w:val="center"/>
+            </w:pPr>
+            <w:r>
+              <w:rPr>
+                <w:sz w:val="18"/>
+              </w:rPr>
+              <w:t>23</w:t>
+            </w:r>
+          </w:p>
+        </w:tc>
+        <w:tc>
+          <w:tcPr>
+            <w:tcW w:w="1503" w:type="dxa"/>
+            <w:shd w:fill="FFFFFF"/>
+            <w:tcMar>
+              <w:top w:w="4" w:type="dxa"/>
+              <w:bottom w:w="4" w:type="dxa"/>
+              <w:left w:w="20" w:type="dxa"/>
+              <w:right w:w="20" w:type="dxa"/>
+            </w:tcMar>
+          </w:tcPr>
+          <w:p>
+            <w:pPr>
+              <w:jc w:val="center"/>
+            </w:pPr>
+            <w:r>
+              <w:rPr>
+                <w:sz w:val="18"/>
+              </w:rPr>
+              <w:t>352</w:t>
+            </w:r>
+          </w:p>
+        </w:tc>
+        <w:tc>
+          <w:tcPr>
+            <w:tcW w:w="1503" w:type="dxa"/>
+            <w:shd w:fill="FFFFFF"/>
+            <w:tcMar>
+              <w:top w:w="4" w:type="dxa"/>
+              <w:bottom w:w="4" w:type="dxa"/>
+              <w:left w:w="20" w:type="dxa"/>
+              <w:right w:w="20" w:type="dxa"/>
+            </w:tcMar>
+          </w:tcPr>
+          <w:p>
+            <w:r>
+              <w:rPr>
+                <w:sz w:val="18"/>
+              </w:rPr>
+              <w:t>Uğur Kaan Yildiz</w:t>
+            </w:r>
+          </w:p>
+        </w:tc>
+        <w:tc>
+          <w:tcPr>
+            <w:tcW w:w="1503" w:type="dxa"/>
+            <w:shd w:fill="FFFFFF"/>
+            <w:tcMar>
+              <w:top w:w="4" w:type="dxa"/>
+              <w:bottom w:w="4" w:type="dxa"/>
+              <w:left w:w="20" w:type="dxa"/>
+              <w:right w:w="20" w:type="dxa"/>
+            </w:tcMar>
+          </w:tcPr>
+          <w:p>
+            <w:pPr>
+              <w:jc w:val="center"/>
+            </w:pPr>
+            <w:r>
+              <w:rPr>
+                <w:sz w:val="18"/>
               </w:rPr>
               <w:t>11/9/0</w:t>
             </w:r>
@@ -1815,10 +3007,10 @@
             <w:tcW w:w="1503" w:type="dxa"/>
             <w:shd w:fill="FFFFFF"/>
             <w:tcMar>
-              <w:top w:w="22" w:type="dxa"/>
-              <w:bottom w:w="22" w:type="dxa"/>
-              <w:left w:w="30" w:type="dxa"/>
-              <w:right w:w="30" w:type="dxa"/>
+              <w:top w:w="4" w:type="dxa"/>
+              <w:bottom w:w="4" w:type="dxa"/>
+              <w:left w:w="20" w:type="dxa"/>
+              <w:right w:w="20" w:type="dxa"/>
             </w:tcMar>
           </w:tcPr>
           <w:p>
@@ -1828,7 +3020,7 @@
             <w:r>
               <w:rPr>
                 <w:b/>
-                <w:sz w:val="20"/>
+                <w:sz w:val="18"/>
               </w:rPr>
               <w:t>8.00</w:t>
             </w:r>
@@ -1839,12 +3031,12 @@
         <w:tc>
           <w:tcPr>
             <w:tcW w:w="1503" w:type="dxa"/>
-            <w:shd w:fill="F9F9F9"/>
+            <w:shd w:fill="E8F8F5"/>
             <w:tcMar>
-              <w:top w:w="22" w:type="dxa"/>
-              <w:bottom w:w="22" w:type="dxa"/>
-              <w:left w:w="30" w:type="dxa"/>
-              <w:right w:w="30" w:type="dxa"/>
+              <w:top w:w="4" w:type="dxa"/>
+              <w:bottom w:w="4" w:type="dxa"/>
+              <w:left w:w="20" w:type="dxa"/>
+              <w:right w:w="20" w:type="dxa"/>
             </w:tcMar>
           </w:tcPr>
           <w:p>
@@ -1853,21 +3045,21 @@
             </w:pPr>
             <w:r>
               <w:rPr>
-                <w:sz w:val="20"/>
+                <w:sz w:val="18"/>
               </w:rPr>
-              <w:t>2</w:t>
+              <w:t>10</w:t>
             </w:r>
           </w:p>
         </w:tc>
         <w:tc>
           <w:tcPr>
             <w:tcW w:w="1503" w:type="dxa"/>
-            <w:shd w:fill="F9F9F9"/>
+            <w:shd w:fill="E8F8F5"/>
             <w:tcMar>
-              <w:top w:w="22" w:type="dxa"/>
-              <w:bottom w:w="22" w:type="dxa"/>
-              <w:left w:w="30" w:type="dxa"/>
-              <w:right w:w="30" w:type="dxa"/>
+              <w:top w:w="4" w:type="dxa"/>
+              <w:bottom w:w="4" w:type="dxa"/>
+              <w:left w:w="20" w:type="dxa"/>
+              <w:right w:w="20" w:type="dxa"/>
             </w:tcMar>
           </w:tcPr>
           <w:p>
@@ -1876,41 +3068,41 @@
             </w:pPr>
             <w:r>
               <w:rPr>
-                <w:sz w:val="20"/>
+                <w:sz w:val="18"/>
               </w:rPr>
-              <w:t>292</w:t>
+              <w:t>323</w:t>
             </w:r>
           </w:p>
         </w:tc>
         <w:tc>
           <w:tcPr>
             <w:tcW w:w="1503" w:type="dxa"/>
-            <w:shd w:fill="F9F9F9"/>
+            <w:shd w:fill="E8F8F5"/>
             <w:tcMar>
-              <w:top w:w="22" w:type="dxa"/>
-              <w:bottom w:w="22" w:type="dxa"/>
-              <w:left w:w="30" w:type="dxa"/>
-              <w:right w:w="30" w:type="dxa"/>
+              <w:top w:w="4" w:type="dxa"/>
+              <w:bottom w:w="4" w:type="dxa"/>
+              <w:left w:w="20" w:type="dxa"/>
+              <w:right w:w="20" w:type="dxa"/>
             </w:tcMar>
           </w:tcPr>
           <w:p>
             <w:r>
               <w:rPr>
-                <w:sz w:val="20"/>
+                <w:sz w:val="18"/>
               </w:rPr>
-              <w:t>Hali̇t Eren Hatu</w:t>
+              <w:t>Zahi̇de Gölükcü</w:t>
             </w:r>
           </w:p>
         </w:tc>
         <w:tc>
           <w:tcPr>
             <w:tcW w:w="1503" w:type="dxa"/>
-            <w:shd w:fill="F9F9F9"/>
+            <w:shd w:fill="E8F8F5"/>
             <w:tcMar>
-              <w:top w:w="22" w:type="dxa"/>
-              <w:bottom w:w="22" w:type="dxa"/>
-              <w:left w:w="30" w:type="dxa"/>
-              <w:right w:w="30" w:type="dxa"/>
+              <w:top w:w="4" w:type="dxa"/>
+              <w:bottom w:w="4" w:type="dxa"/>
+              <w:left w:w="20" w:type="dxa"/>
+              <w:right w:w="20" w:type="dxa"/>
             </w:tcMar>
           </w:tcPr>
           <w:p>
@@ -1919,21 +3111,21 @@
             </w:pPr>
             <w:r>
               <w:rPr>
-                <w:sz w:val="20"/>
+                <w:sz w:val="18"/>
               </w:rPr>
-              <w:t>16/4/0</w:t>
+              <w:t>17/3/0</w:t>
             </w:r>
           </w:p>
         </w:tc>
         <w:tc>
           <w:tcPr>
             <w:tcW w:w="1503" w:type="dxa"/>
-            <w:shd w:fill="F9F9F9"/>
+            <w:shd w:fill="E8F8F5"/>
             <w:tcMar>
-              <w:top w:w="22" w:type="dxa"/>
-              <w:bottom w:w="22" w:type="dxa"/>
-              <w:left w:w="30" w:type="dxa"/>
-              <w:right w:w="30" w:type="dxa"/>
+              <w:top w:w="4" w:type="dxa"/>
+              <w:bottom w:w="4" w:type="dxa"/>
+              <w:left w:w="20" w:type="dxa"/>
+              <w:right w:w="20" w:type="dxa"/>
             </w:tcMar>
           </w:tcPr>
           <w:p>
@@ -1943,9 +3135,9 @@
             <w:r>
               <w:rPr>
                 <w:b/>
-                <w:sz w:val="20"/>
+                <w:sz w:val="18"/>
               </w:rPr>
-              <w:t>14.67</w:t>
+              <w:t>16.00</w:t>
             </w:r>
           </w:p>
         </w:tc>
@@ -1954,10 +3146,10 @@
             <w:tcW w:w="1503" w:type="dxa"/>
             <w:shd w:fill="F9F9F9"/>
             <w:tcMar>
-              <w:top w:w="22" w:type="dxa"/>
-              <w:bottom w:w="22" w:type="dxa"/>
-              <w:left w:w="30" w:type="dxa"/>
-              <w:right w:w="30" w:type="dxa"/>
+              <w:top w:w="4" w:type="dxa"/>
+              <w:bottom w:w="4" w:type="dxa"/>
+              <w:left w:w="20" w:type="dxa"/>
+              <w:right w:w="20" w:type="dxa"/>
             </w:tcMar>
           </w:tcPr>
           <w:p>
@@ -1966,9 +3158,9 @@
             </w:pPr>
             <w:r>
               <w:rPr>
-                <w:sz w:val="20"/>
+                <w:sz w:val="18"/>
               </w:rPr>
-              <w:t>16</w:t>
+              <w:t>24</w:t>
             </w:r>
           </w:p>
         </w:tc>
@@ -1977,10 +3169,10 @@
             <w:tcW w:w="1503" w:type="dxa"/>
             <w:shd w:fill="F9F9F9"/>
             <w:tcMar>
-              <w:top w:w="22" w:type="dxa"/>
-              <w:bottom w:w="22" w:type="dxa"/>
-              <w:left w:w="30" w:type="dxa"/>
-              <w:right w:w="30" w:type="dxa"/>
+              <w:top w:w="4" w:type="dxa"/>
+              <w:bottom w:w="4" w:type="dxa"/>
+              <w:left w:w="20" w:type="dxa"/>
+              <w:right w:w="20" w:type="dxa"/>
             </w:tcMar>
           </w:tcPr>
           <w:p>
@@ -1989,9 +3181,9 @@
             </w:pPr>
             <w:r>
               <w:rPr>
-                <w:sz w:val="20"/>
+                <w:sz w:val="18"/>
               </w:rPr>
-              <w:t>230</w:t>
+              <w:t>224</w:t>
             </w:r>
           </w:p>
         </w:tc>
@@ -2000,18 +3192,18 @@
             <w:tcW w:w="1503" w:type="dxa"/>
             <w:shd w:fill="F9F9F9"/>
             <w:tcMar>
-              <w:top w:w="22" w:type="dxa"/>
-              <w:bottom w:w="22" w:type="dxa"/>
-              <w:left w:w="30" w:type="dxa"/>
-              <w:right w:w="30" w:type="dxa"/>
+              <w:top w:w="4" w:type="dxa"/>
+              <w:bottom w:w="4" w:type="dxa"/>
+              <w:left w:w="20" w:type="dxa"/>
+              <w:right w:w="20" w:type="dxa"/>
             </w:tcMar>
           </w:tcPr>
           <w:p>
             <w:r>
               <w:rPr>
-                <w:sz w:val="20"/>
+                <w:sz w:val="18"/>
               </w:rPr>
-              <w:t>Kenan Emi̇r Yama</w:t>
+              <w:t>Cengi̇zhan Yilma</w:t>
             </w:r>
           </w:p>
         </w:tc>
@@ -2020,10 +3212,10 @@
             <w:tcW w:w="1503" w:type="dxa"/>
             <w:shd w:fill="F9F9F9"/>
             <w:tcMar>
-              <w:top w:w="22" w:type="dxa"/>
-              <w:bottom w:w="22" w:type="dxa"/>
-              <w:left w:w="30" w:type="dxa"/>
-              <w:right w:w="30" w:type="dxa"/>
+              <w:top w:w="4" w:type="dxa"/>
+              <w:bottom w:w="4" w:type="dxa"/>
+              <w:left w:w="20" w:type="dxa"/>
+              <w:right w:w="20" w:type="dxa"/>
             </w:tcMar>
           </w:tcPr>
           <w:p>
@@ -2032,9 +3224,9 @@
             </w:pPr>
             <w:r>
               <w:rPr>
-                <w:sz w:val="20"/>
+                <w:sz w:val="18"/>
               </w:rPr>
-              <w:t>11/9/0</w:t>
+              <w:t>10/9/1</w:t>
             </w:r>
           </w:p>
         </w:tc>
@@ -2043,10 +3235,10 @@
             <w:tcW w:w="1503" w:type="dxa"/>
             <w:shd w:fill="F9F9F9"/>
             <w:tcMar>
-              <w:top w:w="22" w:type="dxa"/>
-              <w:bottom w:w="22" w:type="dxa"/>
-              <w:left w:w="30" w:type="dxa"/>
-              <w:right w:w="30" w:type="dxa"/>
+              <w:top w:w="4" w:type="dxa"/>
+              <w:bottom w:w="4" w:type="dxa"/>
+              <w:left w:w="20" w:type="dxa"/>
+              <w:right w:w="20" w:type="dxa"/>
             </w:tcMar>
           </w:tcPr>
           <w:p>
@@ -2056,9 +3248,9 @@
             <w:r>
               <w:rPr>
                 <w:b/>
-                <w:sz w:val="20"/>
+                <w:sz w:val="18"/>
               </w:rPr>
-              <w:t>8.00</w:t>
+              <w:t>7.00</w:t>
             </w:r>
           </w:p>
         </w:tc>
@@ -2067,12 +3259,12 @@
         <w:tc>
           <w:tcPr>
             <w:tcW w:w="1503" w:type="dxa"/>
-            <w:shd w:fill="FFFFFF"/>
+            <w:shd w:fill="E8F8F5"/>
             <w:tcMar>
-              <w:top w:w="22" w:type="dxa"/>
-              <w:bottom w:w="22" w:type="dxa"/>
-              <w:left w:w="30" w:type="dxa"/>
-              <w:right w:w="30" w:type="dxa"/>
+              <w:top w:w="4" w:type="dxa"/>
+              <w:bottom w:w="4" w:type="dxa"/>
+              <w:left w:w="20" w:type="dxa"/>
+              <w:right w:w="20" w:type="dxa"/>
             </w:tcMar>
           </w:tcPr>
           <w:p>
@@ -2081,21 +3273,21 @@
             </w:pPr>
             <w:r>
               <w:rPr>
-                <w:sz w:val="20"/>
+                <w:sz w:val="18"/>
               </w:rPr>
-              <w:t>3</w:t>
+              <w:t>11</w:t>
             </w:r>
           </w:p>
         </w:tc>
         <w:tc>
           <w:tcPr>
             <w:tcW w:w="1503" w:type="dxa"/>
-            <w:shd w:fill="FFFFFF"/>
+            <w:shd w:fill="E8F8F5"/>
             <w:tcMar>
-              <w:top w:w="22" w:type="dxa"/>
-              <w:bottom w:w="22" w:type="dxa"/>
-              <w:left w:w="30" w:type="dxa"/>
-              <w:right w:w="30" w:type="dxa"/>
+              <w:top w:w="4" w:type="dxa"/>
+              <w:bottom w:w="4" w:type="dxa"/>
+              <w:left w:w="20" w:type="dxa"/>
+              <w:right w:w="20" w:type="dxa"/>
             </w:tcMar>
           </w:tcPr>
           <w:p>
@@ -2104,41 +3296,41 @@
             </w:pPr>
             <w:r>
               <w:rPr>
-                <w:sz w:val="20"/>
+                <w:sz w:val="18"/>
               </w:rPr>
-              <w:t>306</w:t>
+              <w:t>258</w:t>
             </w:r>
           </w:p>
         </w:tc>
         <w:tc>
           <w:tcPr>
             <w:tcW w:w="1503" w:type="dxa"/>
-            <w:shd w:fill="FFFFFF"/>
+            <w:shd w:fill="E8F8F5"/>
             <w:tcMar>
-              <w:top w:w="22" w:type="dxa"/>
-              <w:bottom w:w="22" w:type="dxa"/>
-              <w:left w:w="30" w:type="dxa"/>
-              <w:right w:w="30" w:type="dxa"/>
+              <w:top w:w="4" w:type="dxa"/>
+              <w:bottom w:w="4" w:type="dxa"/>
+              <w:left w:w="20" w:type="dxa"/>
+              <w:right w:w="20" w:type="dxa"/>
             </w:tcMar>
           </w:tcPr>
           <w:p>
             <w:r>
               <w:rPr>
-                <w:sz w:val="20"/>
+                <w:sz w:val="18"/>
               </w:rPr>
-              <w:t>Zeynep Ece Çeli̇</w:t>
+              <w:t>Meryem Bozdemi̇r</w:t>
             </w:r>
           </w:p>
         </w:tc>
         <w:tc>
           <w:tcPr>
             <w:tcW w:w="1503" w:type="dxa"/>
-            <w:shd w:fill="FFFFFF"/>
+            <w:shd w:fill="E8F8F5"/>
             <w:tcMar>
-              <w:top w:w="22" w:type="dxa"/>
-              <w:bottom w:w="22" w:type="dxa"/>
-              <w:left w:w="30" w:type="dxa"/>
-              <w:right w:w="30" w:type="dxa"/>
+              <w:top w:w="4" w:type="dxa"/>
+              <w:bottom w:w="4" w:type="dxa"/>
+              <w:left w:w="20" w:type="dxa"/>
+              <w:right w:w="20" w:type="dxa"/>
             </w:tcMar>
           </w:tcPr>
           <w:p>
@@ -2147,21 +3339,21 @@
             </w:pPr>
             <w:r>
               <w:rPr>
-                <w:sz w:val="20"/>
+                <w:sz w:val="18"/>
               </w:rPr>
-              <w:t>15/5/0</w:t>
+              <w:t>17/3/0</w:t>
             </w:r>
           </w:p>
         </w:tc>
         <w:tc>
           <w:tcPr>
             <w:tcW w:w="1503" w:type="dxa"/>
-            <w:shd w:fill="FFFFFF"/>
+            <w:shd w:fill="E8F8F5"/>
             <w:tcMar>
-              <w:top w:w="22" w:type="dxa"/>
-              <w:bottom w:w="22" w:type="dxa"/>
-              <w:left w:w="30" w:type="dxa"/>
-              <w:right w:w="30" w:type="dxa"/>
+              <w:top w:w="4" w:type="dxa"/>
+              <w:bottom w:w="4" w:type="dxa"/>
+              <w:left w:w="20" w:type="dxa"/>
+              <w:right w:w="20" w:type="dxa"/>
             </w:tcMar>
           </w:tcPr>
           <w:p>
@@ -2171,21 +3363,21 @@
             <w:r>
               <w:rPr>
                 <w:b/>
-                <w:sz w:val="20"/>
+                <w:sz w:val="18"/>
               </w:rPr>
-              <w:t>13.33</w:t>
+              <w:t>16.00</w:t>
             </w:r>
           </w:p>
         </w:tc>
         <w:tc>
           <w:tcPr>
             <w:tcW w:w="1503" w:type="dxa"/>
-            <w:shd w:fill="FFFFFF"/>
+            <w:shd w:fill="FDEDEC"/>
             <w:tcMar>
-              <w:top w:w="22" w:type="dxa"/>
-              <w:bottom w:w="22" w:type="dxa"/>
-              <w:left w:w="30" w:type="dxa"/>
-              <w:right w:w="30" w:type="dxa"/>
+              <w:top w:w="4" w:type="dxa"/>
+              <w:bottom w:w="4" w:type="dxa"/>
+              <w:left w:w="20" w:type="dxa"/>
+              <w:right w:w="20" w:type="dxa"/>
             </w:tcMar>
           </w:tcPr>
           <w:p>
@@ -2194,21 +3386,21 @@
             </w:pPr>
             <w:r>
               <w:rPr>
-                <w:sz w:val="20"/>
+                <w:sz w:val="18"/>
               </w:rPr>
-              <w:t>17</w:t>
+              <w:t>25</w:t>
             </w:r>
           </w:p>
         </w:tc>
         <w:tc>
           <w:tcPr>
             <w:tcW w:w="1503" w:type="dxa"/>
-            <w:shd w:fill="FFFFFF"/>
+            <w:shd w:fill="FDEDEC"/>
             <w:tcMar>
-              <w:top w:w="22" w:type="dxa"/>
-              <w:bottom w:w="22" w:type="dxa"/>
-              <w:left w:w="30" w:type="dxa"/>
-              <w:right w:w="30" w:type="dxa"/>
+              <w:top w:w="4" w:type="dxa"/>
+              <w:bottom w:w="4" w:type="dxa"/>
+              <w:left w:w="20" w:type="dxa"/>
+              <w:right w:w="20" w:type="dxa"/>
             </w:tcMar>
           </w:tcPr>
           <w:p>
@@ -2217,41 +3409,41 @@
             </w:pPr>
             <w:r>
               <w:rPr>
-                <w:sz w:val="20"/>
+                <w:sz w:val="18"/>
               </w:rPr>
-              <w:t>376</w:t>
+              <w:t>227</w:t>
             </w:r>
           </w:p>
         </w:tc>
         <w:tc>
           <w:tcPr>
             <w:tcW w:w="1503" w:type="dxa"/>
-            <w:shd w:fill="FFFFFF"/>
+            <w:shd w:fill="FDEDEC"/>
             <w:tcMar>
-              <w:top w:w="22" w:type="dxa"/>
-              <w:bottom w:w="22" w:type="dxa"/>
-              <w:left w:w="30" w:type="dxa"/>
-              <w:right w:w="30" w:type="dxa"/>
+              <w:top w:w="4" w:type="dxa"/>
+              <w:bottom w:w="4" w:type="dxa"/>
+              <w:left w:w="20" w:type="dxa"/>
+              <w:right w:w="20" w:type="dxa"/>
             </w:tcMar>
           </w:tcPr>
           <w:p>
             <w:r>
               <w:rPr>
-                <w:sz w:val="20"/>
+                <w:sz w:val="18"/>
               </w:rPr>
-              <w:t>Muzaffer Aki̇f O</w:t>
+              <w:t>Deri̇n Yilmaz</w:t>
             </w:r>
           </w:p>
         </w:tc>
         <w:tc>
           <w:tcPr>
             <w:tcW w:w="1503" w:type="dxa"/>
-            <w:shd w:fill="FFFFFF"/>
+            <w:shd w:fill="FDEDEC"/>
             <w:tcMar>
-              <w:top w:w="22" w:type="dxa"/>
-              <w:bottom w:w="22" w:type="dxa"/>
-              <w:left w:w="30" w:type="dxa"/>
-              <w:right w:w="30" w:type="dxa"/>
+              <w:top w:w="4" w:type="dxa"/>
+              <w:bottom w:w="4" w:type="dxa"/>
+              <w:left w:w="20" w:type="dxa"/>
+              <w:right w:w="20" w:type="dxa"/>
             </w:tcMar>
           </w:tcPr>
           <w:p>
@@ -2260,21 +3452,21 @@
             </w:pPr>
             <w:r>
               <w:rPr>
-                <w:sz w:val="20"/>
+                <w:sz w:val="18"/>
               </w:rPr>
-              <w:t>11/9/0</w:t>
+              <w:t>8/10/2</w:t>
             </w:r>
           </w:p>
         </w:tc>
         <w:tc>
           <w:tcPr>
             <w:tcW w:w="1503" w:type="dxa"/>
-            <w:shd w:fill="FFFFFF"/>
+            <w:shd w:fill="FDEDEC"/>
             <w:tcMar>
-              <w:top w:w="22" w:type="dxa"/>
-              <w:bottom w:w="22" w:type="dxa"/>
-              <w:left w:w="30" w:type="dxa"/>
-              <w:right w:w="30" w:type="dxa"/>
+              <w:top w:w="4" w:type="dxa"/>
+              <w:bottom w:w="4" w:type="dxa"/>
+              <w:left w:w="20" w:type="dxa"/>
+              <w:right w:w="20" w:type="dxa"/>
             </w:tcMar>
           </w:tcPr>
           <w:p>
@@ -2284,9 +3476,9 @@
             <w:r>
               <w:rPr>
                 <w:b/>
-                <w:sz w:val="20"/>
+                <w:sz w:val="18"/>
               </w:rPr>
-              <w:t>8.00</w:t>
+              <w:t>4.67</w:t>
             </w:r>
           </w:p>
         </w:tc>
@@ -2297,10 +3489,10 @@
             <w:tcW w:w="1503" w:type="dxa"/>
             <w:shd w:fill="F9F9F9"/>
             <w:tcMar>
-              <w:top w:w="22" w:type="dxa"/>
-              <w:bottom w:w="22" w:type="dxa"/>
-              <w:left w:w="30" w:type="dxa"/>
-              <w:right w:w="30" w:type="dxa"/>
+              <w:top w:w="4" w:type="dxa"/>
+              <w:bottom w:w="4" w:type="dxa"/>
+              <w:left w:w="20" w:type="dxa"/>
+              <w:right w:w="20" w:type="dxa"/>
             </w:tcMar>
           </w:tcPr>
           <w:p>
@@ -2309,1831 +3501,7 @@
             </w:pPr>
             <w:r>
               <w:rPr>
-                <w:sz w:val="20"/>
-              </w:rPr>
-              <w:t>4</w:t>
-            </w:r>
-          </w:p>
-        </w:tc>
-        <w:tc>
-          <w:tcPr>
-            <w:tcW w:w="1503" w:type="dxa"/>
-            <w:shd w:fill="F9F9F9"/>
-            <w:tcMar>
-              <w:top w:w="22" w:type="dxa"/>
-              <w:bottom w:w="22" w:type="dxa"/>
-              <w:left w:w="30" w:type="dxa"/>
-              <w:right w:w="30" w:type="dxa"/>
-            </w:tcMar>
-          </w:tcPr>
-          <w:p>
-            <w:pPr>
-              <w:jc w:val="center"/>
-            </w:pPr>
-            <w:r>
-              <w:rPr>
-                <w:sz w:val="20"/>
-              </w:rPr>
-              <w:t>182</w:t>
-            </w:r>
-          </w:p>
-        </w:tc>
-        <w:tc>
-          <w:tcPr>
-            <w:tcW w:w="1503" w:type="dxa"/>
-            <w:shd w:fill="F9F9F9"/>
-            <w:tcMar>
-              <w:top w:w="22" w:type="dxa"/>
-              <w:bottom w:w="22" w:type="dxa"/>
-              <w:left w:w="30" w:type="dxa"/>
-              <w:right w:w="30" w:type="dxa"/>
-            </w:tcMar>
-          </w:tcPr>
-          <w:p>
-            <w:r>
-              <w:rPr>
-                <w:sz w:val="20"/>
-              </w:rPr>
-              <w:t>Erdem Yarar</w:t>
-            </w:r>
-          </w:p>
-        </w:tc>
-        <w:tc>
-          <w:tcPr>
-            <w:tcW w:w="1503" w:type="dxa"/>
-            <w:shd w:fill="F9F9F9"/>
-            <w:tcMar>
-              <w:top w:w="22" w:type="dxa"/>
-              <w:bottom w:w="22" w:type="dxa"/>
-              <w:left w:w="30" w:type="dxa"/>
-              <w:right w:w="30" w:type="dxa"/>
-            </w:tcMar>
-          </w:tcPr>
-          <w:p>
-            <w:pPr>
-              <w:jc w:val="center"/>
-            </w:pPr>
-            <w:r>
-              <w:rPr>
-                <w:sz w:val="20"/>
-              </w:rPr>
-              <w:t>15/5/0</w:t>
-            </w:r>
-          </w:p>
-        </w:tc>
-        <w:tc>
-          <w:tcPr>
-            <w:tcW w:w="1503" w:type="dxa"/>
-            <w:shd w:fill="F9F9F9"/>
-            <w:tcMar>
-              <w:top w:w="22" w:type="dxa"/>
-              <w:bottom w:w="22" w:type="dxa"/>
-              <w:left w:w="30" w:type="dxa"/>
-              <w:right w:w="30" w:type="dxa"/>
-            </w:tcMar>
-          </w:tcPr>
-          <w:p>
-            <w:pPr>
-              <w:jc w:val="center"/>
-            </w:pPr>
-            <w:r>
-              <w:rPr>
-                <w:b/>
-                <w:sz w:val="20"/>
-              </w:rPr>
-              <w:t>13.33</w:t>
-            </w:r>
-          </w:p>
-        </w:tc>
-        <w:tc>
-          <w:tcPr>
-            <w:tcW w:w="1503" w:type="dxa"/>
-            <w:shd w:fill="F9F9F9"/>
-            <w:tcMar>
-              <w:top w:w="22" w:type="dxa"/>
-              <w:bottom w:w="22" w:type="dxa"/>
-              <w:left w:w="30" w:type="dxa"/>
-              <w:right w:w="30" w:type="dxa"/>
-            </w:tcMar>
-          </w:tcPr>
-          <w:p>
-            <w:pPr>
-              <w:jc w:val="center"/>
-            </w:pPr>
-            <w:r>
-              <w:rPr>
-                <w:sz w:val="20"/>
-              </w:rPr>
-              <w:t>18</w:t>
-            </w:r>
-          </w:p>
-        </w:tc>
-        <w:tc>
-          <w:tcPr>
-            <w:tcW w:w="1503" w:type="dxa"/>
-            <w:shd w:fill="F9F9F9"/>
-            <w:tcMar>
-              <w:top w:w="22" w:type="dxa"/>
-              <w:bottom w:w="22" w:type="dxa"/>
-              <w:left w:w="30" w:type="dxa"/>
-              <w:right w:w="30" w:type="dxa"/>
-            </w:tcMar>
-          </w:tcPr>
-          <w:p>
-            <w:pPr>
-              <w:jc w:val="center"/>
-            </w:pPr>
-            <w:r>
-              <w:rPr>
-                <w:sz w:val="20"/>
-              </w:rPr>
-              <w:t>247</w:t>
-            </w:r>
-          </w:p>
-        </w:tc>
-        <w:tc>
-          <w:tcPr>
-            <w:tcW w:w="1503" w:type="dxa"/>
-            <w:shd w:fill="F9F9F9"/>
-            <w:tcMar>
-              <w:top w:w="22" w:type="dxa"/>
-              <w:bottom w:w="22" w:type="dxa"/>
-              <w:left w:w="30" w:type="dxa"/>
-              <w:right w:w="30" w:type="dxa"/>
-            </w:tcMar>
-          </w:tcPr>
-          <w:p>
-            <w:r>
-              <w:rPr>
-                <w:sz w:val="20"/>
-              </w:rPr>
-              <w:t>Zehra Şenel</w:t>
-            </w:r>
-          </w:p>
-        </w:tc>
-        <w:tc>
-          <w:tcPr>
-            <w:tcW w:w="1503" w:type="dxa"/>
-            <w:shd w:fill="F9F9F9"/>
-            <w:tcMar>
-              <w:top w:w="22" w:type="dxa"/>
-              <w:bottom w:w="22" w:type="dxa"/>
-              <w:left w:w="30" w:type="dxa"/>
-              <w:right w:w="30" w:type="dxa"/>
-            </w:tcMar>
-          </w:tcPr>
-          <w:p>
-            <w:pPr>
-              <w:jc w:val="center"/>
-            </w:pPr>
-            <w:r>
-              <w:rPr>
-                <w:sz w:val="20"/>
-              </w:rPr>
-              <w:t>10/8/2</w:t>
-            </w:r>
-          </w:p>
-        </w:tc>
-        <w:tc>
-          <w:tcPr>
-            <w:tcW w:w="1503" w:type="dxa"/>
-            <w:shd w:fill="F9F9F9"/>
-            <w:tcMar>
-              <w:top w:w="22" w:type="dxa"/>
-              <w:bottom w:w="22" w:type="dxa"/>
-              <w:left w:w="30" w:type="dxa"/>
-              <w:right w:w="30" w:type="dxa"/>
-            </w:tcMar>
-          </w:tcPr>
-          <w:p>
-            <w:pPr>
-              <w:jc w:val="center"/>
-            </w:pPr>
-            <w:r>
-              <w:rPr>
-                <w:b/>
-                <w:sz w:val="20"/>
-              </w:rPr>
-              <w:t>7.33</w:t>
-            </w:r>
-          </w:p>
-        </w:tc>
-      </w:tr>
-      <w:tr>
-        <w:tc>
-          <w:tcPr>
-            <w:tcW w:w="1503" w:type="dxa"/>
-            <w:shd w:fill="FFFFFF"/>
-            <w:tcMar>
-              <w:top w:w="22" w:type="dxa"/>
-              <w:bottom w:w="22" w:type="dxa"/>
-              <w:left w:w="30" w:type="dxa"/>
-              <w:right w:w="30" w:type="dxa"/>
-            </w:tcMar>
-          </w:tcPr>
-          <w:p>
-            <w:pPr>
-              <w:jc w:val="center"/>
-            </w:pPr>
-            <w:r>
-              <w:rPr>
-                <w:sz w:val="20"/>
-              </w:rPr>
-              <w:t>5</w:t>
-            </w:r>
-          </w:p>
-        </w:tc>
-        <w:tc>
-          <w:tcPr>
-            <w:tcW w:w="1503" w:type="dxa"/>
-            <w:shd w:fill="FFFFFF"/>
-            <w:tcMar>
-              <w:top w:w="22" w:type="dxa"/>
-              <w:bottom w:w="22" w:type="dxa"/>
-              <w:left w:w="30" w:type="dxa"/>
-              <w:right w:w="30" w:type="dxa"/>
-            </w:tcMar>
-          </w:tcPr>
-          <w:p>
-            <w:pPr>
-              <w:jc w:val="center"/>
-            </w:pPr>
-            <w:r>
-              <w:rPr>
-                <w:sz w:val="20"/>
-              </w:rPr>
-              <w:t>117</w:t>
-            </w:r>
-          </w:p>
-        </w:tc>
-        <w:tc>
-          <w:tcPr>
-            <w:tcW w:w="1503" w:type="dxa"/>
-            <w:shd w:fill="FFFFFF"/>
-            <w:tcMar>
-              <w:top w:w="22" w:type="dxa"/>
-              <w:bottom w:w="22" w:type="dxa"/>
-              <w:left w:w="30" w:type="dxa"/>
-              <w:right w:w="30" w:type="dxa"/>
-            </w:tcMar>
-          </w:tcPr>
-          <w:p>
-            <w:r>
-              <w:rPr>
-                <w:sz w:val="20"/>
-              </w:rPr>
-              <w:t>Çağrihan Bengül</w:t>
-            </w:r>
-          </w:p>
-        </w:tc>
-        <w:tc>
-          <w:tcPr>
-            <w:tcW w:w="1503" w:type="dxa"/>
-            <w:shd w:fill="FFFFFF"/>
-            <w:tcMar>
-              <w:top w:w="22" w:type="dxa"/>
-              <w:bottom w:w="22" w:type="dxa"/>
-              <w:left w:w="30" w:type="dxa"/>
-              <w:right w:w="30" w:type="dxa"/>
-            </w:tcMar>
-          </w:tcPr>
-          <w:p>
-            <w:pPr>
-              <w:jc w:val="center"/>
-            </w:pPr>
-            <w:r>
-              <w:rPr>
-                <w:sz w:val="20"/>
-              </w:rPr>
-              <w:t>14/5/1</w:t>
-            </w:r>
-          </w:p>
-        </w:tc>
-        <w:tc>
-          <w:tcPr>
-            <w:tcW w:w="1503" w:type="dxa"/>
-            <w:shd w:fill="FFFFFF"/>
-            <w:tcMar>
-              <w:top w:w="22" w:type="dxa"/>
-              <w:bottom w:w="22" w:type="dxa"/>
-              <w:left w:w="30" w:type="dxa"/>
-              <w:right w:w="30" w:type="dxa"/>
-            </w:tcMar>
-          </w:tcPr>
-          <w:p>
-            <w:pPr>
-              <w:jc w:val="center"/>
-            </w:pPr>
-            <w:r>
-              <w:rPr>
-                <w:b/>
-                <w:sz w:val="20"/>
-              </w:rPr>
-              <w:t>12.33</w:t>
-            </w:r>
-          </w:p>
-        </w:tc>
-        <w:tc>
-          <w:tcPr>
-            <w:tcW w:w="1503" w:type="dxa"/>
-            <w:shd w:fill="FFFFFF"/>
-            <w:tcMar>
-              <w:top w:w="22" w:type="dxa"/>
-              <w:bottom w:w="22" w:type="dxa"/>
-              <w:left w:w="30" w:type="dxa"/>
-              <w:right w:w="30" w:type="dxa"/>
-            </w:tcMar>
-          </w:tcPr>
-          <w:p>
-            <w:pPr>
-              <w:jc w:val="center"/>
-            </w:pPr>
-            <w:r>
-              <w:rPr>
-                <w:sz w:val="20"/>
-              </w:rPr>
-              <w:t>19</w:t>
-            </w:r>
-          </w:p>
-        </w:tc>
-        <w:tc>
-          <w:tcPr>
-            <w:tcW w:w="1503" w:type="dxa"/>
-            <w:shd w:fill="FFFFFF"/>
-            <w:tcMar>
-              <w:top w:w="22" w:type="dxa"/>
-              <w:bottom w:w="22" w:type="dxa"/>
-              <w:left w:w="30" w:type="dxa"/>
-              <w:right w:w="30" w:type="dxa"/>
-            </w:tcMar>
-          </w:tcPr>
-          <w:p>
-            <w:pPr>
-              <w:jc w:val="center"/>
-            </w:pPr>
-            <w:r>
-              <w:rPr>
-                <w:sz w:val="20"/>
-              </w:rPr>
-              <w:t>432</w:t>
-            </w:r>
-          </w:p>
-        </w:tc>
-        <w:tc>
-          <w:tcPr>
-            <w:tcW w:w="1503" w:type="dxa"/>
-            <w:shd w:fill="FFFFFF"/>
-            <w:tcMar>
-              <w:top w:w="22" w:type="dxa"/>
-              <w:bottom w:w="22" w:type="dxa"/>
-              <w:left w:w="30" w:type="dxa"/>
-              <w:right w:w="30" w:type="dxa"/>
-            </w:tcMar>
-          </w:tcPr>
-          <w:p>
-            <w:r>
-              <w:rPr>
-                <w:sz w:val="20"/>
-              </w:rPr>
-              <w:t>Ahmet Nevfel Özk</w:t>
-            </w:r>
-          </w:p>
-        </w:tc>
-        <w:tc>
-          <w:tcPr>
-            <w:tcW w:w="1503" w:type="dxa"/>
-            <w:shd w:fill="FFFFFF"/>
-            <w:tcMar>
-              <w:top w:w="22" w:type="dxa"/>
-              <w:bottom w:w="22" w:type="dxa"/>
-              <w:left w:w="30" w:type="dxa"/>
-              <w:right w:w="30" w:type="dxa"/>
-            </w:tcMar>
-          </w:tcPr>
-          <w:p>
-            <w:pPr>
-              <w:jc w:val="center"/>
-            </w:pPr>
-            <w:r>
-              <w:rPr>
-                <w:sz w:val="20"/>
-              </w:rPr>
-              <w:t>10/10/0</w:t>
-            </w:r>
-          </w:p>
-        </w:tc>
-        <w:tc>
-          <w:tcPr>
-            <w:tcW w:w="1503" w:type="dxa"/>
-            <w:shd w:fill="FFFFFF"/>
-            <w:tcMar>
-              <w:top w:w="22" w:type="dxa"/>
-              <w:bottom w:w="22" w:type="dxa"/>
-              <w:left w:w="30" w:type="dxa"/>
-              <w:right w:w="30" w:type="dxa"/>
-            </w:tcMar>
-          </w:tcPr>
-          <w:p>
-            <w:pPr>
-              <w:jc w:val="center"/>
-            </w:pPr>
-            <w:r>
-              <w:rPr>
-                <w:b/>
-                <w:sz w:val="20"/>
-              </w:rPr>
-              <w:t>6.67</w:t>
-            </w:r>
-          </w:p>
-        </w:tc>
-      </w:tr>
-      <w:tr>
-        <w:tc>
-          <w:tcPr>
-            <w:tcW w:w="1503" w:type="dxa"/>
-            <w:shd w:fill="F9F9F9"/>
-            <w:tcMar>
-              <w:top w:w="22" w:type="dxa"/>
-              <w:bottom w:w="22" w:type="dxa"/>
-              <w:left w:w="30" w:type="dxa"/>
-              <w:right w:w="30" w:type="dxa"/>
-            </w:tcMar>
-          </w:tcPr>
-          <w:p>
-            <w:pPr>
-              <w:jc w:val="center"/>
-            </w:pPr>
-            <w:r>
-              <w:rPr>
-                <w:sz w:val="20"/>
-              </w:rPr>
-              <w:t>6</w:t>
-            </w:r>
-          </w:p>
-        </w:tc>
-        <w:tc>
-          <w:tcPr>
-            <w:tcW w:w="1503" w:type="dxa"/>
-            <w:shd w:fill="F9F9F9"/>
-            <w:tcMar>
-              <w:top w:w="22" w:type="dxa"/>
-              <w:bottom w:w="22" w:type="dxa"/>
-              <w:left w:w="30" w:type="dxa"/>
-              <w:right w:w="30" w:type="dxa"/>
-            </w:tcMar>
-          </w:tcPr>
-          <w:p>
-            <w:pPr>
-              <w:jc w:val="center"/>
-            </w:pPr>
-            <w:r>
-              <w:rPr>
-                <w:sz w:val="20"/>
-              </w:rPr>
-              <w:t>258</w:t>
-            </w:r>
-          </w:p>
-        </w:tc>
-        <w:tc>
-          <w:tcPr>
-            <w:tcW w:w="1503" w:type="dxa"/>
-            <w:shd w:fill="F9F9F9"/>
-            <w:tcMar>
-              <w:top w:w="22" w:type="dxa"/>
-              <w:bottom w:w="22" w:type="dxa"/>
-              <w:left w:w="30" w:type="dxa"/>
-              <w:right w:w="30" w:type="dxa"/>
-            </w:tcMar>
-          </w:tcPr>
-          <w:p>
-            <w:r>
-              <w:rPr>
-                <w:sz w:val="20"/>
-              </w:rPr>
-              <w:t>Meryem Bozdemi̇r</w:t>
-            </w:r>
-          </w:p>
-        </w:tc>
-        <w:tc>
-          <w:tcPr>
-            <w:tcW w:w="1503" w:type="dxa"/>
-            <w:shd w:fill="F9F9F9"/>
-            <w:tcMar>
-              <w:top w:w="22" w:type="dxa"/>
-              <w:bottom w:w="22" w:type="dxa"/>
-              <w:left w:w="30" w:type="dxa"/>
-              <w:right w:w="30" w:type="dxa"/>
-            </w:tcMar>
-          </w:tcPr>
-          <w:p>
-            <w:pPr>
-              <w:jc w:val="center"/>
-            </w:pPr>
-            <w:r>
-              <w:rPr>
-                <w:sz w:val="20"/>
-              </w:rPr>
-              <w:t>13/7/0</w:t>
-            </w:r>
-          </w:p>
-        </w:tc>
-        <w:tc>
-          <w:tcPr>
-            <w:tcW w:w="1503" w:type="dxa"/>
-            <w:shd w:fill="F9F9F9"/>
-            <w:tcMar>
-              <w:top w:w="22" w:type="dxa"/>
-              <w:bottom w:w="22" w:type="dxa"/>
-              <w:left w:w="30" w:type="dxa"/>
-              <w:right w:w="30" w:type="dxa"/>
-            </w:tcMar>
-          </w:tcPr>
-          <w:p>
-            <w:pPr>
-              <w:jc w:val="center"/>
-            </w:pPr>
-            <w:r>
-              <w:rPr>
-                <w:b/>
-                <w:sz w:val="20"/>
-              </w:rPr>
-              <w:t>10.67</w:t>
-            </w:r>
-          </w:p>
-        </w:tc>
-        <w:tc>
-          <w:tcPr>
-            <w:tcW w:w="1503" w:type="dxa"/>
-            <w:shd w:fill="F9F9F9"/>
-            <w:tcMar>
-              <w:top w:w="22" w:type="dxa"/>
-              <w:bottom w:w="22" w:type="dxa"/>
-              <w:left w:w="30" w:type="dxa"/>
-              <w:right w:w="30" w:type="dxa"/>
-            </w:tcMar>
-          </w:tcPr>
-          <w:p>
-            <w:pPr>
-              <w:jc w:val="center"/>
-            </w:pPr>
-            <w:r>
-              <w:rPr>
-                <w:sz w:val="20"/>
-              </w:rPr>
-              <w:t>20</w:t>
-            </w:r>
-          </w:p>
-        </w:tc>
-        <w:tc>
-          <w:tcPr>
-            <w:tcW w:w="1503" w:type="dxa"/>
-            <w:shd w:fill="F9F9F9"/>
-            <w:tcMar>
-              <w:top w:w="22" w:type="dxa"/>
-              <w:bottom w:w="22" w:type="dxa"/>
-              <w:left w:w="30" w:type="dxa"/>
-              <w:right w:w="30" w:type="dxa"/>
-            </w:tcMar>
-          </w:tcPr>
-          <w:p>
-            <w:pPr>
-              <w:jc w:val="center"/>
-            </w:pPr>
-            <w:r>
-              <w:rPr>
-                <w:sz w:val="20"/>
-              </w:rPr>
-              <w:t>225</w:t>
-            </w:r>
-          </w:p>
-        </w:tc>
-        <w:tc>
-          <w:tcPr>
-            <w:tcW w:w="1503" w:type="dxa"/>
-            <w:shd w:fill="F9F9F9"/>
-            <w:tcMar>
-              <w:top w:w="22" w:type="dxa"/>
-              <w:bottom w:w="22" w:type="dxa"/>
-              <w:left w:w="30" w:type="dxa"/>
-              <w:right w:w="30" w:type="dxa"/>
-            </w:tcMar>
-          </w:tcPr>
-          <w:p>
-            <w:r>
-              <w:rPr>
-                <w:sz w:val="20"/>
-              </w:rPr>
-              <w:t>Ilgin Kara</w:t>
-            </w:r>
-          </w:p>
-        </w:tc>
-        <w:tc>
-          <w:tcPr>
-            <w:tcW w:w="1503" w:type="dxa"/>
-            <w:shd w:fill="F9F9F9"/>
-            <w:tcMar>
-              <w:top w:w="22" w:type="dxa"/>
-              <w:bottom w:w="22" w:type="dxa"/>
-              <w:left w:w="30" w:type="dxa"/>
-              <w:right w:w="30" w:type="dxa"/>
-            </w:tcMar>
-          </w:tcPr>
-          <w:p>
-            <w:pPr>
-              <w:jc w:val="center"/>
-            </w:pPr>
-            <w:r>
-              <w:rPr>
-                <w:sz w:val="20"/>
-              </w:rPr>
-              <w:t>9/8/3</w:t>
-            </w:r>
-          </w:p>
-        </w:tc>
-        <w:tc>
-          <w:tcPr>
-            <w:tcW w:w="1503" w:type="dxa"/>
-            <w:shd w:fill="F9F9F9"/>
-            <w:tcMar>
-              <w:top w:w="22" w:type="dxa"/>
-              <w:bottom w:w="22" w:type="dxa"/>
-              <w:left w:w="30" w:type="dxa"/>
-              <w:right w:w="30" w:type="dxa"/>
-            </w:tcMar>
-          </w:tcPr>
-          <w:p>
-            <w:pPr>
-              <w:jc w:val="center"/>
-            </w:pPr>
-            <w:r>
-              <w:rPr>
-                <w:b/>
-                <w:sz w:val="20"/>
-              </w:rPr>
-              <w:t>6.33</w:t>
-            </w:r>
-          </w:p>
-        </w:tc>
-      </w:tr>
-      <w:tr>
-        <w:tc>
-          <w:tcPr>
-            <w:tcW w:w="1503" w:type="dxa"/>
-            <w:shd w:fill="FFFFFF"/>
-            <w:tcMar>
-              <w:top w:w="22" w:type="dxa"/>
-              <w:bottom w:w="22" w:type="dxa"/>
-              <w:left w:w="30" w:type="dxa"/>
-              <w:right w:w="30" w:type="dxa"/>
-            </w:tcMar>
-          </w:tcPr>
-          <w:p>
-            <w:pPr>
-              <w:jc w:val="center"/>
-            </w:pPr>
-            <w:r>
-              <w:rPr>
-                <w:sz w:val="20"/>
-              </w:rPr>
-              <w:t>7</w:t>
-            </w:r>
-          </w:p>
-        </w:tc>
-        <w:tc>
-          <w:tcPr>
-            <w:tcW w:w="1503" w:type="dxa"/>
-            <w:shd w:fill="FFFFFF"/>
-            <w:tcMar>
-              <w:top w:w="22" w:type="dxa"/>
-              <w:bottom w:w="22" w:type="dxa"/>
-              <w:left w:w="30" w:type="dxa"/>
-              <w:right w:w="30" w:type="dxa"/>
-            </w:tcMar>
-          </w:tcPr>
-          <w:p>
-            <w:pPr>
-              <w:jc w:val="center"/>
-            </w:pPr>
-            <w:r>
-              <w:rPr>
-                <w:sz w:val="20"/>
-              </w:rPr>
-              <w:t>372</w:t>
-            </w:r>
-          </w:p>
-        </w:tc>
-        <w:tc>
-          <w:tcPr>
-            <w:tcW w:w="1503" w:type="dxa"/>
-            <w:shd w:fill="FFFFFF"/>
-            <w:tcMar>
-              <w:top w:w="22" w:type="dxa"/>
-              <w:bottom w:w="22" w:type="dxa"/>
-              <w:left w:w="30" w:type="dxa"/>
-              <w:right w:w="30" w:type="dxa"/>
-            </w:tcMar>
-          </w:tcPr>
-          <w:p>
-            <w:r>
-              <w:rPr>
-                <w:sz w:val="20"/>
-              </w:rPr>
-              <w:t>Sümeyye Taşkin</w:t>
-            </w:r>
-          </w:p>
-        </w:tc>
-        <w:tc>
-          <w:tcPr>
-            <w:tcW w:w="1503" w:type="dxa"/>
-            <w:shd w:fill="FFFFFF"/>
-            <w:tcMar>
-              <w:top w:w="22" w:type="dxa"/>
-              <w:bottom w:w="22" w:type="dxa"/>
-              <w:left w:w="30" w:type="dxa"/>
-              <w:right w:w="30" w:type="dxa"/>
-            </w:tcMar>
-          </w:tcPr>
-          <w:p>
-            <w:pPr>
-              <w:jc w:val="center"/>
-            </w:pPr>
-            <w:r>
-              <w:rPr>
-                <w:sz w:val="20"/>
-              </w:rPr>
-              <w:t>12/4/4</w:t>
-            </w:r>
-          </w:p>
-        </w:tc>
-        <w:tc>
-          <w:tcPr>
-            <w:tcW w:w="1503" w:type="dxa"/>
-            <w:shd w:fill="FFFFFF"/>
-            <w:tcMar>
-              <w:top w:w="22" w:type="dxa"/>
-              <w:bottom w:w="22" w:type="dxa"/>
-              <w:left w:w="30" w:type="dxa"/>
-              <w:right w:w="30" w:type="dxa"/>
-            </w:tcMar>
-          </w:tcPr>
-          <w:p>
-            <w:pPr>
-              <w:jc w:val="center"/>
-            </w:pPr>
-            <w:r>
-              <w:rPr>
-                <w:b/>
-                <w:sz w:val="20"/>
-              </w:rPr>
-              <w:t>10.67</w:t>
-            </w:r>
-          </w:p>
-        </w:tc>
-        <w:tc>
-          <w:tcPr>
-            <w:tcW w:w="1503" w:type="dxa"/>
-            <w:shd w:fill="FDEDEC"/>
-            <w:tcMar>
-              <w:top w:w="22" w:type="dxa"/>
-              <w:bottom w:w="22" w:type="dxa"/>
-              <w:left w:w="30" w:type="dxa"/>
-              <w:right w:w="30" w:type="dxa"/>
-            </w:tcMar>
-          </w:tcPr>
-          <w:p>
-            <w:pPr>
-              <w:jc w:val="center"/>
-            </w:pPr>
-            <w:r>
-              <w:rPr>
-                <w:sz w:val="20"/>
-              </w:rPr>
-              <w:t>21</w:t>
-            </w:r>
-          </w:p>
-        </w:tc>
-        <w:tc>
-          <w:tcPr>
-            <w:tcW w:w="1503" w:type="dxa"/>
-            <w:shd w:fill="FDEDEC"/>
-            <w:tcMar>
-              <w:top w:w="22" w:type="dxa"/>
-              <w:bottom w:w="22" w:type="dxa"/>
-              <w:left w:w="30" w:type="dxa"/>
-              <w:right w:w="30" w:type="dxa"/>
-            </w:tcMar>
-          </w:tcPr>
-          <w:p>
-            <w:pPr>
-              <w:jc w:val="center"/>
-            </w:pPr>
-            <w:r>
-              <w:rPr>
-                <w:sz w:val="20"/>
-              </w:rPr>
-              <w:t>20</w:t>
-            </w:r>
-          </w:p>
-        </w:tc>
-        <w:tc>
-          <w:tcPr>
-            <w:tcW w:w="1503" w:type="dxa"/>
-            <w:shd w:fill="FDEDEC"/>
-            <w:tcMar>
-              <w:top w:w="22" w:type="dxa"/>
-              <w:bottom w:w="22" w:type="dxa"/>
-              <w:left w:w="30" w:type="dxa"/>
-              <w:right w:w="30" w:type="dxa"/>
-            </w:tcMar>
-          </w:tcPr>
-          <w:p>
-            <w:r>
-              <w:rPr>
-                <w:sz w:val="20"/>
-              </w:rPr>
-              <w:t>Nesri̇n Doğa Ber</w:t>
-            </w:r>
-          </w:p>
-        </w:tc>
-        <w:tc>
-          <w:tcPr>
-            <w:tcW w:w="1503" w:type="dxa"/>
-            <w:shd w:fill="FDEDEC"/>
-            <w:tcMar>
-              <w:top w:w="22" w:type="dxa"/>
-              <w:bottom w:w="22" w:type="dxa"/>
-              <w:left w:w="30" w:type="dxa"/>
-              <w:right w:w="30" w:type="dxa"/>
-            </w:tcMar>
-          </w:tcPr>
-          <w:p>
-            <w:pPr>
-              <w:jc w:val="center"/>
-            </w:pPr>
-            <w:r>
-              <w:rPr>
-                <w:sz w:val="20"/>
-              </w:rPr>
-              <w:t>8/11/1</w:t>
-            </w:r>
-          </w:p>
-        </w:tc>
-        <w:tc>
-          <w:tcPr>
-            <w:tcW w:w="1503" w:type="dxa"/>
-            <w:shd w:fill="FDEDEC"/>
-            <w:tcMar>
-              <w:top w:w="22" w:type="dxa"/>
-              <w:bottom w:w="22" w:type="dxa"/>
-              <w:left w:w="30" w:type="dxa"/>
-              <w:right w:w="30" w:type="dxa"/>
-            </w:tcMar>
-          </w:tcPr>
-          <w:p>
-            <w:pPr>
-              <w:jc w:val="center"/>
-            </w:pPr>
-            <w:r>
-              <w:rPr>
-                <w:b/>
-                <w:sz w:val="20"/>
-              </w:rPr>
-              <w:t>4.33</w:t>
-            </w:r>
-          </w:p>
-        </w:tc>
-      </w:tr>
-      <w:tr>
-        <w:tc>
-          <w:tcPr>
-            <w:tcW w:w="1503" w:type="dxa"/>
-            <w:shd w:fill="F9F9F9"/>
-            <w:tcMar>
-              <w:top w:w="22" w:type="dxa"/>
-              <w:bottom w:w="22" w:type="dxa"/>
-              <w:left w:w="30" w:type="dxa"/>
-              <w:right w:w="30" w:type="dxa"/>
-            </w:tcMar>
-          </w:tcPr>
-          <w:p>
-            <w:pPr>
-              <w:jc w:val="center"/>
-            </w:pPr>
-            <w:r>
-              <w:rPr>
-                <w:sz w:val="20"/>
-              </w:rPr>
-              <w:t>8</w:t>
-            </w:r>
-          </w:p>
-        </w:tc>
-        <w:tc>
-          <w:tcPr>
-            <w:tcW w:w="1503" w:type="dxa"/>
-            <w:shd w:fill="F9F9F9"/>
-            <w:tcMar>
-              <w:top w:w="22" w:type="dxa"/>
-              <w:bottom w:w="22" w:type="dxa"/>
-              <w:left w:w="30" w:type="dxa"/>
-              <w:right w:w="30" w:type="dxa"/>
-            </w:tcMar>
-          </w:tcPr>
-          <w:p>
-            <w:pPr>
-              <w:jc w:val="center"/>
-            </w:pPr>
-            <w:r>
-              <w:rPr>
-                <w:sz w:val="20"/>
-              </w:rPr>
-              <w:t>256</w:t>
-            </w:r>
-          </w:p>
-        </w:tc>
-        <w:tc>
-          <w:tcPr>
-            <w:tcW w:w="1503" w:type="dxa"/>
-            <w:shd w:fill="F9F9F9"/>
-            <w:tcMar>
-              <w:top w:w="22" w:type="dxa"/>
-              <w:bottom w:w="22" w:type="dxa"/>
-              <w:left w:w="30" w:type="dxa"/>
-              <w:right w:w="30" w:type="dxa"/>
-            </w:tcMar>
-          </w:tcPr>
-          <w:p>
-            <w:r>
-              <w:rPr>
-                <w:sz w:val="20"/>
-              </w:rPr>
-              <w:t>Beren Koç</w:t>
-            </w:r>
-          </w:p>
-        </w:tc>
-        <w:tc>
-          <w:tcPr>
-            <w:tcW w:w="1503" w:type="dxa"/>
-            <w:shd w:fill="F9F9F9"/>
-            <w:tcMar>
-              <w:top w:w="22" w:type="dxa"/>
-              <w:bottom w:w="22" w:type="dxa"/>
-              <w:left w:w="30" w:type="dxa"/>
-              <w:right w:w="30" w:type="dxa"/>
-            </w:tcMar>
-          </w:tcPr>
-          <w:p>
-            <w:pPr>
-              <w:jc w:val="center"/>
-            </w:pPr>
-            <w:r>
-              <w:rPr>
-                <w:sz w:val="20"/>
-              </w:rPr>
-              <w:t>12/6/2</w:t>
-            </w:r>
-          </w:p>
-        </w:tc>
-        <w:tc>
-          <w:tcPr>
-            <w:tcW w:w="1503" w:type="dxa"/>
-            <w:shd w:fill="F9F9F9"/>
-            <w:tcMar>
-              <w:top w:w="22" w:type="dxa"/>
-              <w:bottom w:w="22" w:type="dxa"/>
-              <w:left w:w="30" w:type="dxa"/>
-              <w:right w:w="30" w:type="dxa"/>
-            </w:tcMar>
-          </w:tcPr>
-          <w:p>
-            <w:pPr>
-              <w:jc w:val="center"/>
-            </w:pPr>
-            <w:r>
-              <w:rPr>
-                <w:b/>
-                <w:sz w:val="20"/>
-              </w:rPr>
-              <w:t>10.00</w:t>
-            </w:r>
-          </w:p>
-        </w:tc>
-        <w:tc>
-          <w:tcPr>
-            <w:tcW w:w="1503" w:type="dxa"/>
-            <w:shd w:fill="FDEDEC"/>
-            <w:tcMar>
-              <w:top w:w="22" w:type="dxa"/>
-              <w:bottom w:w="22" w:type="dxa"/>
-              <w:left w:w="30" w:type="dxa"/>
-              <w:right w:w="30" w:type="dxa"/>
-            </w:tcMar>
-          </w:tcPr>
-          <w:p>
-            <w:pPr>
-              <w:jc w:val="center"/>
-            </w:pPr>
-            <w:r>
-              <w:rPr>
-                <w:sz w:val="20"/>
-              </w:rPr>
-              <w:t>22</w:t>
-            </w:r>
-          </w:p>
-        </w:tc>
-        <w:tc>
-          <w:tcPr>
-            <w:tcW w:w="1503" w:type="dxa"/>
-            <w:shd w:fill="FDEDEC"/>
-            <w:tcMar>
-              <w:top w:w="22" w:type="dxa"/>
-              <w:bottom w:w="22" w:type="dxa"/>
-              <w:left w:w="30" w:type="dxa"/>
-              <w:right w:w="30" w:type="dxa"/>
-            </w:tcMar>
-          </w:tcPr>
-          <w:p>
-            <w:pPr>
-              <w:jc w:val="center"/>
-            </w:pPr>
-            <w:r>
-              <w:rPr>
-                <w:sz w:val="20"/>
-              </w:rPr>
-              <w:t>224</w:t>
-            </w:r>
-          </w:p>
-        </w:tc>
-        <w:tc>
-          <w:tcPr>
-            <w:tcW w:w="1503" w:type="dxa"/>
-            <w:shd w:fill="FDEDEC"/>
-            <w:tcMar>
-              <w:top w:w="22" w:type="dxa"/>
-              <w:bottom w:w="22" w:type="dxa"/>
-              <w:left w:w="30" w:type="dxa"/>
-              <w:right w:w="30" w:type="dxa"/>
-            </w:tcMar>
-          </w:tcPr>
-          <w:p>
-            <w:r>
-              <w:rPr>
-                <w:sz w:val="20"/>
-              </w:rPr>
-              <w:t>Cengi̇zhan Yilma</w:t>
-            </w:r>
-          </w:p>
-        </w:tc>
-        <w:tc>
-          <w:tcPr>
-            <w:tcW w:w="1503" w:type="dxa"/>
-            <w:shd w:fill="FDEDEC"/>
-            <w:tcMar>
-              <w:top w:w="22" w:type="dxa"/>
-              <w:bottom w:w="22" w:type="dxa"/>
-              <w:left w:w="30" w:type="dxa"/>
-              <w:right w:w="30" w:type="dxa"/>
-            </w:tcMar>
-          </w:tcPr>
-          <w:p>
-            <w:pPr>
-              <w:jc w:val="center"/>
-            </w:pPr>
-            <w:r>
-              <w:rPr>
-                <w:sz w:val="20"/>
-              </w:rPr>
-              <w:t>8/12/0</w:t>
-            </w:r>
-          </w:p>
-        </w:tc>
-        <w:tc>
-          <w:tcPr>
-            <w:tcW w:w="1503" w:type="dxa"/>
-            <w:shd w:fill="FDEDEC"/>
-            <w:tcMar>
-              <w:top w:w="22" w:type="dxa"/>
-              <w:bottom w:w="22" w:type="dxa"/>
-              <w:left w:w="30" w:type="dxa"/>
-              <w:right w:w="30" w:type="dxa"/>
-            </w:tcMar>
-          </w:tcPr>
-          <w:p>
-            <w:pPr>
-              <w:jc w:val="center"/>
-            </w:pPr>
-            <w:r>
-              <w:rPr>
-                <w:b/>
-                <w:sz w:val="20"/>
-              </w:rPr>
-              <w:t>4.00</w:t>
-            </w:r>
-          </w:p>
-        </w:tc>
-      </w:tr>
-      <w:tr>
-        <w:tc>
-          <w:tcPr>
-            <w:tcW w:w="1503" w:type="dxa"/>
-            <w:shd w:fill="FFFFFF"/>
-            <w:tcMar>
-              <w:top w:w="22" w:type="dxa"/>
-              <w:bottom w:w="22" w:type="dxa"/>
-              <w:left w:w="30" w:type="dxa"/>
-              <w:right w:w="30" w:type="dxa"/>
-            </w:tcMar>
-          </w:tcPr>
-          <w:p>
-            <w:pPr>
-              <w:jc w:val="center"/>
-            </w:pPr>
-            <w:r>
-              <w:rPr>
-                <w:sz w:val="20"/>
-              </w:rPr>
-              <w:t>9</w:t>
-            </w:r>
-          </w:p>
-        </w:tc>
-        <w:tc>
-          <w:tcPr>
-            <w:tcW w:w="1503" w:type="dxa"/>
-            <w:shd w:fill="FFFFFF"/>
-            <w:tcMar>
-              <w:top w:w="22" w:type="dxa"/>
-              <w:bottom w:w="22" w:type="dxa"/>
-              <w:left w:w="30" w:type="dxa"/>
-              <w:right w:w="30" w:type="dxa"/>
-            </w:tcMar>
-          </w:tcPr>
-          <w:p>
-            <w:pPr>
-              <w:jc w:val="center"/>
-            </w:pPr>
-            <w:r>
-              <w:rPr>
-                <w:sz w:val="20"/>
-              </w:rPr>
-              <w:t>245</w:t>
-            </w:r>
-          </w:p>
-        </w:tc>
-        <w:tc>
-          <w:tcPr>
-            <w:tcW w:w="1503" w:type="dxa"/>
-            <w:shd w:fill="FFFFFF"/>
-            <w:tcMar>
-              <w:top w:w="22" w:type="dxa"/>
-              <w:bottom w:w="22" w:type="dxa"/>
-              <w:left w:w="30" w:type="dxa"/>
-              <w:right w:w="30" w:type="dxa"/>
-            </w:tcMar>
-          </w:tcPr>
-          <w:p>
-            <w:r>
-              <w:rPr>
-                <w:sz w:val="20"/>
-              </w:rPr>
-              <w:t>Tuna Koç</w:t>
-            </w:r>
-          </w:p>
-        </w:tc>
-        <w:tc>
-          <w:tcPr>
-            <w:tcW w:w="1503" w:type="dxa"/>
-            <w:shd w:fill="FFFFFF"/>
-            <w:tcMar>
-              <w:top w:w="22" w:type="dxa"/>
-              <w:bottom w:w="22" w:type="dxa"/>
-              <w:left w:w="30" w:type="dxa"/>
-              <w:right w:w="30" w:type="dxa"/>
-            </w:tcMar>
-          </w:tcPr>
-          <w:p>
-            <w:pPr>
-              <w:jc w:val="center"/>
-            </w:pPr>
-            <w:r>
-              <w:rPr>
-                <w:sz w:val="20"/>
-              </w:rPr>
-              <w:t>12/7/1</w:t>
-            </w:r>
-          </w:p>
-        </w:tc>
-        <w:tc>
-          <w:tcPr>
-            <w:tcW w:w="1503" w:type="dxa"/>
-            <w:shd w:fill="FFFFFF"/>
-            <w:tcMar>
-              <w:top w:w="22" w:type="dxa"/>
-              <w:bottom w:w="22" w:type="dxa"/>
-              <w:left w:w="30" w:type="dxa"/>
-              <w:right w:w="30" w:type="dxa"/>
-            </w:tcMar>
-          </w:tcPr>
-          <w:p>
-            <w:pPr>
-              <w:jc w:val="center"/>
-            </w:pPr>
-            <w:r>
-              <w:rPr>
-                <w:b/>
-                <w:sz w:val="20"/>
-              </w:rPr>
-              <w:t>9.67</w:t>
-            </w:r>
-          </w:p>
-        </w:tc>
-        <w:tc>
-          <w:tcPr>
-            <w:tcW w:w="1503" w:type="dxa"/>
-            <w:shd w:fill="FDEDEC"/>
-            <w:tcMar>
-              <w:top w:w="22" w:type="dxa"/>
-              <w:bottom w:w="22" w:type="dxa"/>
-              <w:left w:w="30" w:type="dxa"/>
-              <w:right w:w="30" w:type="dxa"/>
-            </w:tcMar>
-          </w:tcPr>
-          <w:p>
-            <w:pPr>
-              <w:jc w:val="center"/>
-            </w:pPr>
-            <w:r>
-              <w:rPr>
-                <w:sz w:val="20"/>
-              </w:rPr>
-              <w:t>23</w:t>
-            </w:r>
-          </w:p>
-        </w:tc>
-        <w:tc>
-          <w:tcPr>
-            <w:tcW w:w="1503" w:type="dxa"/>
-            <w:shd w:fill="FDEDEC"/>
-            <w:tcMar>
-              <w:top w:w="22" w:type="dxa"/>
-              <w:bottom w:w="22" w:type="dxa"/>
-              <w:left w:w="30" w:type="dxa"/>
-              <w:right w:w="30" w:type="dxa"/>
-            </w:tcMar>
-          </w:tcPr>
-          <w:p>
-            <w:pPr>
-              <w:jc w:val="center"/>
-            </w:pPr>
-            <w:r>
-              <w:rPr>
-                <w:sz w:val="20"/>
-              </w:rPr>
-              <w:t>229</w:t>
-            </w:r>
-          </w:p>
-        </w:tc>
-        <w:tc>
-          <w:tcPr>
-            <w:tcW w:w="1503" w:type="dxa"/>
-            <w:shd w:fill="FDEDEC"/>
-            <w:tcMar>
-              <w:top w:w="22" w:type="dxa"/>
-              <w:bottom w:w="22" w:type="dxa"/>
-              <w:left w:w="30" w:type="dxa"/>
-              <w:right w:w="30" w:type="dxa"/>
-            </w:tcMar>
-          </w:tcPr>
-          <w:p>
-            <w:r>
-              <w:rPr>
-                <w:sz w:val="20"/>
-              </w:rPr>
-              <w:t>Ni̇sanur Kayabey</w:t>
-            </w:r>
-          </w:p>
-        </w:tc>
-        <w:tc>
-          <w:tcPr>
-            <w:tcW w:w="1503" w:type="dxa"/>
-            <w:shd w:fill="FDEDEC"/>
-            <w:tcMar>
-              <w:top w:w="22" w:type="dxa"/>
-              <w:bottom w:w="22" w:type="dxa"/>
-              <w:left w:w="30" w:type="dxa"/>
-              <w:right w:w="30" w:type="dxa"/>
-            </w:tcMar>
-          </w:tcPr>
-          <w:p>
-            <w:pPr>
-              <w:jc w:val="center"/>
-            </w:pPr>
-            <w:r>
-              <w:rPr>
-                <w:sz w:val="20"/>
-              </w:rPr>
-              <w:t>7/13/0</w:t>
-            </w:r>
-          </w:p>
-        </w:tc>
-        <w:tc>
-          <w:tcPr>
-            <w:tcW w:w="1503" w:type="dxa"/>
-            <w:shd w:fill="FDEDEC"/>
-            <w:tcMar>
-              <w:top w:w="22" w:type="dxa"/>
-              <w:bottom w:w="22" w:type="dxa"/>
-              <w:left w:w="30" w:type="dxa"/>
-              <w:right w:w="30" w:type="dxa"/>
-            </w:tcMar>
-          </w:tcPr>
-          <w:p>
-            <w:pPr>
-              <w:jc w:val="center"/>
-            </w:pPr>
-            <w:r>
-              <w:rPr>
-                <w:b/>
-                <w:sz w:val="20"/>
-              </w:rPr>
-              <w:t>2.67</w:t>
-            </w:r>
-          </w:p>
-        </w:tc>
-      </w:tr>
-      <w:tr>
-        <w:tc>
-          <w:tcPr>
-            <w:tcW w:w="1503" w:type="dxa"/>
-            <w:shd w:fill="F9F9F9"/>
-            <w:tcMar>
-              <w:top w:w="22" w:type="dxa"/>
-              <w:bottom w:w="22" w:type="dxa"/>
-              <w:left w:w="30" w:type="dxa"/>
-              <w:right w:w="30" w:type="dxa"/>
-            </w:tcMar>
-          </w:tcPr>
-          <w:p>
-            <w:pPr>
-              <w:jc w:val="center"/>
-            </w:pPr>
-            <w:r>
-              <w:rPr>
-                <w:sz w:val="20"/>
-              </w:rPr>
-              <w:t>10</w:t>
-            </w:r>
-          </w:p>
-        </w:tc>
-        <w:tc>
-          <w:tcPr>
-            <w:tcW w:w="1503" w:type="dxa"/>
-            <w:shd w:fill="F9F9F9"/>
-            <w:tcMar>
-              <w:top w:w="22" w:type="dxa"/>
-              <w:bottom w:w="22" w:type="dxa"/>
-              <w:left w:w="30" w:type="dxa"/>
-              <w:right w:w="30" w:type="dxa"/>
-            </w:tcMar>
-          </w:tcPr>
-          <w:p>
-            <w:pPr>
-              <w:jc w:val="center"/>
-            </w:pPr>
-            <w:r>
-              <w:rPr>
-                <w:sz w:val="20"/>
-              </w:rPr>
-              <w:t>261</w:t>
-            </w:r>
-          </w:p>
-        </w:tc>
-        <w:tc>
-          <w:tcPr>
-            <w:tcW w:w="1503" w:type="dxa"/>
-            <w:shd w:fill="F9F9F9"/>
-            <w:tcMar>
-              <w:top w:w="22" w:type="dxa"/>
-              <w:bottom w:w="22" w:type="dxa"/>
-              <w:left w:w="30" w:type="dxa"/>
-              <w:right w:w="30" w:type="dxa"/>
-            </w:tcMar>
-          </w:tcPr>
-          <w:p>
-            <w:r>
-              <w:rPr>
-                <w:sz w:val="20"/>
-              </w:rPr>
-              <w:t>İpek Nur Usta</w:t>
-            </w:r>
-          </w:p>
-        </w:tc>
-        <w:tc>
-          <w:tcPr>
-            <w:tcW w:w="1503" w:type="dxa"/>
-            <w:shd w:fill="F9F9F9"/>
-            <w:tcMar>
-              <w:top w:w="22" w:type="dxa"/>
-              <w:bottom w:w="22" w:type="dxa"/>
-              <w:left w:w="30" w:type="dxa"/>
-              <w:right w:w="30" w:type="dxa"/>
-            </w:tcMar>
-          </w:tcPr>
-          <w:p>
-            <w:pPr>
-              <w:jc w:val="center"/>
-            </w:pPr>
-            <w:r>
-              <w:rPr>
-                <w:sz w:val="20"/>
-              </w:rPr>
-              <w:t>12/7/1</w:t>
-            </w:r>
-          </w:p>
-        </w:tc>
-        <w:tc>
-          <w:tcPr>
-            <w:tcW w:w="1503" w:type="dxa"/>
-            <w:shd w:fill="F9F9F9"/>
-            <w:tcMar>
-              <w:top w:w="22" w:type="dxa"/>
-              <w:bottom w:w="22" w:type="dxa"/>
-              <w:left w:w="30" w:type="dxa"/>
-              <w:right w:w="30" w:type="dxa"/>
-            </w:tcMar>
-          </w:tcPr>
-          <w:p>
-            <w:pPr>
-              <w:jc w:val="center"/>
-            </w:pPr>
-            <w:r>
-              <w:rPr>
-                <w:b/>
-                <w:sz w:val="20"/>
-              </w:rPr>
-              <w:t>9.67</w:t>
-            </w:r>
-          </w:p>
-        </w:tc>
-        <w:tc>
-          <w:tcPr>
-            <w:tcW w:w="1503" w:type="dxa"/>
-            <w:shd w:fill="FDEDEC"/>
-            <w:tcMar>
-              <w:top w:w="22" w:type="dxa"/>
-              <w:bottom w:w="22" w:type="dxa"/>
-              <w:left w:w="30" w:type="dxa"/>
-              <w:right w:w="30" w:type="dxa"/>
-            </w:tcMar>
-          </w:tcPr>
-          <w:p>
-            <w:pPr>
-              <w:jc w:val="center"/>
-            </w:pPr>
-            <w:r>
-              <w:rPr>
-                <w:sz w:val="20"/>
-              </w:rPr>
-              <w:t>24</w:t>
-            </w:r>
-          </w:p>
-        </w:tc>
-        <w:tc>
-          <w:tcPr>
-            <w:tcW w:w="1503" w:type="dxa"/>
-            <w:shd w:fill="FDEDEC"/>
-            <w:tcMar>
-              <w:top w:w="22" w:type="dxa"/>
-              <w:bottom w:w="22" w:type="dxa"/>
-              <w:left w:w="30" w:type="dxa"/>
-              <w:right w:w="30" w:type="dxa"/>
-            </w:tcMar>
-          </w:tcPr>
-          <w:p>
-            <w:pPr>
-              <w:jc w:val="center"/>
-            </w:pPr>
-            <w:r>
-              <w:rPr>
-                <w:sz w:val="20"/>
-              </w:rPr>
-              <w:t>227</w:t>
-            </w:r>
-          </w:p>
-        </w:tc>
-        <w:tc>
-          <w:tcPr>
-            <w:tcW w:w="1503" w:type="dxa"/>
-            <w:shd w:fill="FDEDEC"/>
-            <w:tcMar>
-              <w:top w:w="22" w:type="dxa"/>
-              <w:bottom w:w="22" w:type="dxa"/>
-              <w:left w:w="30" w:type="dxa"/>
-              <w:right w:w="30" w:type="dxa"/>
-            </w:tcMar>
-          </w:tcPr>
-          <w:p>
-            <w:r>
-              <w:rPr>
-                <w:sz w:val="20"/>
-              </w:rPr>
-              <w:t>Deri̇n Yilmaz</w:t>
-            </w:r>
-          </w:p>
-        </w:tc>
-        <w:tc>
-          <w:tcPr>
-            <w:tcW w:w="1503" w:type="dxa"/>
-            <w:shd w:fill="FDEDEC"/>
-            <w:tcMar>
-              <w:top w:w="22" w:type="dxa"/>
-              <w:bottom w:w="22" w:type="dxa"/>
-              <w:left w:w="30" w:type="dxa"/>
-              <w:right w:w="30" w:type="dxa"/>
-            </w:tcMar>
-          </w:tcPr>
-          <w:p>
-            <w:pPr>
-              <w:jc w:val="center"/>
-            </w:pPr>
-            <w:r>
-              <w:rPr>
-                <w:sz w:val="20"/>
-              </w:rPr>
-              <w:t>6/10/4</w:t>
-            </w:r>
-          </w:p>
-        </w:tc>
-        <w:tc>
-          <w:tcPr>
-            <w:tcW w:w="1503" w:type="dxa"/>
-            <w:shd w:fill="FDEDEC"/>
-            <w:tcMar>
-              <w:top w:w="22" w:type="dxa"/>
-              <w:bottom w:w="22" w:type="dxa"/>
-              <w:left w:w="30" w:type="dxa"/>
-              <w:right w:w="30" w:type="dxa"/>
-            </w:tcMar>
-          </w:tcPr>
-          <w:p>
-            <w:pPr>
-              <w:jc w:val="center"/>
-            </w:pPr>
-            <w:r>
-              <w:rPr>
-                <w:b/>
-                <w:sz w:val="20"/>
-              </w:rPr>
-              <w:t>2.67</w:t>
-            </w:r>
-          </w:p>
-        </w:tc>
-      </w:tr>
-      <w:tr>
-        <w:tc>
-          <w:tcPr>
-            <w:tcW w:w="1503" w:type="dxa"/>
-            <w:shd w:fill="FFFFFF"/>
-            <w:tcMar>
-              <w:top w:w="22" w:type="dxa"/>
-              <w:bottom w:w="22" w:type="dxa"/>
-              <w:left w:w="30" w:type="dxa"/>
-              <w:right w:w="30" w:type="dxa"/>
-            </w:tcMar>
-          </w:tcPr>
-          <w:p>
-            <w:pPr>
-              <w:jc w:val="center"/>
-            </w:pPr>
-            <w:r>
-              <w:rPr>
-                <w:sz w:val="20"/>
-              </w:rPr>
-              <w:t>11</w:t>
-            </w:r>
-          </w:p>
-        </w:tc>
-        <w:tc>
-          <w:tcPr>
-            <w:tcW w:w="1503" w:type="dxa"/>
-            <w:shd w:fill="FFFFFF"/>
-            <w:tcMar>
-              <w:top w:w="22" w:type="dxa"/>
-              <w:bottom w:w="22" w:type="dxa"/>
-              <w:left w:w="30" w:type="dxa"/>
-              <w:right w:w="30" w:type="dxa"/>
-            </w:tcMar>
-          </w:tcPr>
-          <w:p>
-            <w:pPr>
-              <w:jc w:val="center"/>
-            </w:pPr>
-            <w:r>
-              <w:rPr>
-                <w:sz w:val="20"/>
-              </w:rPr>
-              <w:t>323</w:t>
-            </w:r>
-          </w:p>
-        </w:tc>
-        <w:tc>
-          <w:tcPr>
-            <w:tcW w:w="1503" w:type="dxa"/>
-            <w:shd w:fill="FFFFFF"/>
-            <w:tcMar>
-              <w:top w:w="22" w:type="dxa"/>
-              <w:bottom w:w="22" w:type="dxa"/>
-              <w:left w:w="30" w:type="dxa"/>
-              <w:right w:w="30" w:type="dxa"/>
-            </w:tcMar>
-          </w:tcPr>
-          <w:p>
-            <w:r>
-              <w:rPr>
-                <w:sz w:val="20"/>
-              </w:rPr>
-              <w:t>Zahi̇de Gölükcü</w:t>
-            </w:r>
-          </w:p>
-        </w:tc>
-        <w:tc>
-          <w:tcPr>
-            <w:tcW w:w="1503" w:type="dxa"/>
-            <w:shd w:fill="FFFFFF"/>
-            <w:tcMar>
-              <w:top w:w="22" w:type="dxa"/>
-              <w:bottom w:w="22" w:type="dxa"/>
-              <w:left w:w="30" w:type="dxa"/>
-              <w:right w:w="30" w:type="dxa"/>
-            </w:tcMar>
-          </w:tcPr>
-          <w:p>
-            <w:pPr>
-              <w:jc w:val="center"/>
-            </w:pPr>
-            <w:r>
-              <w:rPr>
-                <w:sz w:val="20"/>
-              </w:rPr>
-              <w:t>11/5/4</w:t>
-            </w:r>
-          </w:p>
-        </w:tc>
-        <w:tc>
-          <w:tcPr>
-            <w:tcW w:w="1503" w:type="dxa"/>
-            <w:shd w:fill="FFFFFF"/>
-            <w:tcMar>
-              <w:top w:w="22" w:type="dxa"/>
-              <w:bottom w:w="22" w:type="dxa"/>
-              <w:left w:w="30" w:type="dxa"/>
-              <w:right w:w="30" w:type="dxa"/>
-            </w:tcMar>
-          </w:tcPr>
-          <w:p>
-            <w:pPr>
-              <w:jc w:val="center"/>
-            </w:pPr>
-            <w:r>
-              <w:rPr>
-                <w:b/>
-                <w:sz w:val="20"/>
-              </w:rPr>
-              <w:t>9.33</w:t>
-            </w:r>
-          </w:p>
-        </w:tc>
-        <w:tc>
-          <w:tcPr>
-            <w:tcW w:w="1503" w:type="dxa"/>
-            <w:shd w:fill="FDEDEC"/>
-            <w:tcMar>
-              <w:top w:w="22" w:type="dxa"/>
-              <w:bottom w:w="22" w:type="dxa"/>
-              <w:left w:w="30" w:type="dxa"/>
-              <w:right w:w="30" w:type="dxa"/>
-            </w:tcMar>
-          </w:tcPr>
-          <w:p>
-            <w:pPr>
-              <w:jc w:val="center"/>
-            </w:pPr>
-            <w:r>
-              <w:rPr>
-                <w:sz w:val="20"/>
-              </w:rPr>
-              <w:t>25</w:t>
-            </w:r>
-          </w:p>
-        </w:tc>
-        <w:tc>
-          <w:tcPr>
-            <w:tcW w:w="1503" w:type="dxa"/>
-            <w:shd w:fill="FDEDEC"/>
-            <w:tcMar>
-              <w:top w:w="22" w:type="dxa"/>
-              <w:bottom w:w="22" w:type="dxa"/>
-              <w:left w:w="30" w:type="dxa"/>
-              <w:right w:w="30" w:type="dxa"/>
-            </w:tcMar>
-          </w:tcPr>
-          <w:p>
-            <w:pPr>
-              <w:jc w:val="center"/>
-            </w:pPr>
-            <w:r>
-              <w:rPr>
-                <w:sz w:val="20"/>
-              </w:rPr>
-              <w:t>303</w:t>
-            </w:r>
-          </w:p>
-        </w:tc>
-        <w:tc>
-          <w:tcPr>
-            <w:tcW w:w="1503" w:type="dxa"/>
-            <w:shd w:fill="FDEDEC"/>
-            <w:tcMar>
-              <w:top w:w="22" w:type="dxa"/>
-              <w:bottom w:w="22" w:type="dxa"/>
-              <w:left w:w="30" w:type="dxa"/>
-              <w:right w:w="30" w:type="dxa"/>
-            </w:tcMar>
-          </w:tcPr>
-          <w:p>
-            <w:r>
-              <w:rPr>
-                <w:sz w:val="20"/>
-              </w:rPr>
-              <w:t>Mustafa Gülseven</w:t>
-            </w:r>
-          </w:p>
-        </w:tc>
-        <w:tc>
-          <w:tcPr>
-            <w:tcW w:w="1503" w:type="dxa"/>
-            <w:shd w:fill="FDEDEC"/>
-            <w:tcMar>
-              <w:top w:w="22" w:type="dxa"/>
-              <w:bottom w:w="22" w:type="dxa"/>
-              <w:left w:w="30" w:type="dxa"/>
-              <w:right w:w="30" w:type="dxa"/>
-            </w:tcMar>
-          </w:tcPr>
-          <w:p>
-            <w:pPr>
-              <w:jc w:val="center"/>
-            </w:pPr>
-            <w:r>
-              <w:rPr>
-                <w:sz w:val="20"/>
-              </w:rPr>
-              <w:t>6/13/1</w:t>
-            </w:r>
-          </w:p>
-        </w:tc>
-        <w:tc>
-          <w:tcPr>
-            <w:tcW w:w="1503" w:type="dxa"/>
-            <w:shd w:fill="FDEDEC"/>
-            <w:tcMar>
-              <w:top w:w="22" w:type="dxa"/>
-              <w:bottom w:w="22" w:type="dxa"/>
-              <w:left w:w="30" w:type="dxa"/>
-              <w:right w:w="30" w:type="dxa"/>
-            </w:tcMar>
-          </w:tcPr>
-          <w:p>
-            <w:pPr>
-              <w:jc w:val="center"/>
-            </w:pPr>
-            <w:r>
-              <w:rPr>
-                <w:b/>
-                <w:sz w:val="20"/>
-              </w:rPr>
-              <w:t>1.67</w:t>
-            </w:r>
-          </w:p>
-        </w:tc>
-      </w:tr>
-      <w:tr>
-        <w:tc>
-          <w:tcPr>
-            <w:tcW w:w="1503" w:type="dxa"/>
-            <w:shd w:fill="F9F9F9"/>
-            <w:tcMar>
-              <w:top w:w="22" w:type="dxa"/>
-              <w:bottom w:w="22" w:type="dxa"/>
-              <w:left w:w="30" w:type="dxa"/>
-              <w:right w:w="30" w:type="dxa"/>
-            </w:tcMar>
-          </w:tcPr>
-          <w:p>
-            <w:pPr>
-              <w:jc w:val="center"/>
-            </w:pPr>
-            <w:r>
-              <w:rPr>
-                <w:sz w:val="20"/>
+                <w:sz w:val="18"/>
               </w:rPr>
               <w:t>12</w:t>
             </w:r>
@@ -4144,10 +3512,10 @@
             <w:tcW w:w="1503" w:type="dxa"/>
             <w:shd w:fill="F9F9F9"/>
             <w:tcMar>
-              <w:top w:w="22" w:type="dxa"/>
-              <w:bottom w:w="22" w:type="dxa"/>
-              <w:left w:w="30" w:type="dxa"/>
-              <w:right w:w="30" w:type="dxa"/>
+              <w:top w:w="4" w:type="dxa"/>
+              <w:bottom w:w="4" w:type="dxa"/>
+              <w:left w:w="20" w:type="dxa"/>
+              <w:right w:w="20" w:type="dxa"/>
             </w:tcMar>
           </w:tcPr>
           <w:p>
@@ -4156,9 +3524,9 @@
             </w:pPr>
             <w:r>
               <w:rPr>
-                <w:sz w:val="20"/>
+                <w:sz w:val="18"/>
               </w:rPr>
-              <w:t>352</w:t>
+              <w:t>117</w:t>
             </w:r>
           </w:p>
         </w:tc>
@@ -4167,18 +3535,18 @@
             <w:tcW w:w="1503" w:type="dxa"/>
             <w:shd w:fill="F9F9F9"/>
             <w:tcMar>
-              <w:top w:w="22" w:type="dxa"/>
-              <w:bottom w:w="22" w:type="dxa"/>
-              <w:left w:w="30" w:type="dxa"/>
-              <w:right w:w="30" w:type="dxa"/>
+              <w:top w:w="4" w:type="dxa"/>
+              <w:bottom w:w="4" w:type="dxa"/>
+              <w:left w:w="20" w:type="dxa"/>
+              <w:right w:w="20" w:type="dxa"/>
             </w:tcMar>
           </w:tcPr>
           <w:p>
             <w:r>
               <w:rPr>
-                <w:sz w:val="20"/>
+                <w:sz w:val="18"/>
               </w:rPr>
-              <w:t>Uğur Kaan Yildiz</w:t>
+              <w:t>Çağrihan Bengül</w:t>
             </w:r>
           </w:p>
         </w:tc>
@@ -4187,10 +3555,10 @@
             <w:tcW w:w="1503" w:type="dxa"/>
             <w:shd w:fill="F9F9F9"/>
             <w:tcMar>
-              <w:top w:w="22" w:type="dxa"/>
-              <w:bottom w:w="22" w:type="dxa"/>
-              <w:left w:w="30" w:type="dxa"/>
-              <w:right w:w="30" w:type="dxa"/>
+              <w:top w:w="4" w:type="dxa"/>
+              <w:bottom w:w="4" w:type="dxa"/>
+              <w:left w:w="20" w:type="dxa"/>
+              <w:right w:w="20" w:type="dxa"/>
             </w:tcMar>
           </w:tcPr>
           <w:p>
@@ -4199,9 +3567,9 @@
             </w:pPr>
             <w:r>
               <w:rPr>
-                <w:sz w:val="20"/>
+                <w:sz w:val="18"/>
               </w:rPr>
-              <w:t>11/6/3</w:t>
+              <w:t>16/3/1</w:t>
             </w:r>
           </w:p>
         </w:tc>
@@ -4210,10 +3578,10 @@
             <w:tcW w:w="1503" w:type="dxa"/>
             <w:shd w:fill="F9F9F9"/>
             <w:tcMar>
-              <w:top w:w="22" w:type="dxa"/>
-              <w:bottom w:w="22" w:type="dxa"/>
-              <w:left w:w="30" w:type="dxa"/>
-              <w:right w:w="30" w:type="dxa"/>
+              <w:top w:w="4" w:type="dxa"/>
+              <w:bottom w:w="4" w:type="dxa"/>
+              <w:left w:w="20" w:type="dxa"/>
+              <w:right w:w="20" w:type="dxa"/>
             </w:tcMar>
           </w:tcPr>
           <w:p>
@@ -4223,9 +3591,9 @@
             <w:r>
               <w:rPr>
                 <w:b/>
-                <w:sz w:val="20"/>
+                <w:sz w:val="18"/>
               </w:rPr>
-              <w:t>9.00</w:t>
+              <w:t>15.00</w:t>
             </w:r>
           </w:p>
         </w:tc>
@@ -4234,10 +3602,10 @@
             <w:tcW w:w="1503" w:type="dxa"/>
             <w:shd w:fill="FDEDEC"/>
             <w:tcMar>
-              <w:top w:w="22" w:type="dxa"/>
-              <w:bottom w:w="22" w:type="dxa"/>
-              <w:left w:w="30" w:type="dxa"/>
-              <w:right w:w="30" w:type="dxa"/>
+              <w:top w:w="4" w:type="dxa"/>
+              <w:bottom w:w="4" w:type="dxa"/>
+              <w:left w:w="20" w:type="dxa"/>
+              <w:right w:w="20" w:type="dxa"/>
             </w:tcMar>
           </w:tcPr>
           <w:p>
@@ -4246,7 +3614,7 @@
             </w:pPr>
             <w:r>
               <w:rPr>
-                <w:sz w:val="20"/>
+                <w:sz w:val="18"/>
               </w:rPr>
               <w:t>26</w:t>
             </w:r>
@@ -4257,10 +3625,10 @@
             <w:tcW w:w="1503" w:type="dxa"/>
             <w:shd w:fill="FDEDEC"/>
             <w:tcMar>
-              <w:top w:w="22" w:type="dxa"/>
-              <w:bottom w:w="22" w:type="dxa"/>
-              <w:left w:w="30" w:type="dxa"/>
-              <w:right w:w="30" w:type="dxa"/>
+              <w:top w:w="4" w:type="dxa"/>
+              <w:bottom w:w="4" w:type="dxa"/>
+              <w:left w:w="20" w:type="dxa"/>
+              <w:right w:w="20" w:type="dxa"/>
             </w:tcMar>
           </w:tcPr>
           <w:p>
@@ -4269,7 +3637,7 @@
             </w:pPr>
             <w:r>
               <w:rPr>
-                <w:sz w:val="20"/>
+                <w:sz w:val="18"/>
               </w:rPr>
               <w:t>379</w:t>
             </w:r>
@@ -4280,16 +3648,16 @@
             <w:tcW w:w="1503" w:type="dxa"/>
             <w:shd w:fill="FDEDEC"/>
             <w:tcMar>
-              <w:top w:w="22" w:type="dxa"/>
-              <w:bottom w:w="22" w:type="dxa"/>
-              <w:left w:w="30" w:type="dxa"/>
-              <w:right w:w="30" w:type="dxa"/>
+              <w:top w:w="4" w:type="dxa"/>
+              <w:bottom w:w="4" w:type="dxa"/>
+              <w:left w:w="20" w:type="dxa"/>
+              <w:right w:w="20" w:type="dxa"/>
             </w:tcMar>
           </w:tcPr>
           <w:p>
             <w:r>
               <w:rPr>
-                <w:sz w:val="20"/>
+                <w:sz w:val="18"/>
               </w:rPr>
               <w:t>Çinar Efe Gi̇rgi</w:t>
             </w:r>
@@ -4300,10 +3668,10 @@
             <w:tcW w:w="1503" w:type="dxa"/>
             <w:shd w:fill="FDEDEC"/>
             <w:tcMar>
-              <w:top w:w="22" w:type="dxa"/>
-              <w:bottom w:w="22" w:type="dxa"/>
-              <w:left w:w="30" w:type="dxa"/>
-              <w:right w:w="30" w:type="dxa"/>
+              <w:top w:w="4" w:type="dxa"/>
+              <w:bottom w:w="4" w:type="dxa"/>
+              <w:left w:w="20" w:type="dxa"/>
+              <w:right w:w="20" w:type="dxa"/>
             </w:tcMar>
           </w:tcPr>
           <w:p>
@@ -4312,7 +3680,7 @@
             </w:pPr>
             <w:r>
               <w:rPr>
-                <w:sz w:val="20"/>
+                <w:sz w:val="18"/>
               </w:rPr>
               <w:t>6/14/0</w:t>
             </w:r>
@@ -4323,10 +3691,10 @@
             <w:tcW w:w="1503" w:type="dxa"/>
             <w:shd w:fill="FDEDEC"/>
             <w:tcMar>
-              <w:top w:w="22" w:type="dxa"/>
-              <w:bottom w:w="22" w:type="dxa"/>
-              <w:left w:w="30" w:type="dxa"/>
-              <w:right w:w="30" w:type="dxa"/>
+              <w:top w:w="4" w:type="dxa"/>
+              <w:bottom w:w="4" w:type="dxa"/>
+              <w:left w:w="20" w:type="dxa"/>
+              <w:right w:w="20" w:type="dxa"/>
             </w:tcMar>
           </w:tcPr>
           <w:p>
@@ -4336,7 +3704,7 @@
             <w:r>
               <w:rPr>
                 <w:b/>
-                <w:sz w:val="20"/>
+                <w:sz w:val="18"/>
               </w:rPr>
               <w:t>1.33</w:t>
             </w:r>
@@ -4349,10 +3717,10 @@
             <w:tcW w:w="1503" w:type="dxa"/>
             <w:shd w:fill="FFFFFF"/>
             <w:tcMar>
-              <w:top w:w="22" w:type="dxa"/>
-              <w:bottom w:w="22" w:type="dxa"/>
-              <w:left w:w="30" w:type="dxa"/>
-              <w:right w:w="30" w:type="dxa"/>
+              <w:top w:w="4" w:type="dxa"/>
+              <w:bottom w:w="4" w:type="dxa"/>
+              <w:left w:w="20" w:type="dxa"/>
+              <w:right w:w="20" w:type="dxa"/>
             </w:tcMar>
           </w:tcPr>
           <w:p>
@@ -4361,7 +3729,7 @@
             </w:pPr>
             <w:r>
               <w:rPr>
-                <w:sz w:val="20"/>
+                <w:sz w:val="18"/>
               </w:rPr>
               <w:t>13</w:t>
             </w:r>
@@ -4372,10 +3740,10 @@
             <w:tcW w:w="1503" w:type="dxa"/>
             <w:shd w:fill="FFFFFF"/>
             <w:tcMar>
-              <w:top w:w="22" w:type="dxa"/>
-              <w:bottom w:w="22" w:type="dxa"/>
-              <w:left w:w="30" w:type="dxa"/>
-              <w:right w:w="30" w:type="dxa"/>
+              <w:top w:w="4" w:type="dxa"/>
+              <w:bottom w:w="4" w:type="dxa"/>
+              <w:left w:w="20" w:type="dxa"/>
+              <w:right w:w="20" w:type="dxa"/>
             </w:tcMar>
           </w:tcPr>
           <w:p>
@@ -4384,9 +3752,9 @@
             </w:pPr>
             <w:r>
               <w:rPr>
-                <w:sz w:val="20"/>
+                <w:sz w:val="18"/>
               </w:rPr>
-              <w:t>203</w:t>
+              <w:t>230</w:t>
             </w:r>
           </w:p>
         </w:tc>
@@ -4395,18 +3763,18 @@
             <w:tcW w:w="1503" w:type="dxa"/>
             <w:shd w:fill="FFFFFF"/>
             <w:tcMar>
-              <w:top w:w="22" w:type="dxa"/>
-              <w:bottom w:w="22" w:type="dxa"/>
-              <w:left w:w="30" w:type="dxa"/>
-              <w:right w:w="30" w:type="dxa"/>
+              <w:top w:w="4" w:type="dxa"/>
+              <w:bottom w:w="4" w:type="dxa"/>
+              <w:left w:w="20" w:type="dxa"/>
+              <w:right w:w="20" w:type="dxa"/>
             </w:tcMar>
           </w:tcPr>
           <w:p>
             <w:r>
               <w:rPr>
-                <w:sz w:val="20"/>
+                <w:sz w:val="18"/>
               </w:rPr>
-              <w:t>Kerem Araci</w:t>
+              <w:t>Kenan Emi̇r Yama</w:t>
             </w:r>
           </w:p>
         </w:tc>
@@ -4415,10 +3783,10 @@
             <w:tcW w:w="1503" w:type="dxa"/>
             <w:shd w:fill="FFFFFF"/>
             <w:tcMar>
-              <w:top w:w="22" w:type="dxa"/>
-              <w:bottom w:w="22" w:type="dxa"/>
-              <w:left w:w="30" w:type="dxa"/>
-              <w:right w:w="30" w:type="dxa"/>
+              <w:top w:w="4" w:type="dxa"/>
+              <w:bottom w:w="4" w:type="dxa"/>
+              <w:left w:w="20" w:type="dxa"/>
+              <w:right w:w="20" w:type="dxa"/>
             </w:tcMar>
           </w:tcPr>
           <w:p>
@@ -4427,9 +3795,9 @@
             </w:pPr>
             <w:r>
               <w:rPr>
-                <w:sz w:val="20"/>
+                <w:sz w:val="18"/>
               </w:rPr>
-              <w:t>11/7/2</w:t>
+              <w:t>16/4/0</w:t>
             </w:r>
           </w:p>
         </w:tc>
@@ -4438,10 +3806,10 @@
             <w:tcW w:w="1503" w:type="dxa"/>
             <w:shd w:fill="FFFFFF"/>
             <w:tcMar>
-              <w:top w:w="22" w:type="dxa"/>
-              <w:bottom w:w="22" w:type="dxa"/>
-              <w:left w:w="30" w:type="dxa"/>
-              <w:right w:w="30" w:type="dxa"/>
+              <w:top w:w="4" w:type="dxa"/>
+              <w:bottom w:w="4" w:type="dxa"/>
+              <w:left w:w="20" w:type="dxa"/>
+              <w:right w:w="20" w:type="dxa"/>
             </w:tcMar>
           </w:tcPr>
           <w:p>
@@ -4451,9 +3819,9 @@
             <w:r>
               <w:rPr>
                 <w:b/>
-                <w:sz w:val="20"/>
+                <w:sz w:val="18"/>
               </w:rPr>
-              <w:t>8.67</w:t>
+              <w:t>14.67</w:t>
             </w:r>
           </w:p>
         </w:tc>
@@ -4462,10 +3830,10 @@
             <w:tcW w:w="1503" w:type="dxa"/>
             <w:shd w:fill="FDEDEC"/>
             <w:tcMar>
-              <w:top w:w="22" w:type="dxa"/>
-              <w:bottom w:w="22" w:type="dxa"/>
-              <w:left w:w="30" w:type="dxa"/>
-              <w:right w:w="30" w:type="dxa"/>
+              <w:top w:w="4" w:type="dxa"/>
+              <w:bottom w:w="4" w:type="dxa"/>
+              <w:left w:w="20" w:type="dxa"/>
+              <w:right w:w="20" w:type="dxa"/>
             </w:tcMar>
           </w:tcPr>
           <w:p>
@@ -4474,7 +3842,7 @@
             </w:pPr>
             <w:r>
               <w:rPr>
-                <w:sz w:val="20"/>
+                <w:sz w:val="18"/>
               </w:rPr>
               <w:t>27</w:t>
             </w:r>
@@ -4485,10 +3853,10 @@
             <w:tcW w:w="1503" w:type="dxa"/>
             <w:shd w:fill="FDEDEC"/>
             <w:tcMar>
-              <w:top w:w="22" w:type="dxa"/>
-              <w:bottom w:w="22" w:type="dxa"/>
-              <w:left w:w="30" w:type="dxa"/>
-              <w:right w:w="30" w:type="dxa"/>
+              <w:top w:w="4" w:type="dxa"/>
+              <w:bottom w:w="4" w:type="dxa"/>
+              <w:left w:w="20" w:type="dxa"/>
+              <w:right w:w="20" w:type="dxa"/>
             </w:tcMar>
           </w:tcPr>
           <w:p>
@@ -4497,9 +3865,9 @@
             </w:pPr>
             <w:r>
               <w:rPr>
-                <w:sz w:val="20"/>
+                <w:sz w:val="18"/>
               </w:rPr>
-              <w:t>254</w:t>
+              <w:t>303</w:t>
             </w:r>
           </w:p>
         </w:tc>
@@ -4508,18 +3876,18 @@
             <w:tcW w:w="1503" w:type="dxa"/>
             <w:shd w:fill="FDEDEC"/>
             <w:tcMar>
-              <w:top w:w="22" w:type="dxa"/>
-              <w:bottom w:w="22" w:type="dxa"/>
-              <w:left w:w="30" w:type="dxa"/>
-              <w:right w:w="30" w:type="dxa"/>
+              <w:top w:w="4" w:type="dxa"/>
+              <w:bottom w:w="4" w:type="dxa"/>
+              <w:left w:w="20" w:type="dxa"/>
+              <w:right w:w="20" w:type="dxa"/>
             </w:tcMar>
           </w:tcPr>
           <w:p>
             <w:r>
               <w:rPr>
-                <w:sz w:val="20"/>
+                <w:sz w:val="18"/>
               </w:rPr>
-              <w:t>Yusuf Eymen Yilm</w:t>
+              <w:t>Mustafa Gülseven</w:t>
             </w:r>
           </w:p>
         </w:tc>
@@ -4528,10 +3896,10 @@
             <w:tcW w:w="1503" w:type="dxa"/>
             <w:shd w:fill="FDEDEC"/>
             <w:tcMar>
-              <w:top w:w="22" w:type="dxa"/>
-              <w:bottom w:w="22" w:type="dxa"/>
-              <w:left w:w="30" w:type="dxa"/>
-              <w:right w:w="30" w:type="dxa"/>
+              <w:top w:w="4" w:type="dxa"/>
+              <w:bottom w:w="4" w:type="dxa"/>
+              <w:left w:w="20" w:type="dxa"/>
+              <w:right w:w="20" w:type="dxa"/>
             </w:tcMar>
           </w:tcPr>
           <w:p>
@@ -4540,9 +3908,9 @@
             </w:pPr>
             <w:r>
               <w:rPr>
-                <w:sz w:val="20"/>
+                <w:sz w:val="18"/>
               </w:rPr>
-              <w:t>3/16/1</w:t>
+              <w:t>5/15/0</w:t>
             </w:r>
           </w:p>
         </w:tc>
@@ -4551,10 +3919,10 @@
             <w:tcW w:w="1503" w:type="dxa"/>
             <w:shd w:fill="FDEDEC"/>
             <w:tcMar>
-              <w:top w:w="22" w:type="dxa"/>
-              <w:bottom w:w="22" w:type="dxa"/>
-              <w:left w:w="30" w:type="dxa"/>
-              <w:right w:w="30" w:type="dxa"/>
+              <w:top w:w="4" w:type="dxa"/>
+              <w:bottom w:w="4" w:type="dxa"/>
+              <w:left w:w="20" w:type="dxa"/>
+              <w:right w:w="20" w:type="dxa"/>
             </w:tcMar>
           </w:tcPr>
           <w:p>
@@ -4564,9 +3932,9 @@
             <w:r>
               <w:rPr>
                 <w:b/>
-                <w:sz w:val="20"/>
+                <w:sz w:val="18"/>
               </w:rPr>
-              <w:t>-2.33</w:t>
+              <w:t>0.00</w:t>
             </w:r>
           </w:p>
         </w:tc>
@@ -4577,10 +3945,10 @@
             <w:tcW w:w="1503" w:type="dxa"/>
             <w:shd w:fill="F9F9F9"/>
             <w:tcMar>
-              <w:top w:w="22" w:type="dxa"/>
-              <w:bottom w:w="22" w:type="dxa"/>
-              <w:left w:w="30" w:type="dxa"/>
-              <w:right w:w="30" w:type="dxa"/>
+              <w:top w:w="4" w:type="dxa"/>
+              <w:bottom w:w="4" w:type="dxa"/>
+              <w:left w:w="20" w:type="dxa"/>
+              <w:right w:w="20" w:type="dxa"/>
             </w:tcMar>
           </w:tcPr>
           <w:p>
@@ -4589,7 +3957,7 @@
             </w:pPr>
             <w:r>
               <w:rPr>
-                <w:sz w:val="20"/>
+                <w:sz w:val="18"/>
               </w:rPr>
               <w:t>14</w:t>
             </w:r>
@@ -4600,10 +3968,10 @@
             <w:tcW w:w="1503" w:type="dxa"/>
             <w:shd w:fill="F9F9F9"/>
             <w:tcMar>
-              <w:top w:w="22" w:type="dxa"/>
-              <w:bottom w:w="22" w:type="dxa"/>
-              <w:left w:w="30" w:type="dxa"/>
-              <w:right w:w="30" w:type="dxa"/>
+              <w:top w:w="4" w:type="dxa"/>
+              <w:bottom w:w="4" w:type="dxa"/>
+              <w:left w:w="20" w:type="dxa"/>
+              <w:right w:w="20" w:type="dxa"/>
             </w:tcMar>
           </w:tcPr>
           <w:p>
@@ -4612,9 +3980,9 @@
             </w:pPr>
             <w:r>
               <w:rPr>
-                <w:sz w:val="20"/>
+                <w:sz w:val="18"/>
               </w:rPr>
-              <w:t>386</w:t>
+              <w:t>203</w:t>
             </w:r>
           </w:p>
         </w:tc>
@@ -4623,18 +3991,18 @@
             <w:tcW w:w="1503" w:type="dxa"/>
             <w:shd w:fill="F9F9F9"/>
             <w:tcMar>
-              <w:top w:w="22" w:type="dxa"/>
-              <w:bottom w:w="22" w:type="dxa"/>
-              <w:left w:w="30" w:type="dxa"/>
-              <w:right w:w="30" w:type="dxa"/>
+              <w:top w:w="4" w:type="dxa"/>
+              <w:bottom w:w="4" w:type="dxa"/>
+              <w:left w:w="20" w:type="dxa"/>
+              <w:right w:w="20" w:type="dxa"/>
             </w:tcMar>
           </w:tcPr>
           <w:p>
             <w:r>
               <w:rPr>
-                <w:sz w:val="20"/>
+                <w:sz w:val="18"/>
               </w:rPr>
-              <w:t>Kuzey Can</w:t>
+              <w:t>Kerem Araci</w:t>
             </w:r>
           </w:p>
         </w:tc>
@@ -4643,10 +4011,10 @@
             <w:tcW w:w="1503" w:type="dxa"/>
             <w:shd w:fill="F9F9F9"/>
             <w:tcMar>
-              <w:top w:w="22" w:type="dxa"/>
-              <w:bottom w:w="22" w:type="dxa"/>
-              <w:left w:w="30" w:type="dxa"/>
-              <w:right w:w="30" w:type="dxa"/>
+              <w:top w:w="4" w:type="dxa"/>
+              <w:bottom w:w="4" w:type="dxa"/>
+              <w:left w:w="20" w:type="dxa"/>
+              <w:right w:w="20" w:type="dxa"/>
             </w:tcMar>
           </w:tcPr>
           <w:p>
@@ -4655,9 +4023,9 @@
             </w:pPr>
             <w:r>
               <w:rPr>
-                <w:sz w:val="20"/>
+                <w:sz w:val="18"/>
               </w:rPr>
-              <w:t>11/8/1</w:t>
+              <w:t>15/3/2</w:t>
             </w:r>
           </w:p>
         </w:tc>
@@ -4666,10 +4034,10 @@
             <w:tcW w:w="1503" w:type="dxa"/>
             <w:shd w:fill="F9F9F9"/>
             <w:tcMar>
-              <w:top w:w="22" w:type="dxa"/>
-              <w:bottom w:w="22" w:type="dxa"/>
-              <w:left w:w="30" w:type="dxa"/>
-              <w:right w:w="30" w:type="dxa"/>
+              <w:top w:w="4" w:type="dxa"/>
+              <w:bottom w:w="4" w:type="dxa"/>
+              <w:left w:w="20" w:type="dxa"/>
+              <w:right w:w="20" w:type="dxa"/>
             </w:tcMar>
           </w:tcPr>
           <w:p>
@@ -4679,55 +4047,123 @@
             <w:r>
               <w:rPr>
                 <w:b/>
-                <w:sz w:val="20"/>
+                <w:sz w:val="18"/>
               </w:rPr>
-              <w:t>8.33</w:t>
+              <w:t>14.00</w:t>
             </w:r>
           </w:p>
         </w:tc>
         <w:tc>
           <w:tcPr>
             <w:tcW w:w="1503" w:type="dxa"/>
-            <w:shd w:fill="FFFFFF"/>
+            <w:shd w:fill="FDEDEC"/>
+            <w:tcMar>
+              <w:top w:w="4" w:type="dxa"/>
+              <w:bottom w:w="4" w:type="dxa"/>
+              <w:left w:w="20" w:type="dxa"/>
+              <w:right w:w="20" w:type="dxa"/>
+            </w:tcMar>
           </w:tcPr>
           <w:p>
-            <w:r/>
+            <w:pPr>
+              <w:jc w:val="center"/>
+            </w:pPr>
+            <w:r>
+              <w:rPr>
+                <w:sz w:val="18"/>
+              </w:rPr>
+              <w:t>28</w:t>
+            </w:r>
           </w:p>
         </w:tc>
         <w:tc>
           <w:tcPr>
             <w:tcW w:w="1503" w:type="dxa"/>
-            <w:shd w:fill="FFFFFF"/>
+            <w:shd w:fill="FDEDEC"/>
+            <w:tcMar>
+              <w:top w:w="4" w:type="dxa"/>
+              <w:bottom w:w="4" w:type="dxa"/>
+              <w:left w:w="20" w:type="dxa"/>
+              <w:right w:w="20" w:type="dxa"/>
+            </w:tcMar>
           </w:tcPr>
           <w:p>
-            <w:r/>
+            <w:pPr>
+              <w:jc w:val="center"/>
+            </w:pPr>
+            <w:r>
+              <w:rPr>
+                <w:sz w:val="18"/>
+              </w:rPr>
+              <w:t>272</w:t>
+            </w:r>
           </w:p>
         </w:tc>
         <w:tc>
           <w:tcPr>
             <w:tcW w:w="1503" w:type="dxa"/>
-            <w:shd w:fill="FFFFFF"/>
+            <w:shd w:fill="FDEDEC"/>
+            <w:tcMar>
+              <w:top w:w="4" w:type="dxa"/>
+              <w:bottom w:w="4" w:type="dxa"/>
+              <w:left w:w="20" w:type="dxa"/>
+              <w:right w:w="20" w:type="dxa"/>
+            </w:tcMar>
           </w:tcPr>
           <w:p>
-            <w:r/>
+            <w:r>
+              <w:rPr>
+                <w:sz w:val="18"/>
+              </w:rPr>
+              <w:t>Egehan Hardal</w:t>
+            </w:r>
           </w:p>
         </w:tc>
         <w:tc>
           <w:tcPr>
             <w:tcW w:w="1503" w:type="dxa"/>
-            <w:shd w:fill="FFFFFF"/>
+            <w:shd w:fill="FDEDEC"/>
+            <w:tcMar>
+              <w:top w:w="4" w:type="dxa"/>
+              <w:bottom w:w="4" w:type="dxa"/>
+              <w:left w:w="20" w:type="dxa"/>
+              <w:right w:w="20" w:type="dxa"/>
+            </w:tcMar>
           </w:tcPr>
           <w:p>
-            <w:r/>
+            <w:pPr>
+              <w:jc w:val="center"/>
+            </w:pPr>
+            <w:r>
+              <w:rPr>
+                <w:sz w:val="18"/>
+              </w:rPr>
+              <w:t>5/15/0</w:t>
+            </w:r>
           </w:p>
         </w:tc>
         <w:tc>
           <w:tcPr>
             <w:tcW w:w="1503" w:type="dxa"/>
-            <w:shd w:fill="FFFFFF"/>
+            <w:shd w:fill="FDEDEC"/>
+            <w:tcMar>
+              <w:top w:w="4" w:type="dxa"/>
+              <w:bottom w:w="4" w:type="dxa"/>
+              <w:left w:w="20" w:type="dxa"/>
+              <w:right w:w="20" w:type="dxa"/>
+            </w:tcMar>
           </w:tcPr>
           <w:p>
-            <w:r/>
+            <w:pPr>
+              <w:jc w:val="center"/>
+            </w:pPr>
+            <w:r>
+              <w:rPr>
+                <w:b/>
+                <w:sz w:val="18"/>
+              </w:rPr>
+              <w:t>0.00</w:t>
+            </w:r>
           </w:p>
         </w:tc>
       </w:tr>
